--- a/assets/template/doc/sspd.docx
+++ b/assets/template/doc/sspd.docx
@@ -12,18 +12,26 @@
           <w:szCs w:val="24"/>
         </w:rPr>
       </w:pPr>
-      <w:proofErr w:type="spellStart"/>
-      <w:r>
-        <w:rPr>
-          <w:b/>
-          <w:bCs/>
-          <w:color w:val="000000" w:themeColor="text1"/>
-          <w:sz w:val="24"/>
-          <w:szCs w:val="24"/>
-        </w:rPr>
-        <w:t>Nomor</w:t>
-      </w:r>
-      <w:proofErr w:type="spellEnd"/>
+      <w:r>
+        <w:rPr>
+          <w:b/>
+          <w:bCs/>
+          <w:color w:val="000000" w:themeColor="text1"/>
+          <w:sz w:val="24"/>
+          <w:szCs w:val="24"/>
+        </w:rPr>
+        <w:t xml:space="preserve">Nomor </w:t>
+      </w:r>
+      <w:r>
+        <w:rPr>
+          <w:b/>
+          <w:bCs/>
+          <w:color w:val="000000" w:themeColor="text1"/>
+          <w:sz w:val="24"/>
+          <w:szCs w:val="24"/>
+        </w:rPr>
+        <w:t xml:space="preserve">      </w:t>
+      </w:r>
       <w:r>
         <w:rPr>
           <w:b/>
@@ -42,9 +50,29 @@
           <w:sz w:val="24"/>
           <w:szCs w:val="24"/>
         </w:rPr>
-        <w:t xml:space="preserve">     </w:t>
-      </w:r>
-      <w:proofErr w:type="gramStart"/>
+        <w:t>: ${nomor_surat}</w:t>
+      </w:r>
+    </w:p>
+    <w:p>
+      <w:pPr>
+        <w:rPr>
+          <w:b/>
+          <w:bCs/>
+          <w:color w:val="000000" w:themeColor="text1"/>
+          <w:sz w:val="24"/>
+          <w:szCs w:val="24"/>
+        </w:rPr>
+      </w:pPr>
+      <w:r>
+        <w:rPr>
+          <w:b/>
+          <w:bCs/>
+          <w:color w:val="000000" w:themeColor="text1"/>
+          <w:sz w:val="24"/>
+          <w:szCs w:val="24"/>
+        </w:rPr>
+        <w:t xml:space="preserve">Lembar ke </w:t>
+      </w:r>
       <w:r>
         <w:rPr>
           <w:b/>
@@ -63,125 +91,7 @@
           <w:sz w:val="24"/>
           <w:szCs w:val="24"/>
         </w:rPr>
-        <w:t xml:space="preserve"> </w:t>
-      </w:r>
-      <w:r>
-        <w:rPr>
-          <w:b/>
-          <w:bCs/>
-          <w:color w:val="000000" w:themeColor="text1"/>
-          <w:sz w:val="24"/>
-          <w:szCs w:val="24"/>
-        </w:rPr>
-        <w:t>:</w:t>
-      </w:r>
-      <w:proofErr w:type="gramEnd"/>
-      <w:r>
-        <w:rPr>
-          <w:b/>
-          <w:bCs/>
-          <w:color w:val="000000" w:themeColor="text1"/>
-          <w:sz w:val="24"/>
-          <w:szCs w:val="24"/>
-        </w:rPr>
-        <w:t xml:space="preserve"> ${</w:t>
-      </w:r>
-      <w:proofErr w:type="spellStart"/>
-      <w:r>
-        <w:rPr>
-          <w:b/>
-          <w:bCs/>
-          <w:color w:val="000000" w:themeColor="text1"/>
-          <w:sz w:val="24"/>
-          <w:szCs w:val="24"/>
-        </w:rPr>
-        <w:t>nomor_surat</w:t>
-      </w:r>
-      <w:proofErr w:type="spellEnd"/>
-      <w:r>
-        <w:rPr>
-          <w:b/>
-          <w:bCs/>
-          <w:color w:val="000000" w:themeColor="text1"/>
-          <w:sz w:val="24"/>
-          <w:szCs w:val="24"/>
-        </w:rPr>
-        <w:t>}</w:t>
-      </w:r>
-    </w:p>
-    <w:p>
-      <w:pPr>
-        <w:rPr>
-          <w:b/>
-          <w:bCs/>
-          <w:color w:val="000000" w:themeColor="text1"/>
-          <w:sz w:val="24"/>
-          <w:szCs w:val="24"/>
-        </w:rPr>
-      </w:pPr>
-      <w:r>
-        <w:rPr>
-          <w:b/>
-          <w:bCs/>
-          <w:color w:val="000000" w:themeColor="text1"/>
-          <w:sz w:val="24"/>
-          <w:szCs w:val="24"/>
-        </w:rPr>
-        <w:t xml:space="preserve">Lembar </w:t>
-      </w:r>
-      <w:proofErr w:type="spellStart"/>
-      <w:proofErr w:type="gramStart"/>
-      <w:r>
-        <w:rPr>
-          <w:b/>
-          <w:bCs/>
-          <w:color w:val="000000" w:themeColor="text1"/>
-          <w:sz w:val="24"/>
-          <w:szCs w:val="24"/>
-        </w:rPr>
-        <w:t>ke</w:t>
-      </w:r>
-      <w:proofErr w:type="spellEnd"/>
-      <w:r>
-        <w:rPr>
-          <w:b/>
-          <w:bCs/>
-          <w:color w:val="000000" w:themeColor="text1"/>
-          <w:sz w:val="24"/>
-          <w:szCs w:val="24"/>
-        </w:rPr>
-        <w:t xml:space="preserve"> </w:t>
-      </w:r>
-      <w:r>
-        <w:rPr>
-          <w:b/>
-          <w:bCs/>
-          <w:color w:val="000000" w:themeColor="text1"/>
-          <w:sz w:val="24"/>
-          <w:szCs w:val="24"/>
-        </w:rPr>
-        <w:t xml:space="preserve"> </w:t>
-      </w:r>
-      <w:r>
-        <w:rPr>
-          <w:b/>
-          <w:bCs/>
-          <w:color w:val="000000" w:themeColor="text1"/>
-          <w:sz w:val="24"/>
-          <w:szCs w:val="24"/>
-        </w:rPr>
-        <w:t>:</w:t>
-      </w:r>
-      <w:proofErr w:type="gramEnd"/>
-      <w:r>
-        <w:rPr>
-          <w:b/>
-          <w:bCs/>
-          <w:color w:val="000000" w:themeColor="text1"/>
-          <w:sz w:val="24"/>
-          <w:szCs w:val="24"/>
-        </w:rPr>
-        <w:t xml:space="preserve"> 1</w:t>
+        <w:t>: 1</w:t>
       </w:r>
       <w:r>
         <w:rPr>
@@ -280,70 +190,14 @@
                 <w:szCs w:val="24"/>
               </w:rPr>
             </w:pPr>
-            <w:proofErr w:type="spellStart"/>
-            <w:r>
-              <w:rPr>
-                <w:color w:val="000000" w:themeColor="text1"/>
-                <w:sz w:val="24"/>
-                <w:szCs w:val="24"/>
-              </w:rPr>
-              <w:t>Pejabat</w:t>
-            </w:r>
-            <w:proofErr w:type="spellEnd"/>
-            <w:r>
-              <w:rPr>
-                <w:color w:val="000000" w:themeColor="text1"/>
-                <w:sz w:val="24"/>
-                <w:szCs w:val="24"/>
-              </w:rPr>
-              <w:t xml:space="preserve"> </w:t>
-            </w:r>
-            <w:proofErr w:type="spellStart"/>
-            <w:r>
-              <w:rPr>
-                <w:color w:val="000000" w:themeColor="text1"/>
-                <w:sz w:val="24"/>
-                <w:szCs w:val="24"/>
-              </w:rPr>
-              <w:t>berwengan</w:t>
-            </w:r>
-            <w:proofErr w:type="spellEnd"/>
-            <w:r>
-              <w:rPr>
-                <w:color w:val="000000" w:themeColor="text1"/>
-                <w:sz w:val="24"/>
-                <w:szCs w:val="24"/>
-              </w:rPr>
-              <w:t xml:space="preserve"> yang </w:t>
-            </w:r>
-            <w:proofErr w:type="spellStart"/>
-            <w:r>
-              <w:rPr>
-                <w:color w:val="000000" w:themeColor="text1"/>
-                <w:sz w:val="24"/>
-                <w:szCs w:val="24"/>
-              </w:rPr>
-              <w:t>memberi</w:t>
-            </w:r>
-            <w:proofErr w:type="spellEnd"/>
-            <w:r>
-              <w:rPr>
-                <w:color w:val="000000" w:themeColor="text1"/>
-                <w:sz w:val="24"/>
-                <w:szCs w:val="24"/>
-              </w:rPr>
-              <w:t xml:space="preserve"> </w:t>
-            </w:r>
-            <w:proofErr w:type="spellStart"/>
-            <w:r>
-              <w:rPr>
-                <w:color w:val="000000" w:themeColor="text1"/>
-                <w:sz w:val="24"/>
-                <w:szCs w:val="24"/>
-              </w:rPr>
-              <w:t>perintah</w:t>
-            </w:r>
-            <w:proofErr w:type="spellEnd"/>
+            <w:r>
+              <w:rPr>
+                <w:color w:val="000000" w:themeColor="text1"/>
+                <w:sz w:val="24"/>
+                <w:szCs w:val="24"/>
+              </w:rPr>
+              <w:t>Pejabat berwengan yang memberi perintah</w:t>
+            </w:r>
           </w:p>
           <w:p>
             <w:pPr>
@@ -371,7 +225,6 @@
                 <w:szCs w:val="24"/>
               </w:rPr>
             </w:pPr>
-            <w:proofErr w:type="gramStart"/>
             <w:r>
               <w:rPr>
                 <w:b/>
@@ -390,29 +243,17 @@
                 <w:sz w:val="24"/>
                 <w:szCs w:val="24"/>
               </w:rPr>
-              <w:t>$</w:t>
-            </w:r>
-            <w:proofErr w:type="gramEnd"/>
-            <w:r>
-              <w:rPr>
-                <w:b/>
-                <w:bCs/>
-                <w:color w:val="000000" w:themeColor="text1"/>
-                <w:sz w:val="24"/>
-                <w:szCs w:val="24"/>
-              </w:rPr>
-              <w:t>{</w:t>
-            </w:r>
-            <w:proofErr w:type="spellStart"/>
-            <w:r>
-              <w:rPr>
-                <w:b/>
-                <w:bCs/>
-                <w:color w:val="000000" w:themeColor="text1"/>
-                <w:sz w:val="24"/>
-                <w:szCs w:val="24"/>
-              </w:rPr>
-              <w:t>nama</w:t>
+              <w:t xml:space="preserve"> </w:t>
+            </w:r>
+            <w:r>
+              <w:rPr>
+                <w:b/>
+                <w:bCs/>
+                <w:color w:val="000000" w:themeColor="text1"/>
+                <w:sz w:val="24"/>
+                <w:szCs w:val="24"/>
+              </w:rPr>
+              <w:t>${nama</w:t>
             </w:r>
             <w:r>
               <w:rPr>
@@ -424,7 +265,6 @@
               </w:rPr>
               <w:t>_pemberi</w:t>
             </w:r>
-            <w:proofErr w:type="spellEnd"/>
             <w:r>
               <w:rPr>
                 <w:b/>
@@ -482,36 +322,8 @@
                 <w:sz w:val="24"/>
                 <w:szCs w:val="24"/>
               </w:rPr>
-              <w:t xml:space="preserve">Nama / NIP </w:t>
-            </w:r>
-            <w:proofErr w:type="spellStart"/>
-            <w:r>
-              <w:rPr>
-                <w:color w:val="000000" w:themeColor="text1"/>
-                <w:sz w:val="24"/>
-                <w:szCs w:val="24"/>
-              </w:rPr>
-              <w:t>Pegawai</w:t>
-            </w:r>
-            <w:proofErr w:type="spellEnd"/>
-            <w:r>
-              <w:rPr>
-                <w:color w:val="000000" w:themeColor="text1"/>
-                <w:sz w:val="24"/>
-                <w:szCs w:val="24"/>
-              </w:rPr>
-              <w:t xml:space="preserve"> yang di </w:t>
-            </w:r>
-            <w:proofErr w:type="spellStart"/>
-            <w:r>
-              <w:rPr>
-                <w:color w:val="000000" w:themeColor="text1"/>
-                <w:sz w:val="24"/>
-                <w:szCs w:val="24"/>
-              </w:rPr>
-              <w:t>perintah</w:t>
-            </w:r>
-            <w:proofErr w:type="spellEnd"/>
+              <w:t>Nama / NIP Pegawai yang di perintah</w:t>
+            </w:r>
           </w:p>
           <w:p>
             <w:pPr>
@@ -537,7 +349,6 @@
                 <w:szCs w:val="24"/>
               </w:rPr>
             </w:pPr>
-            <w:proofErr w:type="gramStart"/>
             <w:r>
               <w:rPr>
                 <w:b/>
@@ -556,20 +367,18 @@
                 <w:sz w:val="24"/>
                 <w:szCs w:val="24"/>
               </w:rPr>
-              <w:t>$</w:t>
-            </w:r>
-            <w:proofErr w:type="gramEnd"/>
-            <w:r>
-              <w:rPr>
-                <w:b/>
-                <w:bCs/>
-                <w:color w:val="000000" w:themeColor="text1"/>
-                <w:sz w:val="24"/>
-                <w:szCs w:val="24"/>
-              </w:rPr>
-              <w:t>{</w:t>
-            </w:r>
-            <w:proofErr w:type="spellStart"/>
+              <w:t xml:space="preserve"> </w:t>
+            </w:r>
+            <w:r>
+              <w:rPr>
+                <w:b/>
+                <w:bCs/>
+                <w:color w:val="000000" w:themeColor="text1"/>
+                <w:sz w:val="24"/>
+                <w:szCs w:val="24"/>
+              </w:rPr>
+              <w:t>${</w:t>
+            </w:r>
             <w:r>
               <w:rPr>
                 <w:b/>
@@ -600,7 +409,6 @@
               </w:rPr>
               <w:t>perintah</w:t>
             </w:r>
-            <w:proofErr w:type="spellEnd"/>
             <w:r>
               <w:rPr>
                 <w:b/>
@@ -621,18 +429,16 @@
               </w:rPr>
               <w:t>${</w:t>
             </w:r>
-            <w:proofErr w:type="spellStart"/>
-            <w:r>
-              <w:rPr>
-                <w:b/>
-                <w:bCs/>
-                <w:color w:val="000000" w:themeColor="text1"/>
-                <w:sz w:val="24"/>
-                <w:szCs w:val="24"/>
-              </w:rPr>
-              <w:t>nik_satupengikut</w:t>
-            </w:r>
-            <w:proofErr w:type="spellEnd"/>
+            <w:r>
+              <w:rPr>
+                <w:b/>
+                <w:bCs/>
+                <w:color w:val="000000" w:themeColor="text1"/>
+                <w:sz w:val="24"/>
+                <w:szCs w:val="24"/>
+              </w:rPr>
+              <w:t>nip</w:t>
+            </w:r>
             <w:r>
               <w:rPr>
                 <w:b/>
@@ -722,20 +528,8 @@
                 <w:sz w:val="24"/>
                 <w:szCs w:val="24"/>
               </w:rPr>
-              <w:t xml:space="preserve">a. </w:t>
-            </w:r>
-            <w:proofErr w:type="spellStart"/>
-            <w:r>
-              <w:rPr>
-                <w:b/>
-                <w:bCs/>
-                <w:color w:val="000000" w:themeColor="text1"/>
-                <w:sz w:val="24"/>
-                <w:szCs w:val="24"/>
-              </w:rPr>
-              <w:t>Jabatan</w:t>
-            </w:r>
-            <w:proofErr w:type="spellEnd"/>
+              <w:t>a. Jabatan</w:t>
+            </w:r>
           </w:p>
           <w:p>
             <w:pPr>
@@ -763,42 +557,8 @@
                 <w:sz w:val="24"/>
                 <w:szCs w:val="24"/>
               </w:rPr>
-              <w:t xml:space="preserve">b. </w:t>
-            </w:r>
-            <w:proofErr w:type="spellStart"/>
-            <w:r>
-              <w:rPr>
-                <w:b/>
-                <w:bCs/>
-                <w:color w:val="000000" w:themeColor="text1"/>
-                <w:sz w:val="24"/>
-                <w:szCs w:val="24"/>
-              </w:rPr>
-              <w:t>Pangkat</w:t>
-            </w:r>
-            <w:proofErr w:type="spellEnd"/>
-            <w:r>
-              <w:rPr>
-                <w:b/>
-                <w:bCs/>
-                <w:color w:val="000000" w:themeColor="text1"/>
-                <w:sz w:val="24"/>
-                <w:szCs w:val="24"/>
-              </w:rPr>
-              <w:t xml:space="preserve"> dan </w:t>
-            </w:r>
-            <w:proofErr w:type="spellStart"/>
-            <w:r>
-              <w:rPr>
-                <w:b/>
-                <w:bCs/>
-                <w:color w:val="000000" w:themeColor="text1"/>
-                <w:sz w:val="24"/>
-                <w:szCs w:val="24"/>
-              </w:rPr>
-              <w:t>Golongan</w:t>
-            </w:r>
-            <w:proofErr w:type="spellEnd"/>
+              <w:t>b. Pangkat dan Golongan</w:t>
+            </w:r>
           </w:p>
           <w:p>
             <w:pPr>
@@ -842,29 +602,7 @@
                 <w:sz w:val="24"/>
                 <w:szCs w:val="24"/>
               </w:rPr>
-              <w:t>${</w:t>
-            </w:r>
-            <w:proofErr w:type="spellStart"/>
-            <w:r>
-              <w:rPr>
-                <w:b/>
-                <w:bCs/>
-                <w:color w:val="000000" w:themeColor="text1"/>
-                <w:sz w:val="24"/>
-                <w:szCs w:val="24"/>
-              </w:rPr>
-              <w:t>jabatan_pimpinan</w:t>
-            </w:r>
-            <w:proofErr w:type="spellEnd"/>
-            <w:r>
-              <w:rPr>
-                <w:b/>
-                <w:bCs/>
-                <w:color w:val="000000" w:themeColor="text1"/>
-                <w:sz w:val="24"/>
-                <w:szCs w:val="24"/>
-              </w:rPr>
-              <w:t>}</w:t>
+              <w:t>${jabatan_pimpinan}</w:t>
             </w:r>
           </w:p>
           <w:p>
@@ -895,29 +633,7 @@
                 <w:sz w:val="24"/>
                 <w:szCs w:val="24"/>
               </w:rPr>
-              <w:t xml:space="preserve"> ${</w:t>
-            </w:r>
-            <w:proofErr w:type="spellStart"/>
-            <w:r>
-              <w:rPr>
-                <w:b/>
-                <w:bCs/>
-                <w:color w:val="000000" w:themeColor="text1"/>
-                <w:sz w:val="24"/>
-                <w:szCs w:val="24"/>
-              </w:rPr>
-              <w:t>golongan_pimpinan</w:t>
-            </w:r>
-            <w:proofErr w:type="spellEnd"/>
-            <w:r>
-              <w:rPr>
-                <w:b/>
-                <w:bCs/>
-                <w:color w:val="000000" w:themeColor="text1"/>
-                <w:sz w:val="24"/>
-                <w:szCs w:val="24"/>
-              </w:rPr>
-              <w:t>}</w:t>
+              <w:t xml:space="preserve"> ${golongan_pimpinan}</w:t>
             </w:r>
           </w:p>
         </w:tc>
@@ -960,34 +676,14 @@
                 <w:szCs w:val="24"/>
               </w:rPr>
             </w:pPr>
-            <w:proofErr w:type="spellStart"/>
-            <w:r>
-              <w:rPr>
-                <w:color w:val="000000" w:themeColor="text1"/>
-                <w:sz w:val="24"/>
-                <w:szCs w:val="24"/>
-              </w:rPr>
-              <w:t>Pejabat</w:t>
-            </w:r>
-            <w:proofErr w:type="spellEnd"/>
-            <w:r>
-              <w:rPr>
-                <w:color w:val="000000" w:themeColor="text1"/>
-                <w:sz w:val="24"/>
-                <w:szCs w:val="24"/>
-              </w:rPr>
-              <w:t xml:space="preserve"> yang di </w:t>
-            </w:r>
-            <w:proofErr w:type="spellStart"/>
-            <w:r>
-              <w:rPr>
-                <w:color w:val="000000" w:themeColor="text1"/>
-                <w:sz w:val="24"/>
-                <w:szCs w:val="24"/>
-              </w:rPr>
-              <w:t>perintahkan</w:t>
-            </w:r>
-            <w:proofErr w:type="spellEnd"/>
+            <w:r>
+              <w:rPr>
+                <w:color w:val="000000" w:themeColor="text1"/>
+                <w:sz w:val="24"/>
+                <w:szCs w:val="24"/>
+              </w:rPr>
+              <w:t>Pejabat yang di perintahkan</w:t>
+            </w:r>
           </w:p>
         </w:tc>
         <w:tc>
@@ -1022,39 +718,7 @@
                 <w:sz w:val="24"/>
                 <w:szCs w:val="24"/>
               </w:rPr>
-              <w:t xml:space="preserve"> </w:t>
-            </w:r>
-            <w:r>
-              <w:rPr>
-                <w:b/>
-                <w:bCs/>
-                <w:color w:val="000000" w:themeColor="text1"/>
-                <w:sz w:val="24"/>
-                <w:szCs w:val="24"/>
-              </w:rPr>
-              <w:t>${</w:t>
-            </w:r>
-            <w:proofErr w:type="spellStart"/>
-            <w:r>
-              <w:rPr>
-                <w:b/>
-                <w:bCs/>
-                <w:color w:val="000000" w:themeColor="text1"/>
-                <w:sz w:val="24"/>
-                <w:szCs w:val="24"/>
-              </w:rPr>
-              <w:t>jabatan_pimpinan</w:t>
-            </w:r>
-            <w:proofErr w:type="spellEnd"/>
-            <w:r>
-              <w:rPr>
-                <w:b/>
-                <w:bCs/>
-                <w:color w:val="000000" w:themeColor="text1"/>
-                <w:sz w:val="24"/>
-                <w:szCs w:val="24"/>
-              </w:rPr>
-              <w:t>}</w:t>
+              <w:t xml:space="preserve"> ${jabatan_pimpinan}</w:t>
             </w:r>
           </w:p>
           <w:p>
@@ -1125,52 +789,14 @@
                 <w:szCs w:val="24"/>
               </w:rPr>
             </w:pPr>
-            <w:proofErr w:type="spellStart"/>
-            <w:r>
-              <w:rPr>
-                <w:color w:val="000000" w:themeColor="text1"/>
-                <w:sz w:val="24"/>
-                <w:szCs w:val="24"/>
-              </w:rPr>
-              <w:t>Perjalanan</w:t>
-            </w:r>
-            <w:proofErr w:type="spellEnd"/>
-            <w:r>
-              <w:rPr>
-                <w:color w:val="000000" w:themeColor="text1"/>
-                <w:sz w:val="24"/>
-                <w:szCs w:val="24"/>
-              </w:rPr>
-              <w:t xml:space="preserve"> </w:t>
-            </w:r>
-            <w:proofErr w:type="spellStart"/>
-            <w:r>
-              <w:rPr>
-                <w:color w:val="000000" w:themeColor="text1"/>
-                <w:sz w:val="24"/>
-                <w:szCs w:val="24"/>
-              </w:rPr>
-              <w:t>Dinas</w:t>
-            </w:r>
-            <w:proofErr w:type="spellEnd"/>
-            <w:r>
-              <w:rPr>
-                <w:color w:val="000000" w:themeColor="text1"/>
-                <w:sz w:val="24"/>
-                <w:szCs w:val="24"/>
-              </w:rPr>
-              <w:t xml:space="preserve"> </w:t>
-            </w:r>
-            <w:proofErr w:type="spellStart"/>
-            <w:r>
-              <w:rPr>
-                <w:color w:val="000000" w:themeColor="text1"/>
-                <w:sz w:val="24"/>
-                <w:szCs w:val="24"/>
-              </w:rPr>
-              <w:t>Direncanakan</w:t>
-            </w:r>
-            <w:proofErr w:type="spellEnd"/>
+            <w:r>
+              <w:rPr>
+                <w:color w:val="000000" w:themeColor="text1"/>
+                <w:sz w:val="24"/>
+                <w:szCs w:val="24"/>
+              </w:rPr>
+              <w:t>Perjalanan Dinas Direncanakan</w:t>
+            </w:r>
           </w:p>
         </w:tc>
         <w:tc>
@@ -1205,39 +831,7 @@
                 <w:sz w:val="24"/>
                 <w:szCs w:val="24"/>
               </w:rPr>
-              <w:t xml:space="preserve">  </w:t>
-            </w:r>
-            <w:r>
-              <w:rPr>
-                <w:b/>
-                <w:bCs/>
-                <w:color w:val="000000" w:themeColor="text1"/>
-                <w:sz w:val="24"/>
-                <w:szCs w:val="24"/>
-              </w:rPr>
-              <w:t>${</w:t>
-            </w:r>
-            <w:proofErr w:type="spellStart"/>
-            <w:r>
-              <w:rPr>
-                <w:b/>
-                <w:bCs/>
-                <w:color w:val="000000" w:themeColor="text1"/>
-                <w:sz w:val="24"/>
-                <w:szCs w:val="24"/>
-              </w:rPr>
-              <w:t>jabatan_pimpinan</w:t>
-            </w:r>
-            <w:proofErr w:type="spellEnd"/>
-            <w:r>
-              <w:rPr>
-                <w:b/>
-                <w:bCs/>
-                <w:color w:val="000000" w:themeColor="text1"/>
-                <w:sz w:val="24"/>
-                <w:szCs w:val="24"/>
-              </w:rPr>
-              <w:t>}</w:t>
+              <w:t xml:space="preserve">  ${jabatan_pimpinan}</w:t>
             </w:r>
           </w:p>
           <w:p>
@@ -1308,70 +902,14 @@
                 <w:szCs w:val="24"/>
               </w:rPr>
             </w:pPr>
-            <w:proofErr w:type="spellStart"/>
-            <w:r>
-              <w:rPr>
-                <w:color w:val="000000" w:themeColor="text1"/>
-                <w:sz w:val="24"/>
-                <w:szCs w:val="24"/>
-              </w:rPr>
-              <w:t>Maksud</w:t>
-            </w:r>
-            <w:proofErr w:type="spellEnd"/>
-            <w:r>
-              <w:rPr>
-                <w:color w:val="000000" w:themeColor="text1"/>
-                <w:sz w:val="24"/>
-                <w:szCs w:val="24"/>
-              </w:rPr>
-              <w:t xml:space="preserve"> </w:t>
-            </w:r>
-            <w:proofErr w:type="spellStart"/>
-            <w:r>
-              <w:rPr>
-                <w:color w:val="000000" w:themeColor="text1"/>
-                <w:sz w:val="24"/>
-                <w:szCs w:val="24"/>
-              </w:rPr>
-              <w:t>mengajukan</w:t>
-            </w:r>
-            <w:proofErr w:type="spellEnd"/>
-            <w:r>
-              <w:rPr>
-                <w:color w:val="000000" w:themeColor="text1"/>
-                <w:sz w:val="24"/>
-                <w:szCs w:val="24"/>
-              </w:rPr>
-              <w:t xml:space="preserve"> </w:t>
-            </w:r>
-            <w:proofErr w:type="spellStart"/>
-            <w:r>
-              <w:rPr>
-                <w:color w:val="000000" w:themeColor="text1"/>
-                <w:sz w:val="24"/>
-                <w:szCs w:val="24"/>
-              </w:rPr>
-              <w:t>perjalanan</w:t>
-            </w:r>
-            <w:proofErr w:type="spellEnd"/>
-            <w:r>
-              <w:rPr>
-                <w:color w:val="000000" w:themeColor="text1"/>
-                <w:sz w:val="24"/>
-                <w:szCs w:val="24"/>
-              </w:rPr>
-              <w:t xml:space="preserve"> </w:t>
-            </w:r>
-            <w:proofErr w:type="spellStart"/>
-            <w:r>
-              <w:rPr>
-                <w:color w:val="000000" w:themeColor="text1"/>
-                <w:sz w:val="24"/>
-                <w:szCs w:val="24"/>
-              </w:rPr>
-              <w:t>dinas</w:t>
-            </w:r>
-            <w:proofErr w:type="spellEnd"/>
+            <w:r>
+              <w:rPr>
+                <w:color w:val="000000" w:themeColor="text1"/>
+                <w:sz w:val="24"/>
+                <w:szCs w:val="24"/>
+              </w:rPr>
+              <w:t>Maksud mengajukan perjalanan dinas</w:t>
+            </w:r>
           </w:p>
           <w:p>
             <w:pPr>
@@ -1398,7 +936,6 @@
                 <w:szCs w:val="24"/>
               </w:rPr>
             </w:pPr>
-            <w:proofErr w:type="spellStart"/>
             <w:r>
               <w:rPr>
                 <w:color w:val="000000" w:themeColor="text1"/>
@@ -1407,7 +944,6 @@
               </w:rPr>
               <w:t>Keterangan</w:t>
             </w:r>
-            <w:proofErr w:type="spellEnd"/>
           </w:p>
         </w:tc>
         <w:tc>
@@ -1442,39 +978,7 @@
                 <w:sz w:val="24"/>
                 <w:szCs w:val="24"/>
               </w:rPr>
-              <w:t xml:space="preserve"> </w:t>
-            </w:r>
-            <w:r>
-              <w:rPr>
-                <w:b/>
-                <w:bCs/>
-                <w:color w:val="000000" w:themeColor="text1"/>
-                <w:sz w:val="24"/>
-                <w:szCs w:val="24"/>
-              </w:rPr>
-              <w:t>${</w:t>
-            </w:r>
-            <w:proofErr w:type="spellStart"/>
-            <w:r>
-              <w:rPr>
-                <w:b/>
-                <w:bCs/>
-                <w:color w:val="000000" w:themeColor="text1"/>
-                <w:sz w:val="24"/>
-                <w:szCs w:val="24"/>
-              </w:rPr>
-              <w:t>jabatan_pimpinan</w:t>
-            </w:r>
-            <w:proofErr w:type="spellEnd"/>
-            <w:r>
-              <w:rPr>
-                <w:b/>
-                <w:bCs/>
-                <w:color w:val="000000" w:themeColor="text1"/>
-                <w:sz w:val="24"/>
-                <w:szCs w:val="24"/>
-              </w:rPr>
-              <w:t>}</w:t>
+              <w:t xml:space="preserve"> ${jabatan_pimpinan}</w:t>
             </w:r>
           </w:p>
           <w:p>
@@ -1521,77 +1025,34 @@
           <w:bCs/>
         </w:rPr>
       </w:pPr>
-      <w:proofErr w:type="spellStart"/>
-      <w:r>
-        <w:rPr>
-          <w:b/>
-          <w:bCs/>
-        </w:rPr>
-        <w:t>Dikeluarkan</w:t>
-      </w:r>
-      <w:proofErr w:type="spellEnd"/>
-      <w:r>
-        <w:rPr>
-          <w:b/>
-          <w:bCs/>
-        </w:rPr>
-        <w:t xml:space="preserve"> di </w:t>
-      </w:r>
-      <w:r>
-        <w:rPr>
-          <w:b/>
-          <w:bCs/>
-        </w:rPr>
-        <w:t>${</w:t>
-      </w:r>
-      <w:proofErr w:type="spellStart"/>
-      <w:r>
-        <w:rPr>
-          <w:b/>
-          <w:bCs/>
-        </w:rPr>
-        <w:t>daerah</w:t>
-      </w:r>
-      <w:proofErr w:type="spellEnd"/>
-      <w:r>
-        <w:rPr>
-          <w:b/>
-          <w:bCs/>
-        </w:rPr>
-        <w:t>}</w:t>
-      </w:r>
-      <w:r>
-        <w:rPr>
-          <w:b/>
-          <w:bCs/>
-        </w:rPr>
-        <w:t xml:space="preserve">, pada </w:t>
-      </w:r>
-      <w:proofErr w:type="spellStart"/>
-      <w:proofErr w:type="gramStart"/>
-      <w:r>
-        <w:rPr>
-          <w:b/>
-          <w:bCs/>
-        </w:rPr>
-        <w:t>t</w:t>
-      </w:r>
-      <w:r>
-        <w:rPr>
-          <w:b/>
-          <w:bCs/>
-        </w:rPr>
-        <w:t>anggal</w:t>
-      </w:r>
-      <w:proofErr w:type="spellEnd"/>
-      <w:r>
-        <w:rPr>
-          <w:b/>
-          <w:bCs/>
-        </w:rPr>
-        <w:t xml:space="preserve"> :</w:t>
-      </w:r>
-      <w:proofErr w:type="gramEnd"/>
+      <w:r>
+        <w:rPr>
+          <w:b/>
+          <w:bCs/>
+        </w:rPr>
+        <w:t xml:space="preserve">Dikeluarkan di </w:t>
+      </w:r>
+      <w:r>
+        <w:rPr>
+          <w:b/>
+          <w:bCs/>
+        </w:rPr>
+        <w:t>${daerah}</w:t>
+      </w:r>
+      <w:r>
+        <w:rPr>
+          <w:b/>
+          <w:bCs/>
+        </w:rPr>
+        <w:t>, pada t</w:t>
+      </w:r>
+      <w:r>
+        <w:rPr>
+          <w:b/>
+          <w:bCs/>
+        </w:rPr>
+        <w:t>anggal :</w:t>
+      </w:r>
     </w:p>
     <w:p>
       <w:pPr>
@@ -1599,15 +1060,7 @@
         <w:jc w:val="center"/>
       </w:pPr>
       <w:r>
-        <w:t>${</w:t>
-      </w:r>
-      <w:proofErr w:type="spellStart"/>
-      <w:r>
-        <w:t>tanggal</w:t>
-      </w:r>
-      <w:proofErr w:type="spellEnd"/>
-      <w:r>
-        <w:t>}</w:t>
+        <w:t>${tanggal}</w:t>
       </w:r>
     </w:p>
     <w:p>
@@ -1665,17 +1118,8 @@
           <w:b/>
           <w:bCs/>
         </w:rPr>
-        <w:t>FIRDAUS, S.</w:t>
-      </w:r>
-      <w:proofErr w:type="gramStart"/>
-      <w:r>
-        <w:rPr>
-          <w:b/>
-          <w:bCs/>
-        </w:rPr>
-        <w:t>PD.I</w:t>
-      </w:r>
-      <w:proofErr w:type="gramEnd"/>
+        <w:t>FIRDAUS, S.PD.I</w:t>
+      </w:r>
     </w:p>
     <w:p>
       <w:pPr>
@@ -1723,41 +1167,16 @@
           <w:szCs w:val="24"/>
         </w:rPr>
       </w:pPr>
-      <w:proofErr w:type="spellStart"/>
-      <w:proofErr w:type="gramStart"/>
-      <w:r>
-        <w:rPr>
-          <w:b/>
-          <w:bCs/>
-          <w:color w:val="000000" w:themeColor="text1"/>
-          <w:sz w:val="24"/>
-          <w:szCs w:val="24"/>
-        </w:rPr>
-        <w:t>Nomor</w:t>
-      </w:r>
-      <w:proofErr w:type="spellEnd"/>
-      <w:r>
-        <w:rPr>
-          <w:b/>
-          <w:bCs/>
-          <w:color w:val="000000" w:themeColor="text1"/>
-          <w:sz w:val="24"/>
-          <w:szCs w:val="24"/>
-        </w:rPr>
-        <w:t xml:space="preserve"> :</w:t>
-      </w:r>
-      <w:proofErr w:type="gramEnd"/>
-      <w:r>
-        <w:rPr>
-          <w:b/>
-          <w:bCs/>
-          <w:color w:val="000000" w:themeColor="text1"/>
-          <w:sz w:val="24"/>
-          <w:szCs w:val="24"/>
-        </w:rPr>
-        <w:t xml:space="preserve"> ${</w:t>
-      </w:r>
-      <w:proofErr w:type="spellStart"/>
+      <w:r>
+        <w:rPr>
+          <w:b/>
+          <w:bCs/>
+          <w:color w:val="000000" w:themeColor="text1"/>
+          <w:sz w:val="24"/>
+          <w:szCs w:val="24"/>
+        </w:rPr>
+        <w:t>Nomor : ${</w:t>
+      </w:r>
       <w:r>
         <w:rPr>
           <w:b/>
@@ -1796,29 +1215,17 @@
           <w:sz w:val="24"/>
           <w:szCs w:val="24"/>
         </w:rPr>
-        <w:t>urat</w:t>
-      </w:r>
-      <w:proofErr w:type="spellEnd"/>
-      <w:r>
-        <w:rPr>
-          <w:b/>
-          <w:bCs/>
-          <w:color w:val="000000" w:themeColor="text1"/>
-          <w:sz w:val="24"/>
-          <w:szCs w:val="24"/>
-        </w:rPr>
-        <w:t>}</w:t>
-      </w:r>
-    </w:p>
-    <w:p>
-      <w:pPr>
-        <w:rPr>
-          <w:color w:val="000000" w:themeColor="text1"/>
-          <w:sz w:val="24"/>
-          <w:szCs w:val="24"/>
-        </w:rPr>
-      </w:pPr>
-      <w:proofErr w:type="gramStart"/>
+        <w:t>urat}</w:t>
+      </w:r>
+    </w:p>
+    <w:p>
+      <w:pPr>
+        <w:rPr>
+          <w:color w:val="000000" w:themeColor="text1"/>
+          <w:sz w:val="24"/>
+          <w:szCs w:val="24"/>
+        </w:rPr>
+      </w:pPr>
       <w:r>
         <w:rPr>
           <w:b/>
@@ -1835,9 +1242,16 @@
           <w:sz w:val="24"/>
           <w:szCs w:val="24"/>
         </w:rPr>
-        <w:t xml:space="preserve"> :</w:t>
-      </w:r>
-      <w:proofErr w:type="gramEnd"/>
+        <w:t xml:space="preserve"> : Telaah Staf Kepala Bagian Organisasi Sekretariat Daerah Kota Sabang</w:t>
+      </w:r>
+      <w:r>
+        <w:rPr>
+          <w:color w:val="000000" w:themeColor="text1"/>
+          <w:sz w:val="24"/>
+          <w:szCs w:val="24"/>
+        </w:rPr>
+        <w:tab/>
+      </w:r>
       <w:r>
         <w:rPr>
           <w:color w:val="000000" w:themeColor="text1"/>
@@ -1846,122 +1260,6 @@
         </w:rPr>
         <w:t xml:space="preserve"> </w:t>
       </w:r>
-      <w:proofErr w:type="spellStart"/>
-      <w:r>
-        <w:rPr>
-          <w:color w:val="000000" w:themeColor="text1"/>
-          <w:sz w:val="24"/>
-          <w:szCs w:val="24"/>
-        </w:rPr>
-        <w:t>Telaah</w:t>
-      </w:r>
-      <w:proofErr w:type="spellEnd"/>
-      <w:r>
-        <w:rPr>
-          <w:color w:val="000000" w:themeColor="text1"/>
-          <w:sz w:val="24"/>
-          <w:szCs w:val="24"/>
-        </w:rPr>
-        <w:t xml:space="preserve"> </w:t>
-      </w:r>
-      <w:proofErr w:type="spellStart"/>
-      <w:r>
-        <w:rPr>
-          <w:color w:val="000000" w:themeColor="text1"/>
-          <w:sz w:val="24"/>
-          <w:szCs w:val="24"/>
-        </w:rPr>
-        <w:t>Staf</w:t>
-      </w:r>
-      <w:proofErr w:type="spellEnd"/>
-      <w:r>
-        <w:rPr>
-          <w:color w:val="000000" w:themeColor="text1"/>
-          <w:sz w:val="24"/>
-          <w:szCs w:val="24"/>
-        </w:rPr>
-        <w:t xml:space="preserve"> </w:t>
-      </w:r>
-      <w:proofErr w:type="spellStart"/>
-      <w:r>
-        <w:rPr>
-          <w:color w:val="000000" w:themeColor="text1"/>
-          <w:sz w:val="24"/>
-          <w:szCs w:val="24"/>
-        </w:rPr>
-        <w:t>Kepala</w:t>
-      </w:r>
-      <w:proofErr w:type="spellEnd"/>
-      <w:r>
-        <w:rPr>
-          <w:color w:val="000000" w:themeColor="text1"/>
-          <w:sz w:val="24"/>
-          <w:szCs w:val="24"/>
-        </w:rPr>
-        <w:t xml:space="preserve"> Bagian </w:t>
-      </w:r>
-      <w:proofErr w:type="spellStart"/>
-      <w:r>
-        <w:rPr>
-          <w:color w:val="000000" w:themeColor="text1"/>
-          <w:sz w:val="24"/>
-          <w:szCs w:val="24"/>
-        </w:rPr>
-        <w:t>Organisasi</w:t>
-      </w:r>
-      <w:proofErr w:type="spellEnd"/>
-      <w:r>
-        <w:rPr>
-          <w:color w:val="000000" w:themeColor="text1"/>
-          <w:sz w:val="24"/>
-          <w:szCs w:val="24"/>
-        </w:rPr>
-        <w:t xml:space="preserve"> </w:t>
-      </w:r>
-      <w:proofErr w:type="spellStart"/>
-      <w:r>
-        <w:rPr>
-          <w:color w:val="000000" w:themeColor="text1"/>
-          <w:sz w:val="24"/>
-          <w:szCs w:val="24"/>
-        </w:rPr>
-        <w:t>Sekretariat</w:t>
-      </w:r>
-      <w:proofErr w:type="spellEnd"/>
-      <w:r>
-        <w:rPr>
-          <w:color w:val="000000" w:themeColor="text1"/>
-          <w:sz w:val="24"/>
-          <w:szCs w:val="24"/>
-        </w:rPr>
-        <w:t xml:space="preserve"> Daerah Kota </w:t>
-      </w:r>
-      <w:proofErr w:type="spellStart"/>
-      <w:r>
-        <w:rPr>
-          <w:color w:val="000000" w:themeColor="text1"/>
-          <w:sz w:val="24"/>
-          <w:szCs w:val="24"/>
-        </w:rPr>
-        <w:t>Sabang</w:t>
-      </w:r>
-      <w:proofErr w:type="spellEnd"/>
-      <w:r>
-        <w:rPr>
-          <w:color w:val="000000" w:themeColor="text1"/>
-          <w:sz w:val="24"/>
-          <w:szCs w:val="24"/>
-        </w:rPr>
-        <w:tab/>
-      </w:r>
-      <w:r>
-        <w:rPr>
-          <w:color w:val="000000" w:themeColor="text1"/>
-          <w:sz w:val="24"/>
-          <w:szCs w:val="24"/>
-        </w:rPr>
-        <w:t xml:space="preserve"> </w:t>
-      </w:r>
     </w:p>
     <w:p>
       <w:pPr>
@@ -1980,77 +1278,13 @@
         </w:rPr>
         <w:t xml:space="preserve">   </w:t>
       </w:r>
-      <w:proofErr w:type="spellStart"/>
-      <w:r>
-        <w:rPr>
-          <w:color w:val="000000" w:themeColor="text1"/>
-          <w:sz w:val="24"/>
-          <w:szCs w:val="24"/>
-        </w:rPr>
-        <w:t>Nomor</w:t>
-      </w:r>
-      <w:proofErr w:type="spellEnd"/>
-      <w:r>
-        <w:rPr>
-          <w:color w:val="000000" w:themeColor="text1"/>
-          <w:sz w:val="24"/>
-          <w:szCs w:val="24"/>
-        </w:rPr>
-        <w:t xml:space="preserve"> ${</w:t>
-      </w:r>
-      <w:proofErr w:type="spellStart"/>
-      <w:r>
-        <w:rPr>
-          <w:color w:val="000000" w:themeColor="text1"/>
-          <w:sz w:val="24"/>
-          <w:szCs w:val="24"/>
-        </w:rPr>
-        <w:t>nomor_surat</w:t>
-      </w:r>
-      <w:proofErr w:type="spellEnd"/>
-      <w:r>
-        <w:rPr>
-          <w:color w:val="000000" w:themeColor="text1"/>
-          <w:sz w:val="24"/>
-          <w:szCs w:val="24"/>
-        </w:rPr>
-        <w:t xml:space="preserve">} </w:t>
-      </w:r>
-      <w:proofErr w:type="spellStart"/>
-      <w:r>
-        <w:rPr>
-          <w:color w:val="000000" w:themeColor="text1"/>
-          <w:sz w:val="24"/>
-          <w:szCs w:val="24"/>
-        </w:rPr>
-        <w:t>tanggal</w:t>
-      </w:r>
-      <w:proofErr w:type="spellEnd"/>
-      <w:r>
-        <w:rPr>
-          <w:color w:val="000000" w:themeColor="text1"/>
-          <w:sz w:val="24"/>
-          <w:szCs w:val="24"/>
-        </w:rPr>
-        <w:t xml:space="preserve"> ${</w:t>
-      </w:r>
-      <w:proofErr w:type="spellStart"/>
-      <w:r>
-        <w:rPr>
-          <w:color w:val="000000" w:themeColor="text1"/>
-          <w:sz w:val="24"/>
-          <w:szCs w:val="24"/>
-        </w:rPr>
-        <w:t>tanggal</w:t>
-      </w:r>
-      <w:proofErr w:type="spellEnd"/>
-      <w:r>
-        <w:rPr>
-          <w:color w:val="000000" w:themeColor="text1"/>
-          <w:sz w:val="24"/>
-          <w:szCs w:val="24"/>
-        </w:rPr>
-        <w:t>}</w:t>
+      <w:r>
+        <w:rPr>
+          <w:color w:val="000000" w:themeColor="text1"/>
+          <w:sz w:val="24"/>
+          <w:szCs w:val="24"/>
+        </w:rPr>
+        <w:t>Nomor ${nomor_surat} tanggal ${tanggal}</w:t>
       </w:r>
     </w:p>
     <w:p>
@@ -2095,30 +1329,16 @@
           <w:szCs w:val="24"/>
         </w:rPr>
       </w:pPr>
-      <w:proofErr w:type="spellStart"/>
-      <w:proofErr w:type="gramStart"/>
-      <w:r>
-        <w:rPr>
-          <w:b/>
-          <w:bCs/>
-          <w:color w:val="000000" w:themeColor="text1"/>
-          <w:sz w:val="24"/>
-          <w:szCs w:val="24"/>
-        </w:rPr>
-        <w:t>Kepada</w:t>
-      </w:r>
-      <w:proofErr w:type="spellEnd"/>
-      <w:r>
-        <w:rPr>
-          <w:b/>
-          <w:bCs/>
-          <w:color w:val="000000" w:themeColor="text1"/>
-          <w:sz w:val="24"/>
-          <w:szCs w:val="24"/>
-        </w:rPr>
-        <w:t xml:space="preserve"> :</w:t>
-      </w:r>
-      <w:proofErr w:type="gramEnd"/>
+      <w:r>
+        <w:rPr>
+          <w:b/>
+          <w:bCs/>
+          <w:color w:val="000000" w:themeColor="text1"/>
+          <w:sz w:val="24"/>
+          <w:szCs w:val="24"/>
+        </w:rPr>
+        <w:t>Kepada :</w:t>
+      </w:r>
     </w:p>
     <w:p>
       <w:pPr>
@@ -2155,27 +1375,7 @@
           <w:sz w:val="24"/>
           <w:szCs w:val="24"/>
         </w:rPr>
-        <w:t>${</w:t>
-      </w:r>
-      <w:proofErr w:type="spellStart"/>
-      <w:r>
-        <w:rPr>
-          <w:rFonts w:eastAsia="Times New Roman"/>
-          <w:color w:val="000000" w:themeColor="text1"/>
-          <w:sz w:val="24"/>
-          <w:szCs w:val="24"/>
-        </w:rPr>
-        <w:t>block_name</w:t>
-      </w:r>
-      <w:proofErr w:type="spellEnd"/>
-      <w:r>
-        <w:rPr>
-          <w:rFonts w:eastAsia="Times New Roman"/>
-          <w:color w:val="000000" w:themeColor="text1"/>
-          <w:sz w:val="24"/>
-          <w:szCs w:val="24"/>
-        </w:rPr>
-        <w:t>}</w:t>
+        <w:t>${block_name}</w:t>
       </w:r>
     </w:p>
     <w:p>
@@ -2276,7 +1476,6 @@
         </w:rPr>
         <w:t>: ${</w:t>
       </w:r>
-      <w:proofErr w:type="spellStart"/>
       <w:r>
         <w:rPr>
           <w:rFonts w:eastAsia="Times New Roman"/>
@@ -2286,7 +1485,6 @@
         </w:rPr>
         <w:t>nama</w:t>
       </w:r>
-      <w:proofErr w:type="spellEnd"/>
       <w:r>
         <w:rPr>
           <w:rFonts w:eastAsia="Times New Roman"/>
@@ -2499,35 +1697,14 @@
         </w:rPr>
         <w:t xml:space="preserve"> </w:t>
       </w:r>
-      <w:proofErr w:type="spellStart"/>
-      <w:r>
-        <w:rPr>
-          <w:rFonts w:eastAsia="Times New Roman"/>
-          <w:color w:val="000000" w:themeColor="text1"/>
-          <w:sz w:val="24"/>
-          <w:szCs w:val="24"/>
-        </w:rPr>
-        <w:t>Pangkat</w:t>
-      </w:r>
-      <w:proofErr w:type="spellEnd"/>
-      <w:r>
-        <w:rPr>
-          <w:rFonts w:eastAsia="Times New Roman"/>
-          <w:color w:val="000000" w:themeColor="text1"/>
-          <w:sz w:val="24"/>
-          <w:szCs w:val="24"/>
-        </w:rPr>
-        <w:t>/</w:t>
-      </w:r>
-      <w:proofErr w:type="gramStart"/>
-      <w:r>
-        <w:rPr>
-          <w:rFonts w:eastAsia="Times New Roman"/>
-          <w:color w:val="000000" w:themeColor="text1"/>
-          <w:sz w:val="24"/>
-          <w:szCs w:val="24"/>
-        </w:rPr>
-        <w:t xml:space="preserve">Gol. </w:t>
+      <w:r>
+        <w:rPr>
+          <w:rFonts w:eastAsia="Times New Roman"/>
+          <w:color w:val="000000" w:themeColor="text1"/>
+          <w:sz w:val="24"/>
+          <w:szCs w:val="24"/>
+        </w:rPr>
+        <w:t xml:space="preserve">Pangkat/Gol. </w:t>
       </w:r>
       <w:r>
         <w:rPr>
@@ -2547,7 +1724,6 @@
         </w:rPr>
         <w:tab/>
       </w:r>
-      <w:proofErr w:type="gramEnd"/>
       <w:r>
         <w:rPr>
           <w:rFonts w:eastAsia="Times New Roman"/>
@@ -2594,7 +1770,6 @@
         <w:t>${</w:t>
       </w:r>
       <w:bookmarkStart w:id="0" w:name="_Hlk71816749"/>
-      <w:proofErr w:type="spellStart"/>
       <w:r>
         <w:rPr>
           <w:rFonts w:eastAsia="Times New Roman"/>
@@ -2605,7 +1780,6 @@
         <w:t>jabatan_pengikut</w:t>
       </w:r>
       <w:bookmarkEnd w:id="0"/>
-      <w:proofErr w:type="spellEnd"/>
       <w:r>
         <w:rPr>
           <w:rFonts w:eastAsia="Times New Roman"/>
@@ -2640,17 +1814,7 @@
           <w:sz w:val="24"/>
           <w:szCs w:val="24"/>
         </w:rPr>
-        <w:t>${</w:t>
-      </w:r>
-      <w:proofErr w:type="spellStart"/>
-      <w:r>
-        <w:rPr>
-          <w:rFonts w:eastAsia="Times New Roman"/>
-          <w:color w:val="000000" w:themeColor="text1"/>
-          <w:sz w:val="24"/>
-          <w:szCs w:val="24"/>
-        </w:rPr>
-        <w:t>golongan</w:t>
+        <w:t>${golongan</w:t>
       </w:r>
       <w:r>
         <w:rPr>
@@ -2661,7 +1825,6 @@
         </w:rPr>
         <w:t>_pengikut</w:t>
       </w:r>
-      <w:proofErr w:type="spellEnd"/>
       <w:r>
         <w:rPr>
           <w:rFonts w:eastAsia="Times New Roman"/>
@@ -2718,7 +1881,6 @@
         </w:rPr>
         <w:t xml:space="preserve">     </w:t>
       </w:r>
-      <w:proofErr w:type="spellStart"/>
       <w:r>
         <w:rPr>
           <w:rFonts w:eastAsia="Times New Roman"/>
@@ -2728,7 +1890,6 @@
         </w:rPr>
         <w:t>Jabatan</w:t>
       </w:r>
-      <w:proofErr w:type="spellEnd"/>
       <w:r>
         <w:rPr>
           <w:rFonts w:eastAsia="Times New Roman"/>
@@ -2775,7 +1936,6 @@
         </w:rPr>
         <w:t xml:space="preserve"> ${</w:t>
       </w:r>
-      <w:proofErr w:type="spellStart"/>
       <w:r>
         <w:rPr>
           <w:rFonts w:eastAsia="Times New Roman"/>
@@ -2785,7 +1945,6 @@
         </w:rPr>
         <w:t>jabatan_pengikut</w:t>
       </w:r>
-      <w:proofErr w:type="spellEnd"/>
       <w:r>
         <w:rPr>
           <w:rFonts w:eastAsia="Times New Roman"/>
@@ -2860,27 +2019,7 @@
           <w:sz w:val="24"/>
           <w:szCs w:val="24"/>
         </w:rPr>
-        <w:t>${/</w:t>
-      </w:r>
-      <w:proofErr w:type="spellStart"/>
-      <w:r>
-        <w:rPr>
-          <w:rFonts w:eastAsia="Times New Roman"/>
-          <w:color w:val="000000" w:themeColor="text1"/>
-          <w:sz w:val="24"/>
-          <w:szCs w:val="24"/>
-        </w:rPr>
-        <w:t>block_name</w:t>
-      </w:r>
-      <w:proofErr w:type="spellEnd"/>
-      <w:r>
-        <w:rPr>
-          <w:rFonts w:eastAsia="Times New Roman"/>
-          <w:color w:val="000000" w:themeColor="text1"/>
-          <w:sz w:val="24"/>
-          <w:szCs w:val="24"/>
-        </w:rPr>
-        <w:t>}</w:t>
+        <w:t>${/block_name}</w:t>
       </w:r>
     </w:p>
     <w:p>
@@ -2969,8 +2108,6 @@
           <w:szCs w:val="24"/>
         </w:rPr>
       </w:pPr>
-      <w:proofErr w:type="spellStart"/>
-      <w:proofErr w:type="gramStart"/>
       <w:r>
         <w:rPr>
           <w:rFonts w:eastAsia="Times New Roman"/>
@@ -2982,25 +2119,14 @@
         </w:rPr>
         <w:t>Untuk</w:t>
       </w:r>
-      <w:proofErr w:type="spellEnd"/>
-      <w:r>
-        <w:rPr>
-          <w:rFonts w:eastAsia="Times New Roman"/>
-          <w:color w:val="000000" w:themeColor="text1"/>
-          <w:sz w:val="24"/>
-          <w:szCs w:val="24"/>
-        </w:rPr>
-        <w:t xml:space="preserve"> :</w:t>
-      </w:r>
-      <w:proofErr w:type="gramEnd"/>
-      <w:r>
-        <w:rPr>
-          <w:rFonts w:eastAsia="Times New Roman"/>
-          <w:color w:val="000000" w:themeColor="text1"/>
-          <w:sz w:val="24"/>
-          <w:szCs w:val="24"/>
-        </w:rPr>
-        <w:t xml:space="preserve"> </w:t>
+      <w:r>
+        <w:rPr>
+          <w:rFonts w:eastAsia="Times New Roman"/>
+          <w:color w:val="000000" w:themeColor="text1"/>
+          <w:sz w:val="24"/>
+          <w:szCs w:val="24"/>
+        </w:rPr>
+        <w:t xml:space="preserve"> : </w:t>
       </w:r>
       <w:r>
         <w:rPr>
@@ -3056,54 +2182,20 @@
         <w:ind w:left="4956"/>
         <w:jc w:val="center"/>
       </w:pPr>
-      <w:proofErr w:type="spellStart"/>
-      <w:r>
-        <w:t>Dikeluarkan</w:t>
-      </w:r>
-      <w:proofErr w:type="spellEnd"/>
-      <w:r>
-        <w:t xml:space="preserve"> di</w:t>
+      <w:r>
+        <w:t>Dikeluarkan di</w:t>
+      </w:r>
+      <w:r>
+        <w:t xml:space="preserve"> ${daerah}</w:t>
+      </w:r>
+      <w:r>
+        <w:t xml:space="preserve"> Pada </w:t>
       </w:r>
       <w:r>
         <w:t xml:space="preserve"> </w:t>
       </w:r>
       <w:r>
-        <w:t>${</w:t>
-      </w:r>
-      <w:proofErr w:type="spellStart"/>
-      <w:r>
-        <w:t>daerah</w:t>
-      </w:r>
-      <w:proofErr w:type="spellEnd"/>
-      <w:r>
-        <w:t>}</w:t>
-      </w:r>
-      <w:r>
-        <w:t xml:space="preserve"> </w:t>
-      </w:r>
-      <w:proofErr w:type="gramStart"/>
-      <w:r>
-        <w:t xml:space="preserve">Pada </w:t>
-      </w:r>
-      <w:r>
-        <w:t xml:space="preserve"> </w:t>
-      </w:r>
-      <w:proofErr w:type="spellStart"/>
-      <w:r>
-        <w:t>Tanggal</w:t>
-      </w:r>
-      <w:proofErr w:type="spellEnd"/>
-      <w:proofErr w:type="gramEnd"/>
-      <w:r>
-        <w:t xml:space="preserve"> : ${</w:t>
-      </w:r>
-      <w:proofErr w:type="spellStart"/>
-      <w:r>
-        <w:t>tanggal</w:t>
-      </w:r>
-      <w:proofErr w:type="spellEnd"/>
-      <w:r>
-        <w:t>}</w:t>
+        <w:t>Tanggal : ${tanggal}</w:t>
       </w:r>
     </w:p>
     <w:p>
@@ -3160,17 +2252,8 @@
           <w:b/>
           <w:bCs/>
         </w:rPr>
-        <w:t>FIRDAUS, S.</w:t>
-      </w:r>
-      <w:proofErr w:type="gramStart"/>
-      <w:r>
-        <w:rPr>
-          <w:b/>
-          <w:bCs/>
-        </w:rPr>
-        <w:t>PD.I</w:t>
-      </w:r>
-      <w:proofErr w:type="gramEnd"/>
+        <w:t>FIRDAUS, S.PD.I</w:t>
+      </w:r>
     </w:p>
     <w:p>
       <w:pPr>
@@ -3247,7 +2330,7 @@
 <w:hdr xmlns:wpc="http://schemas.microsoft.com/office/word/2010/wordprocessingCanvas" xmlns:cx="http://schemas.microsoft.com/office/drawing/2014/chartex" xmlns:cx1="http://schemas.microsoft.com/office/drawing/2015/9/8/chartex" xmlns:cx2="http://schemas.microsoft.com/office/drawing/2015/10/21/chartex" xmlns:cx3="http://schemas.microsoft.com/office/drawing/2016/5/9/chartex" xmlns:cx4="http://schemas.microsoft.com/office/drawing/2016/5/10/chartex" xmlns:cx5="http://schemas.microsoft.com/office/drawing/2016/5/11/chartex" xmlns:cx6="http://schemas.microsoft.com/office/drawing/2016/5/12/chartex" xmlns:cx7="http://schemas.microsoft.com/office/drawing/2016/5/13/chartex" xmlns:cx8="http://schemas.microsoft.com/office/drawing/2016/5/14/chartex" xmlns:mc="http://schemas.openxmlformats.org/markup-compatibility/2006" xmlns:aink="http://schemas.microsoft.com/office/drawing/2016/ink" xmlns:am3d="http://schemas.microsoft.com/office/drawing/2017/model3d" xmlns:o="urn:schemas-microsoft-com:office:office" xmlns:r="http://schemas.openxmlformats.org/officeDocument/2006/relationships" xmlns:m="http://schemas.openxmlformats.org/officeDocument/2006/math" xmlns:v="urn:schemas-microsoft-com:vml" xmlns:wp14="http://schemas.microsoft.com/office/word/2010/wordprocessingDrawing" xmlns:wp="http://schemas.openxmlformats.org/drawingml/2006/wordprocessingDrawing" xmlns:w10="urn:schemas-microsoft-com:office:word" xmlns:w="http://schemas.openxmlformats.org/wordprocessingml/2006/main" xmlns:w14="http://schemas.microsoft.com/office/word/2010/wordml" xmlns:w15="http://schemas.microsoft.com/office/word/2012/wordml" xmlns:w16cex="http://schemas.microsoft.com/office/word/2018/wordml/cex" xmlns:w16cid="http://schemas.microsoft.com/office/word/2016/wordml/cid" xmlns:w16="http://schemas.microsoft.com/office/word/2018/wordml" xmlns:w16sdtdh="http://schemas.microsoft.com/office/word/2020/wordml/sdtdatahash" xmlns:w16se="http://schemas.microsoft.com/office/word/2015/wordml/symex" xmlns:wpg="http://schemas.microsoft.com/office/word/2010/wordprocessingGroup" xmlns:wpi="http://schemas.microsoft.com/office/word/2010/wordprocessingInk" xmlns:wne="http://schemas.microsoft.com/office/word/2006/wordml" xmlns:wps="http://schemas.microsoft.com/office/word/2010/wordprocessingShape" mc:Ignorable="w14 w15 w16se w16cid w16 w16cex w16sdtdh wp14">
   <w:p>
     <w:pPr>
-      <w:ind w:left="1416" w:firstLine="708"/>
+      <w:ind w:left="-720"/>
       <w:rPr>
         <w:sz w:val="24"/>
         <w:szCs w:val="24"/>
@@ -3255,65 +2338,17 @@
     </w:pPr>
     <w:r>
       <w:rPr>
-        <w:noProof/>
-        <w:sz w:val="24"/>
-        <w:szCs w:val="24"/>
-      </w:rPr>
-      <w:drawing>
-        <wp:anchor distT="0" distB="0" distL="114300" distR="114300" simplePos="0" relativeHeight="251659264" behindDoc="0" locked="0" layoutInCell="1" allowOverlap="1" wp14:anchorId="3201F0A4" wp14:editId="594771D0">
-          <wp:simplePos x="0" y="0"/>
-          <wp:positionH relativeFrom="column">
-            <wp:posOffset>107004</wp:posOffset>
-          </wp:positionH>
-          <wp:positionV relativeFrom="paragraph">
-            <wp:posOffset>-126460</wp:posOffset>
-          </wp:positionV>
-          <wp:extent cx="982494" cy="991870"/>
-          <wp:effectExtent l="0" t="0" r="8255" b="0"/>
-          <wp:wrapNone/>
-          <wp:docPr id="1" name="Picture 1"/>
-          <wp:cNvGraphicFramePr>
-            <a:graphicFrameLocks xmlns:a="http://schemas.openxmlformats.org/drawingml/2006/main" noChangeAspect="1"/>
-          </wp:cNvGraphicFramePr>
-          <a:graphic xmlns:a="http://schemas.openxmlformats.org/drawingml/2006/main">
-            <a:graphicData uri="http://schemas.openxmlformats.org/drawingml/2006/picture">
-              <pic:pic xmlns:pic="http://schemas.openxmlformats.org/drawingml/2006/picture">
-                <pic:nvPicPr>
-                  <pic:cNvPr id="1" name="Picture 1"/>
-                  <pic:cNvPicPr/>
-                </pic:nvPicPr>
-                <pic:blipFill>
-                  <a:blip r:embed="rId1">
-                    <a:extLst>
-                      <a:ext uri="{28A0092B-C50C-407E-A947-70E740481C1C}">
-                        <a14:useLocalDpi xmlns:a14="http://schemas.microsoft.com/office/drawing/2010/main" val="0"/>
-                      </a:ext>
-                    </a:extLst>
-                  </a:blip>
-                  <a:stretch>
-                    <a:fillRect/>
-                  </a:stretch>
-                </pic:blipFill>
-                <pic:spPr>
-                  <a:xfrm>
-                    <a:off x="0" y="0"/>
-                    <a:ext cx="984624" cy="994021"/>
-                  </a:xfrm>
-                  <a:prstGeom prst="rect">
-                    <a:avLst/>
-                  </a:prstGeom>
-                </pic:spPr>
-              </pic:pic>
-            </a:graphicData>
-          </a:graphic>
-          <wp14:sizeRelH relativeFrom="page">
-            <wp14:pctWidth>0</wp14:pctWidth>
-          </wp14:sizeRelH>
-          <wp14:sizeRelV relativeFrom="page">
-            <wp14:pctHeight>0</wp14:pctHeight>
-          </wp14:sizeRelV>
-        </wp:anchor>
-      </w:drawing>
+        <w:sz w:val="24"/>
+        <w:szCs w:val="24"/>
+      </w:rPr>
+      <w:t xml:space="preserve">     </w:t>
+    </w:r>
+    <w:r>
+      <w:rPr>
+        <w:sz w:val="24"/>
+        <w:szCs w:val="24"/>
+      </w:rPr>
+      <w:t>${CompanyLogo}</w:t>
     </w:r>
     <w:r>
       <w:rPr>
@@ -3321,6 +2356,13 @@
         <w:szCs w:val="24"/>
       </w:rPr>
       <w:t xml:space="preserve">  </w:t>
+    </w:r>
+    <w:r>
+      <w:rPr>
+        <w:sz w:val="24"/>
+        <w:szCs w:val="24"/>
+      </w:rPr>
+      <w:tab/>
     </w:r>
     <w:r>
       <w:rPr>
@@ -3581,41 +2623,15 @@
       <w:jc w:val="center"/>
     </w:pPr>
     <w:r>
-      <w:t xml:space="preserve">Jalan </w:t>
-    </w:r>
-    <w:proofErr w:type="spellStart"/>
-    <w:r>
-      <w:t>diponegoro</w:t>
-    </w:r>
-    <w:proofErr w:type="spellEnd"/>
-    <w:r>
-      <w:t xml:space="preserve"> </w:t>
-    </w:r>
-    <w:proofErr w:type="spellStart"/>
-    <w:r>
-      <w:t>nomor</w:t>
-    </w:r>
-    <w:proofErr w:type="spellEnd"/>
-    <w:r>
-      <w:t xml:space="preserve"> 20 </w:t>
-    </w:r>
-    <w:proofErr w:type="spellStart"/>
-    <w:r>
-      <w:t>sabang</w:t>
-    </w:r>
-    <w:proofErr w:type="spellEnd"/>
+      <w:t>Jalan diponegoro nomor 20 sabang</w:t>
+    </w:r>
   </w:p>
   <w:p>
     <w:pPr>
       <w:jc w:val="center"/>
     </w:pPr>
-    <w:proofErr w:type="spellStart"/>
-    <w:r>
-      <w:t>Telepon</w:t>
-    </w:r>
-    <w:proofErr w:type="spellEnd"/>
-    <w:r>
-      <w:t xml:space="preserve"> (0852) 21040 fax (0657) 22202</w:t>
+    <w:r>
+      <w:t>Telepon (0852) 21040 fax (0657) 22202</w:t>
     </w:r>
   </w:p>
   <w:tbl>

--- a/assets/template/doc/sspd.docx
+++ b/assets/template/doc/sspd.docx
@@ -12,26 +12,18 @@
           <w:szCs w:val="24"/>
         </w:rPr>
       </w:pPr>
-      <w:r>
-        <w:rPr>
-          <w:b/>
-          <w:bCs/>
-          <w:color w:val="000000" w:themeColor="text1"/>
-          <w:sz w:val="24"/>
-          <w:szCs w:val="24"/>
-        </w:rPr>
-        <w:t xml:space="preserve">Nomor </w:t>
-      </w:r>
-      <w:r>
-        <w:rPr>
-          <w:b/>
-          <w:bCs/>
-          <w:color w:val="000000" w:themeColor="text1"/>
-          <w:sz w:val="24"/>
-          <w:szCs w:val="24"/>
-        </w:rPr>
-        <w:t xml:space="preserve">      </w:t>
-      </w:r>
+      <w:proofErr w:type="spellStart"/>
+      <w:r>
+        <w:rPr>
+          <w:b/>
+          <w:bCs/>
+          <w:color w:val="000000" w:themeColor="text1"/>
+          <w:sz w:val="24"/>
+          <w:szCs w:val="24"/>
+        </w:rPr>
+        <w:t>Nomor</w:t>
+      </w:r>
+      <w:proofErr w:type="spellEnd"/>
       <w:r>
         <w:rPr>
           <w:b/>
@@ -50,7 +42,71 @@
           <w:sz w:val="24"/>
           <w:szCs w:val="24"/>
         </w:rPr>
-        <w:t>: ${nomor_surat}</w:t>
+        <w:t xml:space="preserve">     </w:t>
+      </w:r>
+      <w:proofErr w:type="gramStart"/>
+      <w:r>
+        <w:rPr>
+          <w:b/>
+          <w:bCs/>
+          <w:color w:val="000000" w:themeColor="text1"/>
+          <w:sz w:val="24"/>
+          <w:szCs w:val="24"/>
+        </w:rPr>
+        <w:t xml:space="preserve"> </w:t>
+      </w:r>
+      <w:r>
+        <w:rPr>
+          <w:b/>
+          <w:bCs/>
+          <w:color w:val="000000" w:themeColor="text1"/>
+          <w:sz w:val="24"/>
+          <w:szCs w:val="24"/>
+        </w:rPr>
+        <w:t xml:space="preserve"> </w:t>
+      </w:r>
+      <w:r>
+        <w:rPr>
+          <w:b/>
+          <w:bCs/>
+          <w:color w:val="000000" w:themeColor="text1"/>
+          <w:sz w:val="24"/>
+          <w:szCs w:val="24"/>
+        </w:rPr>
+        <w:t>:</w:t>
+      </w:r>
+      <w:proofErr w:type="gramEnd"/>
+      <w:r>
+        <w:rPr>
+          <w:b/>
+          <w:bCs/>
+          <w:color w:val="000000" w:themeColor="text1"/>
+          <w:sz w:val="24"/>
+          <w:szCs w:val="24"/>
+        </w:rPr>
+        <w:t xml:space="preserve"> ${</w:t>
+      </w:r>
+      <w:proofErr w:type="spellStart"/>
+      <w:r>
+        <w:rPr>
+          <w:b/>
+          <w:bCs/>
+          <w:color w:val="000000" w:themeColor="text1"/>
+          <w:sz w:val="24"/>
+          <w:szCs w:val="24"/>
+        </w:rPr>
+        <w:t>nomor_surat</w:t>
+      </w:r>
+      <w:proofErr w:type="spellEnd"/>
+      <w:r>
+        <w:rPr>
+          <w:b/>
+          <w:bCs/>
+          <w:color w:val="000000" w:themeColor="text1"/>
+          <w:sz w:val="24"/>
+          <w:szCs w:val="24"/>
+        </w:rPr>
+        <w:t>}</w:t>
       </w:r>
     </w:p>
     <w:p>
@@ -71,8 +127,21 @@
           <w:sz w:val="24"/>
           <w:szCs w:val="24"/>
         </w:rPr>
-        <w:t xml:space="preserve">Lembar ke </w:t>
-      </w:r>
+        <w:t xml:space="preserve">Lembar </w:t>
+      </w:r>
+      <w:proofErr w:type="spellStart"/>
+      <w:proofErr w:type="gramStart"/>
+      <w:r>
+        <w:rPr>
+          <w:b/>
+          <w:bCs/>
+          <w:color w:val="000000" w:themeColor="text1"/>
+          <w:sz w:val="24"/>
+          <w:szCs w:val="24"/>
+        </w:rPr>
+        <w:t>ke</w:t>
+      </w:r>
+      <w:proofErr w:type="spellEnd"/>
       <w:r>
         <w:rPr>
           <w:b/>
@@ -91,7 +160,28 @@
           <w:sz w:val="24"/>
           <w:szCs w:val="24"/>
         </w:rPr>
-        <w:t>: 1</w:t>
+        <w:t xml:space="preserve"> </w:t>
+      </w:r>
+      <w:r>
+        <w:rPr>
+          <w:b/>
+          <w:bCs/>
+          <w:color w:val="000000" w:themeColor="text1"/>
+          <w:sz w:val="24"/>
+          <w:szCs w:val="24"/>
+        </w:rPr>
+        <w:t>:</w:t>
+      </w:r>
+      <w:proofErr w:type="gramEnd"/>
+      <w:r>
+        <w:rPr>
+          <w:b/>
+          <w:bCs/>
+          <w:color w:val="000000" w:themeColor="text1"/>
+          <w:sz w:val="24"/>
+          <w:szCs w:val="24"/>
+        </w:rPr>
+        <w:t xml:space="preserve"> 1</w:t>
       </w:r>
       <w:r>
         <w:rPr>
@@ -138,8 +228,7 @@
     <w:tbl>
       <w:tblPr>
         <w:tblStyle w:val="TableGrid"/>
-        <w:tblW w:w="10530" w:type="dxa"/>
-        <w:tblInd w:w="-720" w:type="dxa"/>
+        <w:tblW w:w="9450" w:type="dxa"/>
         <w:tblBorders>
           <w:left w:val="none" w:sz="0" w:space="0" w:color="auto"/>
           <w:right w:val="none" w:sz="0" w:space="0" w:color="auto"/>
@@ -150,7 +239,7 @@
       <w:tblGrid>
         <w:gridCol w:w="417"/>
         <w:gridCol w:w="3453"/>
-        <w:gridCol w:w="6660"/>
+        <w:gridCol w:w="5580"/>
       </w:tblGrid>
       <w:tr>
         <w:trPr>
@@ -190,14 +279,70 @@
                 <w:szCs w:val="24"/>
               </w:rPr>
             </w:pPr>
-            <w:r>
-              <w:rPr>
-                <w:color w:val="000000" w:themeColor="text1"/>
-                <w:sz w:val="24"/>
-                <w:szCs w:val="24"/>
-              </w:rPr>
-              <w:t>Pejabat berwengan yang memberi perintah</w:t>
-            </w:r>
+            <w:proofErr w:type="spellStart"/>
+            <w:r>
+              <w:rPr>
+                <w:color w:val="000000" w:themeColor="text1"/>
+                <w:sz w:val="24"/>
+                <w:szCs w:val="24"/>
+              </w:rPr>
+              <w:t>Pejabat</w:t>
+            </w:r>
+            <w:proofErr w:type="spellEnd"/>
+            <w:r>
+              <w:rPr>
+                <w:color w:val="000000" w:themeColor="text1"/>
+                <w:sz w:val="24"/>
+                <w:szCs w:val="24"/>
+              </w:rPr>
+              <w:t xml:space="preserve"> </w:t>
+            </w:r>
+            <w:proofErr w:type="spellStart"/>
+            <w:r>
+              <w:rPr>
+                <w:color w:val="000000" w:themeColor="text1"/>
+                <w:sz w:val="24"/>
+                <w:szCs w:val="24"/>
+              </w:rPr>
+              <w:t>berwengan</w:t>
+            </w:r>
+            <w:proofErr w:type="spellEnd"/>
+            <w:r>
+              <w:rPr>
+                <w:color w:val="000000" w:themeColor="text1"/>
+                <w:sz w:val="24"/>
+                <w:szCs w:val="24"/>
+              </w:rPr>
+              <w:t xml:space="preserve"> yang </w:t>
+            </w:r>
+            <w:proofErr w:type="spellStart"/>
+            <w:r>
+              <w:rPr>
+                <w:color w:val="000000" w:themeColor="text1"/>
+                <w:sz w:val="24"/>
+                <w:szCs w:val="24"/>
+              </w:rPr>
+              <w:t>memberi</w:t>
+            </w:r>
+            <w:proofErr w:type="spellEnd"/>
+            <w:r>
+              <w:rPr>
+                <w:color w:val="000000" w:themeColor="text1"/>
+                <w:sz w:val="24"/>
+                <w:szCs w:val="24"/>
+              </w:rPr>
+              <w:t xml:space="preserve"> </w:t>
+            </w:r>
+            <w:proofErr w:type="spellStart"/>
+            <w:r>
+              <w:rPr>
+                <w:color w:val="000000" w:themeColor="text1"/>
+                <w:sz w:val="24"/>
+                <w:szCs w:val="24"/>
+              </w:rPr>
+              <w:t>perintah</w:t>
+            </w:r>
+            <w:proofErr w:type="spellEnd"/>
           </w:p>
           <w:p>
             <w:pPr>
@@ -213,7 +358,7 @@
         </w:tc>
         <w:tc>
           <w:tcPr>
-            <w:tcW w:w="6660" w:type="dxa"/>
+            <w:tcW w:w="5580" w:type="dxa"/>
           </w:tcPr>
           <w:p>
             <w:pPr>
@@ -253,7 +398,18 @@
                 <w:sz w:val="24"/>
                 <w:szCs w:val="24"/>
               </w:rPr>
-              <w:t>${nama</w:t>
+              <w:t>${</w:t>
+            </w:r>
+            <w:proofErr w:type="spellStart"/>
+            <w:r>
+              <w:rPr>
+                <w:b/>
+                <w:bCs/>
+                <w:color w:val="000000" w:themeColor="text1"/>
+                <w:sz w:val="24"/>
+                <w:szCs w:val="24"/>
+              </w:rPr>
+              <w:t>nama</w:t>
             </w:r>
             <w:r>
               <w:rPr>
@@ -265,6 +421,7 @@
               </w:rPr>
               <w:t>_pemberi</w:t>
             </w:r>
+            <w:proofErr w:type="spellEnd"/>
             <w:r>
               <w:rPr>
                 <w:b/>
@@ -322,8 +479,36 @@
                 <w:sz w:val="24"/>
                 <w:szCs w:val="24"/>
               </w:rPr>
-              <w:t>Nama / NIP Pegawai yang di perintah</w:t>
-            </w:r>
+              <w:t xml:space="preserve">Nama / NIP </w:t>
+            </w:r>
+            <w:proofErr w:type="spellStart"/>
+            <w:r>
+              <w:rPr>
+                <w:color w:val="000000" w:themeColor="text1"/>
+                <w:sz w:val="24"/>
+                <w:szCs w:val="24"/>
+              </w:rPr>
+              <w:t>Pegawai</w:t>
+            </w:r>
+            <w:proofErr w:type="spellEnd"/>
+            <w:r>
+              <w:rPr>
+                <w:color w:val="000000" w:themeColor="text1"/>
+                <w:sz w:val="24"/>
+                <w:szCs w:val="24"/>
+              </w:rPr>
+              <w:t xml:space="preserve"> yang di </w:t>
+            </w:r>
+            <w:proofErr w:type="spellStart"/>
+            <w:r>
+              <w:rPr>
+                <w:color w:val="000000" w:themeColor="text1"/>
+                <w:sz w:val="24"/>
+                <w:szCs w:val="24"/>
+              </w:rPr>
+              <w:t>perintah</w:t>
+            </w:r>
+            <w:proofErr w:type="spellEnd"/>
           </w:p>
           <w:p>
             <w:pPr>
@@ -337,7 +522,7 @@
         </w:tc>
         <w:tc>
           <w:tcPr>
-            <w:tcW w:w="6660" w:type="dxa"/>
+            <w:tcW w:w="5580" w:type="dxa"/>
           </w:tcPr>
           <w:p>
             <w:pPr>
@@ -379,6 +564,7 @@
               </w:rPr>
               <w:t>${</w:t>
             </w:r>
+            <w:proofErr w:type="spellStart"/>
             <w:r>
               <w:rPr>
                 <w:b/>
@@ -409,6 +595,7 @@
               </w:rPr>
               <w:t>perintah</w:t>
             </w:r>
+            <w:proofErr w:type="spellEnd"/>
             <w:r>
               <w:rPr>
                 <w:b/>
@@ -429,16 +616,18 @@
               </w:rPr>
               <w:t>${</w:t>
             </w:r>
-            <w:r>
-              <w:rPr>
-                <w:b/>
-                <w:bCs/>
-                <w:color w:val="000000" w:themeColor="text1"/>
-                <w:sz w:val="24"/>
-                <w:szCs w:val="24"/>
-              </w:rPr>
-              <w:t>nip</w:t>
-            </w:r>
+            <w:proofErr w:type="spellStart"/>
+            <w:r>
+              <w:rPr>
+                <w:b/>
+                <w:bCs/>
+                <w:color w:val="000000" w:themeColor="text1"/>
+                <w:sz w:val="24"/>
+                <w:szCs w:val="24"/>
+              </w:rPr>
+              <w:t>nik_pimpinan</w:t>
+            </w:r>
+            <w:proofErr w:type="spellEnd"/>
             <w:r>
               <w:rPr>
                 <w:b/>
@@ -448,26 +637,6 @@
                 <w:szCs w:val="24"/>
               </w:rPr>
               <w:t>}</w:t>
-            </w:r>
-            <w:r>
-              <w:rPr>
-                <w:b/>
-                <w:bCs/>
-                <w:color w:val="000000" w:themeColor="text1"/>
-                <w:sz w:val="24"/>
-                <w:szCs w:val="24"/>
-              </w:rPr>
-              <w:t xml:space="preserve"> </w:t>
-            </w:r>
-            <w:r>
-              <w:rPr>
-                <w:b/>
-                <w:bCs/>
-                <w:color w:val="000000" w:themeColor="text1"/>
-                <w:sz w:val="24"/>
-                <w:szCs w:val="24"/>
-              </w:rPr>
-              <w:t xml:space="preserve">  </w:t>
             </w:r>
           </w:p>
         </w:tc>
@@ -528,8 +697,20 @@
                 <w:sz w:val="24"/>
                 <w:szCs w:val="24"/>
               </w:rPr>
-              <w:t>a. Jabatan</w:t>
-            </w:r>
+              <w:t xml:space="preserve">a. </w:t>
+            </w:r>
+            <w:proofErr w:type="spellStart"/>
+            <w:r>
+              <w:rPr>
+                <w:b/>
+                <w:bCs/>
+                <w:color w:val="000000" w:themeColor="text1"/>
+                <w:sz w:val="24"/>
+                <w:szCs w:val="24"/>
+              </w:rPr>
+              <w:t>Jabatan</w:t>
+            </w:r>
+            <w:proofErr w:type="spellEnd"/>
           </w:p>
           <w:p>
             <w:pPr>
@@ -557,8 +738,42 @@
                 <w:sz w:val="24"/>
                 <w:szCs w:val="24"/>
               </w:rPr>
-              <w:t>b. Pangkat dan Golongan</w:t>
-            </w:r>
+              <w:t xml:space="preserve">b. </w:t>
+            </w:r>
+            <w:proofErr w:type="spellStart"/>
+            <w:r>
+              <w:rPr>
+                <w:b/>
+                <w:bCs/>
+                <w:color w:val="000000" w:themeColor="text1"/>
+                <w:sz w:val="24"/>
+                <w:szCs w:val="24"/>
+              </w:rPr>
+              <w:t>Pangkat</w:t>
+            </w:r>
+            <w:proofErr w:type="spellEnd"/>
+            <w:r>
+              <w:rPr>
+                <w:b/>
+                <w:bCs/>
+                <w:color w:val="000000" w:themeColor="text1"/>
+                <w:sz w:val="24"/>
+                <w:szCs w:val="24"/>
+              </w:rPr>
+              <w:t xml:space="preserve"> dan </w:t>
+            </w:r>
+            <w:proofErr w:type="spellStart"/>
+            <w:r>
+              <w:rPr>
+                <w:b/>
+                <w:bCs/>
+                <w:color w:val="000000" w:themeColor="text1"/>
+                <w:sz w:val="24"/>
+                <w:szCs w:val="24"/>
+              </w:rPr>
+              <w:t>Golongan</w:t>
+            </w:r>
+            <w:proofErr w:type="spellEnd"/>
           </w:p>
           <w:p>
             <w:pPr>
@@ -572,7 +787,7 @@
         </w:tc>
         <w:tc>
           <w:tcPr>
-            <w:tcW w:w="6660" w:type="dxa"/>
+            <w:tcW w:w="5580" w:type="dxa"/>
           </w:tcPr>
           <w:p>
             <w:pPr>
@@ -602,7 +817,29 @@
                 <w:sz w:val="24"/>
                 <w:szCs w:val="24"/>
               </w:rPr>
-              <w:t>${jabatan_pimpinan}</w:t>
+              <w:t>${</w:t>
+            </w:r>
+            <w:proofErr w:type="spellStart"/>
+            <w:r>
+              <w:rPr>
+                <w:b/>
+                <w:bCs/>
+                <w:color w:val="000000" w:themeColor="text1"/>
+                <w:sz w:val="24"/>
+                <w:szCs w:val="24"/>
+              </w:rPr>
+              <w:t>jabatan_pimpinan</w:t>
+            </w:r>
+            <w:proofErr w:type="spellEnd"/>
+            <w:r>
+              <w:rPr>
+                <w:b/>
+                <w:bCs/>
+                <w:color w:val="000000" w:themeColor="text1"/>
+                <w:sz w:val="24"/>
+                <w:szCs w:val="24"/>
+              </w:rPr>
+              <w:t>}</w:t>
             </w:r>
           </w:p>
           <w:p>
@@ -633,7 +870,29 @@
                 <w:sz w:val="24"/>
                 <w:szCs w:val="24"/>
               </w:rPr>
-              <w:t xml:space="preserve"> ${golongan_pimpinan}</w:t>
+              <w:t xml:space="preserve"> ${</w:t>
+            </w:r>
+            <w:proofErr w:type="spellStart"/>
+            <w:r>
+              <w:rPr>
+                <w:b/>
+                <w:bCs/>
+                <w:color w:val="000000" w:themeColor="text1"/>
+                <w:sz w:val="24"/>
+                <w:szCs w:val="24"/>
+              </w:rPr>
+              <w:t>golongan_pimpinan</w:t>
+            </w:r>
+            <w:proofErr w:type="spellEnd"/>
+            <w:r>
+              <w:rPr>
+                <w:b/>
+                <w:bCs/>
+                <w:color w:val="000000" w:themeColor="text1"/>
+                <w:sz w:val="24"/>
+                <w:szCs w:val="24"/>
+              </w:rPr>
+              <w:t>}</w:t>
             </w:r>
           </w:p>
         </w:tc>
@@ -676,19 +935,39 @@
                 <w:szCs w:val="24"/>
               </w:rPr>
             </w:pPr>
-            <w:r>
-              <w:rPr>
-                <w:color w:val="000000" w:themeColor="text1"/>
-                <w:sz w:val="24"/>
-                <w:szCs w:val="24"/>
-              </w:rPr>
-              <w:t>Pejabat yang di perintahkan</w:t>
-            </w:r>
+            <w:proofErr w:type="spellStart"/>
+            <w:r>
+              <w:rPr>
+                <w:color w:val="000000" w:themeColor="text1"/>
+                <w:sz w:val="24"/>
+                <w:szCs w:val="24"/>
+              </w:rPr>
+              <w:t>Pejabat</w:t>
+            </w:r>
+            <w:proofErr w:type="spellEnd"/>
+            <w:r>
+              <w:rPr>
+                <w:color w:val="000000" w:themeColor="text1"/>
+                <w:sz w:val="24"/>
+                <w:szCs w:val="24"/>
+              </w:rPr>
+              <w:t xml:space="preserve"> yang di </w:t>
+            </w:r>
+            <w:proofErr w:type="spellStart"/>
+            <w:r>
+              <w:rPr>
+                <w:color w:val="000000" w:themeColor="text1"/>
+                <w:sz w:val="24"/>
+                <w:szCs w:val="24"/>
+              </w:rPr>
+              <w:t>perintahkan</w:t>
+            </w:r>
+            <w:proofErr w:type="spellEnd"/>
           </w:p>
         </w:tc>
         <w:tc>
           <w:tcPr>
-            <w:tcW w:w="6660" w:type="dxa"/>
+            <w:tcW w:w="5580" w:type="dxa"/>
           </w:tcPr>
           <w:p>
             <w:pPr>
@@ -718,7 +997,29 @@
                 <w:sz w:val="24"/>
                 <w:szCs w:val="24"/>
               </w:rPr>
-              <w:t xml:space="preserve"> ${jabatan_pimpinan}</w:t>
+              <w:t xml:space="preserve"> ${</w:t>
+            </w:r>
+            <w:proofErr w:type="spellStart"/>
+            <w:r>
+              <w:rPr>
+                <w:b/>
+                <w:bCs/>
+                <w:color w:val="000000" w:themeColor="text1"/>
+                <w:sz w:val="24"/>
+                <w:szCs w:val="24"/>
+              </w:rPr>
+              <w:t>nama_diperintah</w:t>
+            </w:r>
+            <w:proofErr w:type="spellEnd"/>
+            <w:r>
+              <w:rPr>
+                <w:b/>
+                <w:bCs/>
+                <w:color w:val="000000" w:themeColor="text1"/>
+                <w:sz w:val="24"/>
+                <w:szCs w:val="24"/>
+              </w:rPr>
+              <w:t>}</w:t>
             </w:r>
           </w:p>
           <w:p>
@@ -772,6 +1073,16 @@
                 <w:szCs w:val="24"/>
               </w:rPr>
             </w:pPr>
+            <w:proofErr w:type="spellStart"/>
+            <w:r>
+              <w:rPr>
+                <w:color w:val="000000" w:themeColor="text1"/>
+                <w:sz w:val="24"/>
+                <w:szCs w:val="24"/>
+              </w:rPr>
+              <w:t>Perjalanan</w:t>
+            </w:r>
+            <w:proofErr w:type="spellEnd"/>
             <w:r>
               <w:rPr>
                 <w:color w:val="000000" w:themeColor="text1"/>
@@ -780,28 +1091,39 @@
               </w:rPr>
               <w:t xml:space="preserve"> </w:t>
             </w:r>
-          </w:p>
-          <w:p>
-            <w:pPr>
-              <w:rPr>
-                <w:color w:val="000000" w:themeColor="text1"/>
-                <w:sz w:val="24"/>
-                <w:szCs w:val="24"/>
-              </w:rPr>
-            </w:pPr>
-            <w:r>
-              <w:rPr>
-                <w:color w:val="000000" w:themeColor="text1"/>
-                <w:sz w:val="24"/>
-                <w:szCs w:val="24"/>
-              </w:rPr>
-              <w:t>Perjalanan Dinas Direncanakan</w:t>
-            </w:r>
+            <w:proofErr w:type="spellStart"/>
+            <w:r>
+              <w:rPr>
+                <w:color w:val="000000" w:themeColor="text1"/>
+                <w:sz w:val="24"/>
+                <w:szCs w:val="24"/>
+              </w:rPr>
+              <w:t>Dinas</w:t>
+            </w:r>
+            <w:proofErr w:type="spellEnd"/>
+            <w:r>
+              <w:rPr>
+                <w:color w:val="000000" w:themeColor="text1"/>
+                <w:sz w:val="24"/>
+                <w:szCs w:val="24"/>
+              </w:rPr>
+              <w:t xml:space="preserve"> </w:t>
+            </w:r>
+            <w:proofErr w:type="spellStart"/>
+            <w:r>
+              <w:rPr>
+                <w:color w:val="000000" w:themeColor="text1"/>
+                <w:sz w:val="24"/>
+                <w:szCs w:val="24"/>
+              </w:rPr>
+              <w:t>Direncanakan</w:t>
+            </w:r>
+            <w:proofErr w:type="spellEnd"/>
           </w:p>
         </w:tc>
         <w:tc>
           <w:tcPr>
-            <w:tcW w:w="6660" w:type="dxa"/>
+            <w:tcW w:w="5580" w:type="dxa"/>
           </w:tcPr>
           <w:p>
             <w:pPr>
@@ -831,7 +1153,27 @@
                 <w:sz w:val="24"/>
                 <w:szCs w:val="24"/>
               </w:rPr>
-              <w:t xml:space="preserve">  ${jabatan_pimpinan}</w:t>
+              <w:t xml:space="preserve">  ${</w:t>
+            </w:r>
+            <w:r>
+              <w:rPr>
+                <w:b/>
+                <w:bCs/>
+                <w:color w:val="000000" w:themeColor="text1"/>
+                <w:sz w:val="24"/>
+                <w:szCs w:val="24"/>
+              </w:rPr>
+              <w:t>purpose</w:t>
+            </w:r>
+            <w:r>
+              <w:rPr>
+                <w:b/>
+                <w:bCs/>
+                <w:color w:val="000000" w:themeColor="text1"/>
+                <w:sz w:val="24"/>
+                <w:szCs w:val="24"/>
+              </w:rPr>
+              <w:t>}</w:t>
             </w:r>
           </w:p>
           <w:p>
@@ -902,14 +1244,70 @@
                 <w:szCs w:val="24"/>
               </w:rPr>
             </w:pPr>
-            <w:r>
-              <w:rPr>
-                <w:color w:val="000000" w:themeColor="text1"/>
-                <w:sz w:val="24"/>
-                <w:szCs w:val="24"/>
-              </w:rPr>
-              <w:t>Maksud mengajukan perjalanan dinas</w:t>
-            </w:r>
+            <w:proofErr w:type="spellStart"/>
+            <w:r>
+              <w:rPr>
+                <w:color w:val="000000" w:themeColor="text1"/>
+                <w:sz w:val="24"/>
+                <w:szCs w:val="24"/>
+              </w:rPr>
+              <w:t>Maksud</w:t>
+            </w:r>
+            <w:proofErr w:type="spellEnd"/>
+            <w:r>
+              <w:rPr>
+                <w:color w:val="000000" w:themeColor="text1"/>
+                <w:sz w:val="24"/>
+                <w:szCs w:val="24"/>
+              </w:rPr>
+              <w:t xml:space="preserve"> </w:t>
+            </w:r>
+            <w:proofErr w:type="spellStart"/>
+            <w:r>
+              <w:rPr>
+                <w:color w:val="000000" w:themeColor="text1"/>
+                <w:sz w:val="24"/>
+                <w:szCs w:val="24"/>
+              </w:rPr>
+              <w:t>mengajukan</w:t>
+            </w:r>
+            <w:proofErr w:type="spellEnd"/>
+            <w:r>
+              <w:rPr>
+                <w:color w:val="000000" w:themeColor="text1"/>
+                <w:sz w:val="24"/>
+                <w:szCs w:val="24"/>
+              </w:rPr>
+              <w:t xml:space="preserve"> </w:t>
+            </w:r>
+            <w:proofErr w:type="spellStart"/>
+            <w:r>
+              <w:rPr>
+                <w:color w:val="000000" w:themeColor="text1"/>
+                <w:sz w:val="24"/>
+                <w:szCs w:val="24"/>
+              </w:rPr>
+              <w:t>perjalanan</w:t>
+            </w:r>
+            <w:proofErr w:type="spellEnd"/>
+            <w:r>
+              <w:rPr>
+                <w:color w:val="000000" w:themeColor="text1"/>
+                <w:sz w:val="24"/>
+                <w:szCs w:val="24"/>
+              </w:rPr>
+              <w:t xml:space="preserve"> </w:t>
+            </w:r>
+            <w:proofErr w:type="spellStart"/>
+            <w:r>
+              <w:rPr>
+                <w:color w:val="000000" w:themeColor="text1"/>
+                <w:sz w:val="24"/>
+                <w:szCs w:val="24"/>
+              </w:rPr>
+              <w:t>dinas</w:t>
+            </w:r>
+            <w:proofErr w:type="spellEnd"/>
           </w:p>
           <w:p>
             <w:pPr>
@@ -936,6 +1334,7 @@
                 <w:szCs w:val="24"/>
               </w:rPr>
             </w:pPr>
+            <w:proofErr w:type="spellStart"/>
             <w:r>
               <w:rPr>
                 <w:color w:val="000000" w:themeColor="text1"/>
@@ -944,11 +1343,12 @@
               </w:rPr>
               <w:t>Keterangan</w:t>
             </w:r>
+            <w:proofErr w:type="spellEnd"/>
           </w:p>
         </w:tc>
         <w:tc>
           <w:tcPr>
-            <w:tcW w:w="6660" w:type="dxa"/>
+            <w:tcW w:w="5580" w:type="dxa"/>
           </w:tcPr>
           <w:p>
             <w:pPr>
@@ -978,7 +1378,47 @@
                 <w:sz w:val="24"/>
                 <w:szCs w:val="24"/>
               </w:rPr>
-              <w:t xml:space="preserve"> ${jabatan_pimpinan}</w:t>
+              <w:t xml:space="preserve"> </w:t>
+            </w:r>
+            <w:r>
+              <w:rPr>
+                <w:b/>
+                <w:bCs/>
+                <w:color w:val="000000" w:themeColor="text1"/>
+                <w:sz w:val="24"/>
+                <w:szCs w:val="24"/>
+              </w:rPr>
+              <w:t xml:space="preserve"> </w:t>
+            </w:r>
+            <w:r>
+              <w:rPr>
+                <w:b/>
+                <w:bCs/>
+                <w:color w:val="000000" w:themeColor="text1"/>
+                <w:sz w:val="24"/>
+                <w:szCs w:val="24"/>
+              </w:rPr>
+              <w:t>${</w:t>
+            </w:r>
+            <w:r>
+              <w:rPr>
+                <w:b/>
+                <w:bCs/>
+                <w:color w:val="000000" w:themeColor="text1"/>
+                <w:sz w:val="24"/>
+                <w:szCs w:val="24"/>
+              </w:rPr>
+              <w:t>description</w:t>
+            </w:r>
+            <w:r>
+              <w:rPr>
+                <w:b/>
+                <w:bCs/>
+                <w:color w:val="000000" w:themeColor="text1"/>
+                <w:sz w:val="24"/>
+                <w:szCs w:val="24"/>
+              </w:rPr>
+              <w:t>}</w:t>
             </w:r>
           </w:p>
           <w:p>
@@ -1025,34 +1465,77 @@
           <w:bCs/>
         </w:rPr>
       </w:pPr>
-      <w:r>
-        <w:rPr>
-          <w:b/>
-          <w:bCs/>
-        </w:rPr>
-        <w:t xml:space="preserve">Dikeluarkan di </w:t>
-      </w:r>
-      <w:r>
-        <w:rPr>
-          <w:b/>
-          <w:bCs/>
-        </w:rPr>
-        <w:t>${daerah}</w:t>
-      </w:r>
-      <w:r>
-        <w:rPr>
-          <w:b/>
-          <w:bCs/>
-        </w:rPr>
-        <w:t>, pada t</w:t>
-      </w:r>
-      <w:r>
-        <w:rPr>
-          <w:b/>
-          <w:bCs/>
-        </w:rPr>
-        <w:t>anggal :</w:t>
-      </w:r>
+      <w:proofErr w:type="spellStart"/>
+      <w:r>
+        <w:rPr>
+          <w:b/>
+          <w:bCs/>
+        </w:rPr>
+        <w:t>Dikeluarkan</w:t>
+      </w:r>
+      <w:proofErr w:type="spellEnd"/>
+      <w:r>
+        <w:rPr>
+          <w:b/>
+          <w:bCs/>
+        </w:rPr>
+        <w:t xml:space="preserve"> di </w:t>
+      </w:r>
+      <w:r>
+        <w:rPr>
+          <w:b/>
+          <w:bCs/>
+        </w:rPr>
+        <w:t>${</w:t>
+      </w:r>
+      <w:proofErr w:type="spellStart"/>
+      <w:r>
+        <w:rPr>
+          <w:b/>
+          <w:bCs/>
+        </w:rPr>
+        <w:t>daerah</w:t>
+      </w:r>
+      <w:proofErr w:type="spellEnd"/>
+      <w:r>
+        <w:rPr>
+          <w:b/>
+          <w:bCs/>
+        </w:rPr>
+        <w:t>}</w:t>
+      </w:r>
+      <w:r>
+        <w:rPr>
+          <w:b/>
+          <w:bCs/>
+        </w:rPr>
+        <w:t xml:space="preserve">, pada </w:t>
+      </w:r>
+      <w:proofErr w:type="spellStart"/>
+      <w:proofErr w:type="gramStart"/>
+      <w:r>
+        <w:rPr>
+          <w:b/>
+          <w:bCs/>
+        </w:rPr>
+        <w:t>t</w:t>
+      </w:r>
+      <w:r>
+        <w:rPr>
+          <w:b/>
+          <w:bCs/>
+        </w:rPr>
+        <w:t>anggal</w:t>
+      </w:r>
+      <w:proofErr w:type="spellEnd"/>
+      <w:r>
+        <w:rPr>
+          <w:b/>
+          <w:bCs/>
+        </w:rPr>
+        <w:t xml:space="preserve"> :</w:t>
+      </w:r>
+      <w:proofErr w:type="gramEnd"/>
     </w:p>
     <w:p>
       <w:pPr>
@@ -1060,7 +1543,15 @@
         <w:jc w:val="center"/>
       </w:pPr>
       <w:r>
-        <w:t>${tanggal}</w:t>
+        <w:t>${</w:t>
+      </w:r>
+      <w:proofErr w:type="spellStart"/>
+      <w:r>
+        <w:t>tanggal</w:t>
+      </w:r>
+      <w:proofErr w:type="spellEnd"/>
+      <w:r>
+        <w:t>}</w:t>
       </w:r>
     </w:p>
     <w:p>
@@ -1118,8 +1609,17 @@
           <w:b/>
           <w:bCs/>
         </w:rPr>
-        <w:t>FIRDAUS, S.PD.I</w:t>
-      </w:r>
+        <w:t>FIRDAUS, S.</w:t>
+      </w:r>
+      <w:proofErr w:type="gramStart"/>
+      <w:r>
+        <w:rPr>
+          <w:b/>
+          <w:bCs/>
+        </w:rPr>
+        <w:t>PD.I</w:t>
+      </w:r>
+      <w:proofErr w:type="gramEnd"/>
     </w:p>
     <w:p>
       <w:pPr>
@@ -1167,16 +1667,41 @@
           <w:szCs w:val="24"/>
         </w:rPr>
       </w:pPr>
-      <w:r>
-        <w:rPr>
-          <w:b/>
-          <w:bCs/>
-          <w:color w:val="000000" w:themeColor="text1"/>
-          <w:sz w:val="24"/>
-          <w:szCs w:val="24"/>
-        </w:rPr>
-        <w:t>Nomor : ${</w:t>
-      </w:r>
+      <w:proofErr w:type="spellStart"/>
+      <w:proofErr w:type="gramStart"/>
+      <w:r>
+        <w:rPr>
+          <w:b/>
+          <w:bCs/>
+          <w:color w:val="000000" w:themeColor="text1"/>
+          <w:sz w:val="24"/>
+          <w:szCs w:val="24"/>
+        </w:rPr>
+        <w:t>Nomor</w:t>
+      </w:r>
+      <w:proofErr w:type="spellEnd"/>
+      <w:r>
+        <w:rPr>
+          <w:b/>
+          <w:bCs/>
+          <w:color w:val="000000" w:themeColor="text1"/>
+          <w:sz w:val="24"/>
+          <w:szCs w:val="24"/>
+        </w:rPr>
+        <w:t xml:space="preserve"> :</w:t>
+      </w:r>
+      <w:proofErr w:type="gramEnd"/>
+      <w:r>
+        <w:rPr>
+          <w:b/>
+          <w:bCs/>
+          <w:color w:val="000000" w:themeColor="text1"/>
+          <w:sz w:val="24"/>
+          <w:szCs w:val="24"/>
+        </w:rPr>
+        <w:t xml:space="preserve"> ${</w:t>
+      </w:r>
+      <w:proofErr w:type="spellStart"/>
       <w:r>
         <w:rPr>
           <w:b/>
@@ -1215,7 +1740,18 @@
           <w:sz w:val="24"/>
           <w:szCs w:val="24"/>
         </w:rPr>
-        <w:t>urat}</w:t>
+        <w:t>urat</w:t>
+      </w:r>
+      <w:proofErr w:type="spellEnd"/>
+      <w:r>
+        <w:rPr>
+          <w:b/>
+          <w:bCs/>
+          <w:color w:val="000000" w:themeColor="text1"/>
+          <w:sz w:val="24"/>
+          <w:szCs w:val="24"/>
+        </w:rPr>
+        <w:t>}</w:t>
       </w:r>
     </w:p>
     <w:p>
@@ -1226,6 +1762,7 @@
           <w:szCs w:val="24"/>
         </w:rPr>
       </w:pPr>
+      <w:proofErr w:type="gramStart"/>
       <w:r>
         <w:rPr>
           <w:b/>
@@ -1242,8 +1779,117 @@
           <w:sz w:val="24"/>
           <w:szCs w:val="24"/>
         </w:rPr>
-        <w:t xml:space="preserve"> : Telaah Staf Kepala Bagian Organisasi Sekretariat Daerah Kota Sabang</w:t>
-      </w:r>
+        <w:t xml:space="preserve"> :</w:t>
+      </w:r>
+      <w:proofErr w:type="gramEnd"/>
+      <w:r>
+        <w:rPr>
+          <w:color w:val="000000" w:themeColor="text1"/>
+          <w:sz w:val="24"/>
+          <w:szCs w:val="24"/>
+        </w:rPr>
+        <w:t xml:space="preserve"> </w:t>
+      </w:r>
+      <w:proofErr w:type="spellStart"/>
+      <w:r>
+        <w:rPr>
+          <w:color w:val="000000" w:themeColor="text1"/>
+          <w:sz w:val="24"/>
+          <w:szCs w:val="24"/>
+        </w:rPr>
+        <w:t>Telaah</w:t>
+      </w:r>
+      <w:proofErr w:type="spellEnd"/>
+      <w:r>
+        <w:rPr>
+          <w:color w:val="000000" w:themeColor="text1"/>
+          <w:sz w:val="24"/>
+          <w:szCs w:val="24"/>
+        </w:rPr>
+        <w:t xml:space="preserve"> </w:t>
+      </w:r>
+      <w:proofErr w:type="spellStart"/>
+      <w:r>
+        <w:rPr>
+          <w:color w:val="000000" w:themeColor="text1"/>
+          <w:sz w:val="24"/>
+          <w:szCs w:val="24"/>
+        </w:rPr>
+        <w:t>Staf</w:t>
+      </w:r>
+      <w:proofErr w:type="spellEnd"/>
+      <w:r>
+        <w:rPr>
+          <w:color w:val="000000" w:themeColor="text1"/>
+          <w:sz w:val="24"/>
+          <w:szCs w:val="24"/>
+        </w:rPr>
+        <w:t xml:space="preserve"> </w:t>
+      </w:r>
+      <w:proofErr w:type="spellStart"/>
+      <w:r>
+        <w:rPr>
+          <w:color w:val="000000" w:themeColor="text1"/>
+          <w:sz w:val="24"/>
+          <w:szCs w:val="24"/>
+        </w:rPr>
+        <w:t>Kepala</w:t>
+      </w:r>
+      <w:proofErr w:type="spellEnd"/>
+      <w:r>
+        <w:rPr>
+          <w:color w:val="000000" w:themeColor="text1"/>
+          <w:sz w:val="24"/>
+          <w:szCs w:val="24"/>
+        </w:rPr>
+        <w:t xml:space="preserve"> Bagian </w:t>
+      </w:r>
+      <w:proofErr w:type="spellStart"/>
+      <w:r>
+        <w:rPr>
+          <w:color w:val="000000" w:themeColor="text1"/>
+          <w:sz w:val="24"/>
+          <w:szCs w:val="24"/>
+        </w:rPr>
+        <w:t>Organisasi</w:t>
+      </w:r>
+      <w:proofErr w:type="spellEnd"/>
+      <w:r>
+        <w:rPr>
+          <w:color w:val="000000" w:themeColor="text1"/>
+          <w:sz w:val="24"/>
+          <w:szCs w:val="24"/>
+        </w:rPr>
+        <w:t xml:space="preserve"> </w:t>
+      </w:r>
+      <w:proofErr w:type="spellStart"/>
+      <w:r>
+        <w:rPr>
+          <w:color w:val="000000" w:themeColor="text1"/>
+          <w:sz w:val="24"/>
+          <w:szCs w:val="24"/>
+        </w:rPr>
+        <w:t>Sekretariat</w:t>
+      </w:r>
+      <w:proofErr w:type="spellEnd"/>
+      <w:r>
+        <w:rPr>
+          <w:color w:val="000000" w:themeColor="text1"/>
+          <w:sz w:val="24"/>
+          <w:szCs w:val="24"/>
+        </w:rPr>
+        <w:t xml:space="preserve"> Daerah Kota </w:t>
+      </w:r>
+      <w:proofErr w:type="spellStart"/>
+      <w:r>
+        <w:rPr>
+          <w:color w:val="000000" w:themeColor="text1"/>
+          <w:sz w:val="24"/>
+          <w:szCs w:val="24"/>
+        </w:rPr>
+        <w:t>Sabang</w:t>
+      </w:r>
+      <w:proofErr w:type="spellEnd"/>
       <w:r>
         <w:rPr>
           <w:color w:val="000000" w:themeColor="text1"/>
@@ -1278,13 +1924,77 @@
         </w:rPr>
         <w:t xml:space="preserve">   </w:t>
       </w:r>
-      <w:r>
-        <w:rPr>
-          <w:color w:val="000000" w:themeColor="text1"/>
-          <w:sz w:val="24"/>
-          <w:szCs w:val="24"/>
-        </w:rPr>
-        <w:t>Nomor ${nomor_surat} tanggal ${tanggal}</w:t>
+      <w:proofErr w:type="spellStart"/>
+      <w:r>
+        <w:rPr>
+          <w:color w:val="000000" w:themeColor="text1"/>
+          <w:sz w:val="24"/>
+          <w:szCs w:val="24"/>
+        </w:rPr>
+        <w:t>Nomor</w:t>
+      </w:r>
+      <w:proofErr w:type="spellEnd"/>
+      <w:r>
+        <w:rPr>
+          <w:color w:val="000000" w:themeColor="text1"/>
+          <w:sz w:val="24"/>
+          <w:szCs w:val="24"/>
+        </w:rPr>
+        <w:t xml:space="preserve"> ${</w:t>
+      </w:r>
+      <w:proofErr w:type="spellStart"/>
+      <w:r>
+        <w:rPr>
+          <w:color w:val="000000" w:themeColor="text1"/>
+          <w:sz w:val="24"/>
+          <w:szCs w:val="24"/>
+        </w:rPr>
+        <w:t>nomor_surat</w:t>
+      </w:r>
+      <w:proofErr w:type="spellEnd"/>
+      <w:r>
+        <w:rPr>
+          <w:color w:val="000000" w:themeColor="text1"/>
+          <w:sz w:val="24"/>
+          <w:szCs w:val="24"/>
+        </w:rPr>
+        <w:t xml:space="preserve">} </w:t>
+      </w:r>
+      <w:proofErr w:type="spellStart"/>
+      <w:r>
+        <w:rPr>
+          <w:color w:val="000000" w:themeColor="text1"/>
+          <w:sz w:val="24"/>
+          <w:szCs w:val="24"/>
+        </w:rPr>
+        <w:t>tanggal</w:t>
+      </w:r>
+      <w:proofErr w:type="spellEnd"/>
+      <w:r>
+        <w:rPr>
+          <w:color w:val="000000" w:themeColor="text1"/>
+          <w:sz w:val="24"/>
+          <w:szCs w:val="24"/>
+        </w:rPr>
+        <w:t xml:space="preserve"> ${</w:t>
+      </w:r>
+      <w:proofErr w:type="spellStart"/>
+      <w:r>
+        <w:rPr>
+          <w:color w:val="000000" w:themeColor="text1"/>
+          <w:sz w:val="24"/>
+          <w:szCs w:val="24"/>
+        </w:rPr>
+        <w:t>tanggal</w:t>
+      </w:r>
+      <w:proofErr w:type="spellEnd"/>
+      <w:r>
+        <w:rPr>
+          <w:color w:val="000000" w:themeColor="text1"/>
+          <w:sz w:val="24"/>
+          <w:szCs w:val="24"/>
+        </w:rPr>
+        <w:t>}</w:t>
       </w:r>
     </w:p>
     <w:p>
@@ -1329,16 +2039,30 @@
           <w:szCs w:val="24"/>
         </w:rPr>
       </w:pPr>
-      <w:r>
-        <w:rPr>
-          <w:b/>
-          <w:bCs/>
-          <w:color w:val="000000" w:themeColor="text1"/>
-          <w:sz w:val="24"/>
-          <w:szCs w:val="24"/>
-        </w:rPr>
-        <w:t>Kepada :</w:t>
-      </w:r>
+      <w:proofErr w:type="spellStart"/>
+      <w:proofErr w:type="gramStart"/>
+      <w:r>
+        <w:rPr>
+          <w:b/>
+          <w:bCs/>
+          <w:color w:val="000000" w:themeColor="text1"/>
+          <w:sz w:val="24"/>
+          <w:szCs w:val="24"/>
+        </w:rPr>
+        <w:t>Kepada</w:t>
+      </w:r>
+      <w:proofErr w:type="spellEnd"/>
+      <w:r>
+        <w:rPr>
+          <w:b/>
+          <w:bCs/>
+          <w:color w:val="000000" w:themeColor="text1"/>
+          <w:sz w:val="24"/>
+          <w:szCs w:val="24"/>
+        </w:rPr>
+        <w:t xml:space="preserve"> :</w:t>
+      </w:r>
+      <w:proofErr w:type="gramEnd"/>
     </w:p>
     <w:p>
       <w:pPr>
@@ -1375,7 +2099,27 @@
           <w:sz w:val="24"/>
           <w:szCs w:val="24"/>
         </w:rPr>
-        <w:t>${block_name}</w:t>
+        <w:t>${</w:t>
+      </w:r>
+      <w:proofErr w:type="spellStart"/>
+      <w:r>
+        <w:rPr>
+          <w:rFonts w:eastAsia="Times New Roman"/>
+          <w:color w:val="000000" w:themeColor="text1"/>
+          <w:sz w:val="24"/>
+          <w:szCs w:val="24"/>
+        </w:rPr>
+        <w:t>block_name</w:t>
+      </w:r>
+      <w:proofErr w:type="spellEnd"/>
+      <w:r>
+        <w:rPr>
+          <w:rFonts w:eastAsia="Times New Roman"/>
+          <w:color w:val="000000" w:themeColor="text1"/>
+          <w:sz w:val="24"/>
+          <w:szCs w:val="24"/>
+        </w:rPr>
+        <w:t>}</w:t>
       </w:r>
     </w:p>
     <w:p>
@@ -1476,6 +2220,7 @@
         </w:rPr>
         <w:t>: ${</w:t>
       </w:r>
+      <w:proofErr w:type="spellStart"/>
       <w:r>
         <w:rPr>
           <w:rFonts w:eastAsia="Times New Roman"/>
@@ -1485,6 +2230,7 @@
         </w:rPr>
         <w:t>nama</w:t>
       </w:r>
+      <w:proofErr w:type="spellEnd"/>
       <w:r>
         <w:rPr>
           <w:rFonts w:eastAsia="Times New Roman"/>
@@ -1697,14 +2443,35 @@
         </w:rPr>
         <w:t xml:space="preserve"> </w:t>
       </w:r>
-      <w:r>
-        <w:rPr>
-          <w:rFonts w:eastAsia="Times New Roman"/>
-          <w:color w:val="000000" w:themeColor="text1"/>
-          <w:sz w:val="24"/>
-          <w:szCs w:val="24"/>
-        </w:rPr>
-        <w:t xml:space="preserve">Pangkat/Gol. </w:t>
+      <w:proofErr w:type="spellStart"/>
+      <w:r>
+        <w:rPr>
+          <w:rFonts w:eastAsia="Times New Roman"/>
+          <w:color w:val="000000" w:themeColor="text1"/>
+          <w:sz w:val="24"/>
+          <w:szCs w:val="24"/>
+        </w:rPr>
+        <w:t>Pangkat</w:t>
+      </w:r>
+      <w:proofErr w:type="spellEnd"/>
+      <w:r>
+        <w:rPr>
+          <w:rFonts w:eastAsia="Times New Roman"/>
+          <w:color w:val="000000" w:themeColor="text1"/>
+          <w:sz w:val="24"/>
+          <w:szCs w:val="24"/>
+        </w:rPr>
+        <w:t>/</w:t>
+      </w:r>
+      <w:proofErr w:type="gramStart"/>
+      <w:r>
+        <w:rPr>
+          <w:rFonts w:eastAsia="Times New Roman"/>
+          <w:color w:val="000000" w:themeColor="text1"/>
+          <w:sz w:val="24"/>
+          <w:szCs w:val="24"/>
+        </w:rPr>
+        <w:t xml:space="preserve">Gol. </w:t>
       </w:r>
       <w:r>
         <w:rPr>
@@ -1724,6 +2491,7 @@
         </w:rPr>
         <w:tab/>
       </w:r>
+      <w:proofErr w:type="gramEnd"/>
       <w:r>
         <w:rPr>
           <w:rFonts w:eastAsia="Times New Roman"/>
@@ -1770,6 +2538,7 @@
         <w:t>${</w:t>
       </w:r>
       <w:bookmarkStart w:id="0" w:name="_Hlk71816749"/>
+      <w:proofErr w:type="spellStart"/>
       <w:r>
         <w:rPr>
           <w:rFonts w:eastAsia="Times New Roman"/>
@@ -1780,6 +2549,7 @@
         <w:t>jabatan_pengikut</w:t>
       </w:r>
       <w:bookmarkEnd w:id="0"/>
+      <w:proofErr w:type="spellEnd"/>
       <w:r>
         <w:rPr>
           <w:rFonts w:eastAsia="Times New Roman"/>
@@ -1814,7 +2584,17 @@
           <w:sz w:val="24"/>
           <w:szCs w:val="24"/>
         </w:rPr>
-        <w:t>${golongan</w:t>
+        <w:t>${</w:t>
+      </w:r>
+      <w:proofErr w:type="spellStart"/>
+      <w:r>
+        <w:rPr>
+          <w:rFonts w:eastAsia="Times New Roman"/>
+          <w:color w:val="000000" w:themeColor="text1"/>
+          <w:sz w:val="24"/>
+          <w:szCs w:val="24"/>
+        </w:rPr>
+        <w:t>golongan</w:t>
       </w:r>
       <w:r>
         <w:rPr>
@@ -1825,6 +2605,7 @@
         </w:rPr>
         <w:t>_pengikut</w:t>
       </w:r>
+      <w:proofErr w:type="spellEnd"/>
       <w:r>
         <w:rPr>
           <w:rFonts w:eastAsia="Times New Roman"/>
@@ -1881,6 +2662,7 @@
         </w:rPr>
         <w:t xml:space="preserve">     </w:t>
       </w:r>
+      <w:proofErr w:type="spellStart"/>
       <w:r>
         <w:rPr>
           <w:rFonts w:eastAsia="Times New Roman"/>
@@ -1890,6 +2672,7 @@
         </w:rPr>
         <w:t>Jabatan</w:t>
       </w:r>
+      <w:proofErr w:type="spellEnd"/>
       <w:r>
         <w:rPr>
           <w:rFonts w:eastAsia="Times New Roman"/>
@@ -1936,6 +2719,7 @@
         </w:rPr>
         <w:t xml:space="preserve"> ${</w:t>
       </w:r>
+      <w:proofErr w:type="spellStart"/>
       <w:r>
         <w:rPr>
           <w:rFonts w:eastAsia="Times New Roman"/>
@@ -1945,6 +2729,7 @@
         </w:rPr>
         <w:t>jabatan_pengikut</w:t>
       </w:r>
+      <w:proofErr w:type="spellEnd"/>
       <w:r>
         <w:rPr>
           <w:rFonts w:eastAsia="Times New Roman"/>
@@ -2019,7 +2804,27 @@
           <w:sz w:val="24"/>
           <w:szCs w:val="24"/>
         </w:rPr>
-        <w:t>${/block_name}</w:t>
+        <w:t>${/</w:t>
+      </w:r>
+      <w:proofErr w:type="spellStart"/>
+      <w:r>
+        <w:rPr>
+          <w:rFonts w:eastAsia="Times New Roman"/>
+          <w:color w:val="000000" w:themeColor="text1"/>
+          <w:sz w:val="24"/>
+          <w:szCs w:val="24"/>
+        </w:rPr>
+        <w:t>block_name</w:t>
+      </w:r>
+      <w:proofErr w:type="spellEnd"/>
+      <w:r>
+        <w:rPr>
+          <w:rFonts w:eastAsia="Times New Roman"/>
+          <w:color w:val="000000" w:themeColor="text1"/>
+          <w:sz w:val="24"/>
+          <w:szCs w:val="24"/>
+        </w:rPr>
+        <w:t>}</w:t>
       </w:r>
     </w:p>
     <w:p>
@@ -2108,6 +2913,8 @@
           <w:szCs w:val="24"/>
         </w:rPr>
       </w:pPr>
+      <w:proofErr w:type="spellStart"/>
+      <w:proofErr w:type="gramStart"/>
       <w:r>
         <w:rPr>
           <w:rFonts w:eastAsia="Times New Roman"/>
@@ -2119,14 +2926,25 @@
         </w:rPr>
         <w:t>Untuk</w:t>
       </w:r>
-      <w:r>
-        <w:rPr>
-          <w:rFonts w:eastAsia="Times New Roman"/>
-          <w:color w:val="000000" w:themeColor="text1"/>
-          <w:sz w:val="24"/>
-          <w:szCs w:val="24"/>
-        </w:rPr>
-        <w:t xml:space="preserve"> : </w:t>
+      <w:proofErr w:type="spellEnd"/>
+      <w:r>
+        <w:rPr>
+          <w:rFonts w:eastAsia="Times New Roman"/>
+          <w:color w:val="000000" w:themeColor="text1"/>
+          <w:sz w:val="24"/>
+          <w:szCs w:val="24"/>
+        </w:rPr>
+        <w:t xml:space="preserve"> :</w:t>
+      </w:r>
+      <w:proofErr w:type="gramEnd"/>
+      <w:r>
+        <w:rPr>
+          <w:rFonts w:eastAsia="Times New Roman"/>
+          <w:color w:val="000000" w:themeColor="text1"/>
+          <w:sz w:val="24"/>
+          <w:szCs w:val="24"/>
+        </w:rPr>
+        <w:t xml:space="preserve"> </w:t>
       </w:r>
       <w:r>
         <w:rPr>
@@ -2182,20 +3000,51 @@
         <w:ind w:left="4956"/>
         <w:jc w:val="center"/>
       </w:pPr>
-      <w:r>
-        <w:t>Dikeluarkan di</w:t>
-      </w:r>
-      <w:r>
-        <w:t xml:space="preserve"> ${daerah}</w:t>
-      </w:r>
-      <w:r>
-        <w:t xml:space="preserve"> Pada </w:t>
+      <w:proofErr w:type="spellStart"/>
+      <w:r>
+        <w:t>Dikeluarkan</w:t>
+      </w:r>
+      <w:proofErr w:type="spellEnd"/>
+      <w:r>
+        <w:t xml:space="preserve"> di</w:t>
+      </w:r>
+      <w:r>
+        <w:t xml:space="preserve"> ${</w:t>
+      </w:r>
+      <w:proofErr w:type="spellStart"/>
+      <w:r>
+        <w:t>daerah</w:t>
+      </w:r>
+      <w:proofErr w:type="spellEnd"/>
+      <w:r>
+        <w:t>}</w:t>
       </w:r>
       <w:r>
         <w:t xml:space="preserve"> </w:t>
       </w:r>
-      <w:r>
-        <w:t>Tanggal : ${tanggal}</w:t>
+      <w:proofErr w:type="gramStart"/>
+      <w:r>
+        <w:t xml:space="preserve">Pada </w:t>
+      </w:r>
+      <w:r>
+        <w:t xml:space="preserve"> </w:t>
+      </w:r>
+      <w:proofErr w:type="spellStart"/>
+      <w:r>
+        <w:t>Tanggal</w:t>
+      </w:r>
+      <w:proofErr w:type="spellEnd"/>
+      <w:proofErr w:type="gramEnd"/>
+      <w:r>
+        <w:t xml:space="preserve"> : ${</w:t>
+      </w:r>
+      <w:proofErr w:type="spellStart"/>
+      <w:r>
+        <w:t>tanggal</w:t>
+      </w:r>
+      <w:proofErr w:type="spellEnd"/>
+      <w:r>
+        <w:t>}</w:t>
       </w:r>
     </w:p>
     <w:p>
@@ -2252,8 +3101,17 @@
           <w:b/>
           <w:bCs/>
         </w:rPr>
-        <w:t>FIRDAUS, S.PD.I</w:t>
-      </w:r>
+        <w:t>FIRDAUS, S.</w:t>
+      </w:r>
+      <w:proofErr w:type="gramStart"/>
+      <w:r>
+        <w:rPr>
+          <w:b/>
+          <w:bCs/>
+        </w:rPr>
+        <w:t>PD.I</w:t>
+      </w:r>
+      <w:proofErr w:type="gramEnd"/>
     </w:p>
     <w:p>
       <w:pPr>
@@ -2267,7 +3125,12 @@
       </w:pPr>
     </w:p>
     <w:sectPr>
-      <w:headerReference w:type="default" r:id="rId6"/>
+      <w:headerReference w:type="even" r:id="rId6"/>
+      <w:headerReference w:type="default" r:id="rId7"/>
+      <w:footerReference w:type="even" r:id="rId8"/>
+      <w:footerReference w:type="default" r:id="rId9"/>
+      <w:headerReference w:type="first" r:id="rId10"/>
+      <w:footerReference w:type="first" r:id="rId11"/>
       <w:pgSz w:w="11905" w:h="16837"/>
       <w:pgMar w:top="1440" w:right="1440" w:bottom="1440" w:left="1440" w:header="720" w:footer="720" w:gutter="0"/>
       <w:cols w:space="720"/>
@@ -2301,6 +3164,36 @@
 </w:endnotes>
 </file>
 
+<file path=word/footer1.xml><?xml version="1.0" encoding="utf-8"?>
+<w:ftr xmlns:wpc="http://schemas.microsoft.com/office/word/2010/wordprocessingCanvas" xmlns:cx="http://schemas.microsoft.com/office/drawing/2014/chartex" xmlns:cx1="http://schemas.microsoft.com/office/drawing/2015/9/8/chartex" xmlns:cx2="http://schemas.microsoft.com/office/drawing/2015/10/21/chartex" xmlns:cx3="http://schemas.microsoft.com/office/drawing/2016/5/9/chartex" xmlns:cx4="http://schemas.microsoft.com/office/drawing/2016/5/10/chartex" xmlns:cx5="http://schemas.microsoft.com/office/drawing/2016/5/11/chartex" xmlns:cx6="http://schemas.microsoft.com/office/drawing/2016/5/12/chartex" xmlns:cx7="http://schemas.microsoft.com/office/drawing/2016/5/13/chartex" xmlns:cx8="http://schemas.microsoft.com/office/drawing/2016/5/14/chartex" xmlns:mc="http://schemas.openxmlformats.org/markup-compatibility/2006" xmlns:aink="http://schemas.microsoft.com/office/drawing/2016/ink" xmlns:am3d="http://schemas.microsoft.com/office/drawing/2017/model3d" xmlns:o="urn:schemas-microsoft-com:office:office" xmlns:r="http://schemas.openxmlformats.org/officeDocument/2006/relationships" xmlns:m="http://schemas.openxmlformats.org/officeDocument/2006/math" xmlns:v="urn:schemas-microsoft-com:vml" xmlns:wp14="http://schemas.microsoft.com/office/word/2010/wordprocessingDrawing" xmlns:wp="http://schemas.openxmlformats.org/drawingml/2006/wordprocessingDrawing" xmlns:w10="urn:schemas-microsoft-com:office:word" xmlns:w="http://schemas.openxmlformats.org/wordprocessingml/2006/main" xmlns:w14="http://schemas.microsoft.com/office/word/2010/wordml" xmlns:w15="http://schemas.microsoft.com/office/word/2012/wordml" xmlns:w16cex="http://schemas.microsoft.com/office/word/2018/wordml/cex" xmlns:w16cid="http://schemas.microsoft.com/office/word/2016/wordml/cid" xmlns:w16="http://schemas.microsoft.com/office/word/2018/wordml" xmlns:w16sdtdh="http://schemas.microsoft.com/office/word/2020/wordml/sdtdatahash" xmlns:w16se="http://schemas.microsoft.com/office/word/2015/wordml/symex" xmlns:wpg="http://schemas.microsoft.com/office/word/2010/wordprocessingGroup" xmlns:wpi="http://schemas.microsoft.com/office/word/2010/wordprocessingInk" xmlns:wne="http://schemas.microsoft.com/office/word/2006/wordml" xmlns:wps="http://schemas.microsoft.com/office/word/2010/wordprocessingShape" mc:Ignorable="w14 w15 w16se w16cid w16 w16cex w16sdtdh wp14">
+  <w:p>
+    <w:pPr>
+      <w:pStyle w:val="Footer"/>
+    </w:pPr>
+  </w:p>
+</w:ftr>
+</file>
+
+<file path=word/footer2.xml><?xml version="1.0" encoding="utf-8"?>
+<w:ftr xmlns:wpc="http://schemas.microsoft.com/office/word/2010/wordprocessingCanvas" xmlns:cx="http://schemas.microsoft.com/office/drawing/2014/chartex" xmlns:cx1="http://schemas.microsoft.com/office/drawing/2015/9/8/chartex" xmlns:cx2="http://schemas.microsoft.com/office/drawing/2015/10/21/chartex" xmlns:cx3="http://schemas.microsoft.com/office/drawing/2016/5/9/chartex" xmlns:cx4="http://schemas.microsoft.com/office/drawing/2016/5/10/chartex" xmlns:cx5="http://schemas.microsoft.com/office/drawing/2016/5/11/chartex" xmlns:cx6="http://schemas.microsoft.com/office/drawing/2016/5/12/chartex" xmlns:cx7="http://schemas.microsoft.com/office/drawing/2016/5/13/chartex" xmlns:cx8="http://schemas.microsoft.com/office/drawing/2016/5/14/chartex" xmlns:mc="http://schemas.openxmlformats.org/markup-compatibility/2006" xmlns:aink="http://schemas.microsoft.com/office/drawing/2016/ink" xmlns:am3d="http://schemas.microsoft.com/office/drawing/2017/model3d" xmlns:o="urn:schemas-microsoft-com:office:office" xmlns:r="http://schemas.openxmlformats.org/officeDocument/2006/relationships" xmlns:m="http://schemas.openxmlformats.org/officeDocument/2006/math" xmlns:v="urn:schemas-microsoft-com:vml" xmlns:wp14="http://schemas.microsoft.com/office/word/2010/wordprocessingDrawing" xmlns:wp="http://schemas.openxmlformats.org/drawingml/2006/wordprocessingDrawing" xmlns:w10="urn:schemas-microsoft-com:office:word" xmlns:w="http://schemas.openxmlformats.org/wordprocessingml/2006/main" xmlns:w14="http://schemas.microsoft.com/office/word/2010/wordml" xmlns:w15="http://schemas.microsoft.com/office/word/2012/wordml" xmlns:w16cex="http://schemas.microsoft.com/office/word/2018/wordml/cex" xmlns:w16cid="http://schemas.microsoft.com/office/word/2016/wordml/cid" xmlns:w16="http://schemas.microsoft.com/office/word/2018/wordml" xmlns:w16sdtdh="http://schemas.microsoft.com/office/word/2020/wordml/sdtdatahash" xmlns:w16se="http://schemas.microsoft.com/office/word/2015/wordml/symex" xmlns:wpg="http://schemas.microsoft.com/office/word/2010/wordprocessingGroup" xmlns:wpi="http://schemas.microsoft.com/office/word/2010/wordprocessingInk" xmlns:wne="http://schemas.microsoft.com/office/word/2006/wordml" xmlns:wps="http://schemas.microsoft.com/office/word/2010/wordprocessingShape" mc:Ignorable="w14 w15 w16se w16cid w16 w16cex w16sdtdh wp14">
+  <w:p>
+    <w:pPr>
+      <w:pStyle w:val="Footer"/>
+    </w:pPr>
+  </w:p>
+</w:ftr>
+</file>
+
+<file path=word/footer3.xml><?xml version="1.0" encoding="utf-8"?>
+<w:ftr xmlns:wpc="http://schemas.microsoft.com/office/word/2010/wordprocessingCanvas" xmlns:cx="http://schemas.microsoft.com/office/drawing/2014/chartex" xmlns:cx1="http://schemas.microsoft.com/office/drawing/2015/9/8/chartex" xmlns:cx2="http://schemas.microsoft.com/office/drawing/2015/10/21/chartex" xmlns:cx3="http://schemas.microsoft.com/office/drawing/2016/5/9/chartex" xmlns:cx4="http://schemas.microsoft.com/office/drawing/2016/5/10/chartex" xmlns:cx5="http://schemas.microsoft.com/office/drawing/2016/5/11/chartex" xmlns:cx6="http://schemas.microsoft.com/office/drawing/2016/5/12/chartex" xmlns:cx7="http://schemas.microsoft.com/office/drawing/2016/5/13/chartex" xmlns:cx8="http://schemas.microsoft.com/office/drawing/2016/5/14/chartex" xmlns:mc="http://schemas.openxmlformats.org/markup-compatibility/2006" xmlns:aink="http://schemas.microsoft.com/office/drawing/2016/ink" xmlns:am3d="http://schemas.microsoft.com/office/drawing/2017/model3d" xmlns:o="urn:schemas-microsoft-com:office:office" xmlns:r="http://schemas.openxmlformats.org/officeDocument/2006/relationships" xmlns:m="http://schemas.openxmlformats.org/officeDocument/2006/math" xmlns:v="urn:schemas-microsoft-com:vml" xmlns:wp14="http://schemas.microsoft.com/office/word/2010/wordprocessingDrawing" xmlns:wp="http://schemas.openxmlformats.org/drawingml/2006/wordprocessingDrawing" xmlns:w10="urn:schemas-microsoft-com:office:word" xmlns:w="http://schemas.openxmlformats.org/wordprocessingml/2006/main" xmlns:w14="http://schemas.microsoft.com/office/word/2010/wordml" xmlns:w15="http://schemas.microsoft.com/office/word/2012/wordml" xmlns:w16cex="http://schemas.microsoft.com/office/word/2018/wordml/cex" xmlns:w16cid="http://schemas.microsoft.com/office/word/2016/wordml/cid" xmlns:w16="http://schemas.microsoft.com/office/word/2018/wordml" xmlns:w16sdtdh="http://schemas.microsoft.com/office/word/2020/wordml/sdtdatahash" xmlns:w16se="http://schemas.microsoft.com/office/word/2015/wordml/symex" xmlns:wpg="http://schemas.microsoft.com/office/word/2010/wordprocessingGroup" xmlns:wpi="http://schemas.microsoft.com/office/word/2010/wordprocessingInk" xmlns:wne="http://schemas.microsoft.com/office/word/2006/wordml" xmlns:wps="http://schemas.microsoft.com/office/word/2010/wordprocessingShape" mc:Ignorable="w14 w15 w16se w16cid w16 w16cex w16sdtdh wp14">
+  <w:p>
+    <w:pPr>
+      <w:pStyle w:val="Footer"/>
+    </w:pPr>
+  </w:p>
+</w:ftr>
+</file>
+
 <file path=word/footnotes.xml><?xml version="1.0" encoding="utf-8"?>
 <w:footnotes xmlns:wpc="http://schemas.microsoft.com/office/word/2010/wordprocessingCanvas" xmlns:cx="http://schemas.microsoft.com/office/drawing/2014/chartex" xmlns:cx1="http://schemas.microsoft.com/office/drawing/2015/9/8/chartex" xmlns:cx2="http://schemas.microsoft.com/office/drawing/2015/10/21/chartex" xmlns:cx3="http://schemas.microsoft.com/office/drawing/2016/5/9/chartex" xmlns:cx4="http://schemas.microsoft.com/office/drawing/2016/5/10/chartex" xmlns:cx5="http://schemas.microsoft.com/office/drawing/2016/5/11/chartex" xmlns:cx6="http://schemas.microsoft.com/office/drawing/2016/5/12/chartex" xmlns:cx7="http://schemas.microsoft.com/office/drawing/2016/5/13/chartex" xmlns:cx8="http://schemas.microsoft.com/office/drawing/2016/5/14/chartex" xmlns:mc="http://schemas.openxmlformats.org/markup-compatibility/2006" xmlns:aink="http://schemas.microsoft.com/office/drawing/2016/ink" xmlns:am3d="http://schemas.microsoft.com/office/drawing/2017/model3d" xmlns:o="urn:schemas-microsoft-com:office:office" xmlns:r="http://schemas.openxmlformats.org/officeDocument/2006/relationships" xmlns:m="http://schemas.openxmlformats.org/officeDocument/2006/math" xmlns:v="urn:schemas-microsoft-com:vml" xmlns:wp14="http://schemas.microsoft.com/office/word/2010/wordprocessingDrawing" xmlns:wp="http://schemas.openxmlformats.org/drawingml/2006/wordprocessingDrawing" xmlns:w10="urn:schemas-microsoft-com:office:word" xmlns:w="http://schemas.openxmlformats.org/wordprocessingml/2006/main" xmlns:w14="http://schemas.microsoft.com/office/word/2010/wordml" xmlns:w15="http://schemas.microsoft.com/office/word/2012/wordml" xmlns:w16cex="http://schemas.microsoft.com/office/word/2018/wordml/cex" xmlns:w16cid="http://schemas.microsoft.com/office/word/2016/wordml/cid" xmlns:w16="http://schemas.microsoft.com/office/word/2018/wordml" xmlns:w16sdtdh="http://schemas.microsoft.com/office/word/2020/wordml/sdtdatahash" xmlns:w16se="http://schemas.microsoft.com/office/word/2015/wordml/symex" xmlns:wpg="http://schemas.microsoft.com/office/word/2010/wordprocessingGroup" xmlns:wpi="http://schemas.microsoft.com/office/word/2010/wordprocessingInk" xmlns:wne="http://schemas.microsoft.com/office/word/2006/wordml" xmlns:wps="http://schemas.microsoft.com/office/word/2010/wordprocessingShape" mc:Ignorable="w14 w15 w16se w16cid w16 w16cex w16sdtdh wp14">
   <w:footnote w:type="separator" w:id="-1">
@@ -2330,310 +3223,294 @@
 <w:hdr xmlns:wpc="http://schemas.microsoft.com/office/word/2010/wordprocessingCanvas" xmlns:cx="http://schemas.microsoft.com/office/drawing/2014/chartex" xmlns:cx1="http://schemas.microsoft.com/office/drawing/2015/9/8/chartex" xmlns:cx2="http://schemas.microsoft.com/office/drawing/2015/10/21/chartex" xmlns:cx3="http://schemas.microsoft.com/office/drawing/2016/5/9/chartex" xmlns:cx4="http://schemas.microsoft.com/office/drawing/2016/5/10/chartex" xmlns:cx5="http://schemas.microsoft.com/office/drawing/2016/5/11/chartex" xmlns:cx6="http://schemas.microsoft.com/office/drawing/2016/5/12/chartex" xmlns:cx7="http://schemas.microsoft.com/office/drawing/2016/5/13/chartex" xmlns:cx8="http://schemas.microsoft.com/office/drawing/2016/5/14/chartex" xmlns:mc="http://schemas.openxmlformats.org/markup-compatibility/2006" xmlns:aink="http://schemas.microsoft.com/office/drawing/2016/ink" xmlns:am3d="http://schemas.microsoft.com/office/drawing/2017/model3d" xmlns:o="urn:schemas-microsoft-com:office:office" xmlns:r="http://schemas.openxmlformats.org/officeDocument/2006/relationships" xmlns:m="http://schemas.openxmlformats.org/officeDocument/2006/math" xmlns:v="urn:schemas-microsoft-com:vml" xmlns:wp14="http://schemas.microsoft.com/office/word/2010/wordprocessingDrawing" xmlns:wp="http://schemas.openxmlformats.org/drawingml/2006/wordprocessingDrawing" xmlns:w10="urn:schemas-microsoft-com:office:word" xmlns:w="http://schemas.openxmlformats.org/wordprocessingml/2006/main" xmlns:w14="http://schemas.microsoft.com/office/word/2010/wordml" xmlns:w15="http://schemas.microsoft.com/office/word/2012/wordml" xmlns:w16cex="http://schemas.microsoft.com/office/word/2018/wordml/cex" xmlns:w16cid="http://schemas.microsoft.com/office/word/2016/wordml/cid" xmlns:w16="http://schemas.microsoft.com/office/word/2018/wordml" xmlns:w16sdtdh="http://schemas.microsoft.com/office/word/2020/wordml/sdtdatahash" xmlns:w16se="http://schemas.microsoft.com/office/word/2015/wordml/symex" xmlns:wpg="http://schemas.microsoft.com/office/word/2010/wordprocessingGroup" xmlns:wpi="http://schemas.microsoft.com/office/word/2010/wordprocessingInk" xmlns:wne="http://schemas.microsoft.com/office/word/2006/wordml" xmlns:wps="http://schemas.microsoft.com/office/word/2010/wordprocessingShape" mc:Ignorable="w14 w15 w16se w16cid w16 w16cex w16sdtdh wp14">
   <w:p>
     <w:pPr>
-      <w:ind w:left="-720"/>
+      <w:pStyle w:val="Header"/>
+    </w:pPr>
+  </w:p>
+</w:hdr>
+</file>
+
+<file path=word/header2.xml><?xml version="1.0" encoding="utf-8"?>
+<w:hdr xmlns:wpc="http://schemas.microsoft.com/office/word/2010/wordprocessingCanvas" xmlns:cx="http://schemas.microsoft.com/office/drawing/2014/chartex" xmlns:cx1="http://schemas.microsoft.com/office/drawing/2015/9/8/chartex" xmlns:cx2="http://schemas.microsoft.com/office/drawing/2015/10/21/chartex" xmlns:cx3="http://schemas.microsoft.com/office/drawing/2016/5/9/chartex" xmlns:cx4="http://schemas.microsoft.com/office/drawing/2016/5/10/chartex" xmlns:cx5="http://schemas.microsoft.com/office/drawing/2016/5/11/chartex" xmlns:cx6="http://schemas.microsoft.com/office/drawing/2016/5/12/chartex" xmlns:cx7="http://schemas.microsoft.com/office/drawing/2016/5/13/chartex" xmlns:cx8="http://schemas.microsoft.com/office/drawing/2016/5/14/chartex" xmlns:mc="http://schemas.openxmlformats.org/markup-compatibility/2006" xmlns:aink="http://schemas.microsoft.com/office/drawing/2016/ink" xmlns:am3d="http://schemas.microsoft.com/office/drawing/2017/model3d" xmlns:o="urn:schemas-microsoft-com:office:office" xmlns:r="http://schemas.openxmlformats.org/officeDocument/2006/relationships" xmlns:m="http://schemas.openxmlformats.org/officeDocument/2006/math" xmlns:v="urn:schemas-microsoft-com:vml" xmlns:wp14="http://schemas.microsoft.com/office/word/2010/wordprocessingDrawing" xmlns:wp="http://schemas.openxmlformats.org/drawingml/2006/wordprocessingDrawing" xmlns:w10="urn:schemas-microsoft-com:office:word" xmlns:w="http://schemas.openxmlformats.org/wordprocessingml/2006/main" xmlns:w14="http://schemas.microsoft.com/office/word/2010/wordml" xmlns:w15="http://schemas.microsoft.com/office/word/2012/wordml" xmlns:w16cex="http://schemas.microsoft.com/office/word/2018/wordml/cex" xmlns:w16cid="http://schemas.microsoft.com/office/word/2016/wordml/cid" xmlns:w16="http://schemas.microsoft.com/office/word/2018/wordml" xmlns:w16sdtdh="http://schemas.microsoft.com/office/word/2020/wordml/sdtdatahash" xmlns:w16se="http://schemas.microsoft.com/office/word/2015/wordml/symex" xmlns:wpg="http://schemas.microsoft.com/office/word/2010/wordprocessingGroup" xmlns:wpi="http://schemas.microsoft.com/office/word/2010/wordprocessingInk" xmlns:wne="http://schemas.microsoft.com/office/word/2006/wordml" xmlns:wps="http://schemas.microsoft.com/office/word/2010/wordprocessingShape" mc:Ignorable="w14 w15 w16se w16cid w16 w16cex w16sdtdh wp14">
+  <w:p>
+    <w:pPr>
       <w:rPr>
         <w:sz w:val="24"/>
         <w:szCs w:val="24"/>
       </w:rPr>
     </w:pPr>
-    <w:r>
-      <w:rPr>
-        <w:sz w:val="24"/>
-        <w:szCs w:val="24"/>
-      </w:rPr>
-      <w:t xml:space="preserve">     </w:t>
-    </w:r>
-    <w:r>
-      <w:rPr>
-        <w:sz w:val="24"/>
-        <w:szCs w:val="24"/>
-      </w:rPr>
-      <w:t>${CompanyLogo}</w:t>
-    </w:r>
-    <w:r>
-      <w:rPr>
-        <w:sz w:val="24"/>
-        <w:szCs w:val="24"/>
-      </w:rPr>
-      <w:t xml:space="preserve">  </w:t>
-    </w:r>
-    <w:r>
-      <w:rPr>
-        <w:sz w:val="24"/>
-        <w:szCs w:val="24"/>
-      </w:rPr>
-      <w:tab/>
-    </w:r>
-    <w:r>
-      <w:rPr>
-        <w:sz w:val="24"/>
-        <w:szCs w:val="24"/>
-      </w:rPr>
-      <w:t xml:space="preserve">  </w:t>
-    </w:r>
-    <w:r>
-      <w:rPr>
-        <w:sz w:val="24"/>
-        <w:szCs w:val="24"/>
-      </w:rPr>
-      <w:t>P</w:t>
-    </w:r>
-    <w:r>
-      <w:rPr>
-        <w:sz w:val="24"/>
-        <w:szCs w:val="24"/>
-      </w:rPr>
-      <w:t xml:space="preserve"> </w:t>
-    </w:r>
-    <w:r>
-      <w:rPr>
-        <w:sz w:val="24"/>
-        <w:szCs w:val="24"/>
-      </w:rPr>
-      <w:t>E</w:t>
-    </w:r>
-    <w:r>
-      <w:rPr>
-        <w:sz w:val="24"/>
-        <w:szCs w:val="24"/>
-      </w:rPr>
-      <w:t xml:space="preserve"> </w:t>
-    </w:r>
-    <w:r>
-      <w:rPr>
-        <w:sz w:val="24"/>
-        <w:szCs w:val="24"/>
-      </w:rPr>
-      <w:t>M</w:t>
-    </w:r>
-    <w:r>
-      <w:rPr>
-        <w:sz w:val="24"/>
-        <w:szCs w:val="24"/>
-      </w:rPr>
-      <w:t xml:space="preserve"> </w:t>
-    </w:r>
-    <w:r>
-      <w:rPr>
-        <w:sz w:val="24"/>
-        <w:szCs w:val="24"/>
-      </w:rPr>
-      <w:t>E</w:t>
-    </w:r>
-    <w:r>
-      <w:rPr>
-        <w:sz w:val="24"/>
-        <w:szCs w:val="24"/>
-      </w:rPr>
-      <w:t xml:space="preserve"> </w:t>
-    </w:r>
-    <w:r>
-      <w:rPr>
-        <w:sz w:val="24"/>
-        <w:szCs w:val="24"/>
-      </w:rPr>
-      <w:t>R</w:t>
-    </w:r>
-    <w:r>
-      <w:rPr>
-        <w:sz w:val="24"/>
-        <w:szCs w:val="24"/>
-      </w:rPr>
-      <w:t xml:space="preserve"> </w:t>
-    </w:r>
-    <w:r>
-      <w:rPr>
-        <w:sz w:val="24"/>
-        <w:szCs w:val="24"/>
-      </w:rPr>
-      <w:t>I</w:t>
-    </w:r>
-    <w:r>
-      <w:rPr>
-        <w:sz w:val="24"/>
-        <w:szCs w:val="24"/>
-      </w:rPr>
-      <w:t xml:space="preserve"> </w:t>
-    </w:r>
-    <w:r>
-      <w:rPr>
-        <w:sz w:val="24"/>
-        <w:szCs w:val="24"/>
-      </w:rPr>
-      <w:t>N</w:t>
-    </w:r>
-    <w:r>
-      <w:rPr>
-        <w:sz w:val="24"/>
-        <w:szCs w:val="24"/>
-      </w:rPr>
-      <w:t xml:space="preserve"> </w:t>
-    </w:r>
-    <w:r>
-      <w:rPr>
-        <w:sz w:val="24"/>
-        <w:szCs w:val="24"/>
-      </w:rPr>
-      <w:t>T</w:t>
-    </w:r>
-    <w:r>
-      <w:rPr>
-        <w:sz w:val="24"/>
-        <w:szCs w:val="24"/>
-      </w:rPr>
-      <w:t xml:space="preserve"> </w:t>
-    </w:r>
-    <w:r>
-      <w:rPr>
-        <w:sz w:val="24"/>
-        <w:szCs w:val="24"/>
-      </w:rPr>
-      <w:t>A</w:t>
-    </w:r>
-    <w:r>
-      <w:rPr>
-        <w:sz w:val="24"/>
-        <w:szCs w:val="24"/>
-      </w:rPr>
-      <w:t xml:space="preserve"> </w:t>
-    </w:r>
-    <w:r>
-      <w:rPr>
-        <w:sz w:val="24"/>
-        <w:szCs w:val="24"/>
-      </w:rPr>
-      <w:t>H K</w:t>
-    </w:r>
-    <w:r>
-      <w:rPr>
-        <w:sz w:val="24"/>
-        <w:szCs w:val="24"/>
-      </w:rPr>
-      <w:t xml:space="preserve"> </w:t>
-    </w:r>
-    <w:r>
-      <w:rPr>
-        <w:sz w:val="24"/>
-        <w:szCs w:val="24"/>
-      </w:rPr>
-      <w:t>O</w:t>
-    </w:r>
-    <w:r>
-      <w:rPr>
-        <w:sz w:val="24"/>
-        <w:szCs w:val="24"/>
-      </w:rPr>
-      <w:t xml:space="preserve"> </w:t>
-    </w:r>
-    <w:r>
-      <w:rPr>
-        <w:sz w:val="24"/>
-        <w:szCs w:val="24"/>
-      </w:rPr>
-      <w:t>T</w:t>
-    </w:r>
-    <w:r>
-      <w:rPr>
-        <w:sz w:val="24"/>
-        <w:szCs w:val="24"/>
-      </w:rPr>
-      <w:t xml:space="preserve"> </w:t>
-    </w:r>
-    <w:r>
-      <w:rPr>
-        <w:sz w:val="24"/>
-        <w:szCs w:val="24"/>
-      </w:rPr>
-      <w:t>A S</w:t>
-    </w:r>
-    <w:r>
-      <w:rPr>
-        <w:sz w:val="24"/>
-        <w:szCs w:val="24"/>
-      </w:rPr>
-      <w:t xml:space="preserve"> </w:t>
-    </w:r>
-    <w:r>
-      <w:rPr>
-        <w:sz w:val="24"/>
-        <w:szCs w:val="24"/>
-      </w:rPr>
-      <w:t>A</w:t>
-    </w:r>
-    <w:r>
-      <w:rPr>
-        <w:sz w:val="24"/>
-        <w:szCs w:val="24"/>
-      </w:rPr>
-      <w:t xml:space="preserve"> </w:t>
-    </w:r>
-    <w:r>
-      <w:rPr>
-        <w:sz w:val="24"/>
-        <w:szCs w:val="24"/>
-      </w:rPr>
-      <w:t>B</w:t>
-    </w:r>
-    <w:r>
-      <w:rPr>
-        <w:sz w:val="24"/>
-        <w:szCs w:val="24"/>
-      </w:rPr>
-      <w:t xml:space="preserve"> </w:t>
-    </w:r>
-    <w:r>
-      <w:rPr>
-        <w:sz w:val="24"/>
-        <w:szCs w:val="24"/>
-      </w:rPr>
-      <w:t>ANG</w:t>
-    </w:r>
   </w:p>
-  <w:p>
-    <w:pPr>
-      <w:jc w:val="center"/>
-      <w:rPr>
-        <w:b/>
-        <w:bCs/>
-        <w:sz w:val="32"/>
-        <w:szCs w:val="32"/>
-      </w:rPr>
-    </w:pPr>
-    <w:r>
-      <w:rPr>
-        <w:b/>
-        <w:bCs/>
-        <w:sz w:val="32"/>
-        <w:szCs w:val="32"/>
-      </w:rPr>
-      <w:t xml:space="preserve"> </w:t>
-    </w:r>
-    <w:r>
-      <w:rPr>
-        <w:b/>
-        <w:bCs/>
-        <w:sz w:val="32"/>
-        <w:szCs w:val="32"/>
-      </w:rPr>
-      <w:t>SEKRETARIAT DAERAH</w:t>
-    </w:r>
-  </w:p>
-  <w:p>
-    <w:pPr>
-      <w:jc w:val="center"/>
-    </w:pPr>
-    <w:r>
-      <w:t>Jalan diponegoro nomor 20 sabang</w:t>
-    </w:r>
-  </w:p>
-  <w:p>
-    <w:pPr>
-      <w:jc w:val="center"/>
-    </w:pPr>
-    <w:r>
-      <w:t>Telepon (0852) 21040 fax (0657) 22202</w:t>
-    </w:r>
-  </w:p>
+  <w:tbl>
+    <w:tblPr>
+      <w:tblStyle w:val="TableGrid"/>
+      <w:tblW w:w="9900" w:type="dxa"/>
+      <w:tblInd w:w="-720" w:type="dxa"/>
+      <w:tblBorders>
+        <w:top w:val="none" w:sz="0" w:space="0" w:color="auto"/>
+        <w:left w:val="none" w:sz="0" w:space="0" w:color="auto"/>
+        <w:bottom w:val="none" w:sz="0" w:space="0" w:color="auto"/>
+        <w:right w:val="none" w:sz="0" w:space="0" w:color="auto"/>
+        <w:insideH w:val="none" w:sz="0" w:space="0" w:color="auto"/>
+        <w:insideV w:val="none" w:sz="0" w:space="0" w:color="auto"/>
+      </w:tblBorders>
+      <w:tblLook w:val="04A0" w:firstRow="1" w:lastRow="0" w:firstColumn="1" w:lastColumn="0" w:noHBand="0" w:noVBand="1"/>
+    </w:tblPr>
+    <w:tblGrid>
+      <w:gridCol w:w="2071"/>
+      <w:gridCol w:w="7829"/>
+    </w:tblGrid>
+    <w:tr>
+      <w:tc>
+        <w:tcPr>
+          <w:tcW w:w="1980" w:type="dxa"/>
+        </w:tcPr>
+        <w:p>
+          <w:pPr>
+            <w:rPr>
+              <w:sz w:val="24"/>
+              <w:szCs w:val="24"/>
+            </w:rPr>
+          </w:pPr>
+          <w:r>
+            <w:rPr>
+              <w:sz w:val="24"/>
+              <w:szCs w:val="24"/>
+            </w:rPr>
+            <w:t xml:space="preserve">     </w:t>
+          </w:r>
+          <w:r>
+            <w:rPr>
+              <w:sz w:val="24"/>
+              <w:szCs w:val="24"/>
+            </w:rPr>
+            <w:t>${</w:t>
+          </w:r>
+          <w:proofErr w:type="spellStart"/>
+          <w:r>
+            <w:rPr>
+              <w:sz w:val="24"/>
+              <w:szCs w:val="24"/>
+            </w:rPr>
+            <w:t>CompanyLogo</w:t>
+          </w:r>
+          <w:proofErr w:type="spellEnd"/>
+          <w:r>
+            <w:rPr>
+              <w:sz w:val="24"/>
+              <w:szCs w:val="24"/>
+            </w:rPr>
+            <w:t>}</w:t>
+          </w:r>
+          <w:r>
+            <w:rPr>
+              <w:sz w:val="24"/>
+              <w:szCs w:val="24"/>
+            </w:rPr>
+            <w:t xml:space="preserve">  </w:t>
+          </w:r>
+        </w:p>
+      </w:tc>
+      <w:tc>
+        <w:tcPr>
+          <w:tcW w:w="7920" w:type="dxa"/>
+        </w:tcPr>
+        <w:p>
+          <w:pPr>
+            <w:ind w:left="-720"/>
+            <w:jc w:val="center"/>
+            <w:rPr>
+              <w:sz w:val="32"/>
+              <w:szCs w:val="32"/>
+            </w:rPr>
+          </w:pPr>
+          <w:r>
+            <w:rPr>
+              <w:sz w:val="32"/>
+              <w:szCs w:val="32"/>
+            </w:rPr>
+            <w:t xml:space="preserve">      </w:t>
+          </w:r>
+          <w:r>
+            <w:rPr>
+              <w:sz w:val="32"/>
+              <w:szCs w:val="32"/>
+            </w:rPr>
+            <w:t xml:space="preserve">P E M E R I N T A </w:t>
+          </w:r>
+          <w:proofErr w:type="gramStart"/>
+          <w:r>
+            <w:rPr>
+              <w:sz w:val="32"/>
+              <w:szCs w:val="32"/>
+            </w:rPr>
+            <w:t xml:space="preserve">H </w:t>
+          </w:r>
+          <w:r>
+            <w:rPr>
+              <w:sz w:val="32"/>
+              <w:szCs w:val="32"/>
+            </w:rPr>
+            <w:t xml:space="preserve"> </w:t>
+          </w:r>
+          <w:r>
+            <w:rPr>
+              <w:sz w:val="32"/>
+              <w:szCs w:val="32"/>
+            </w:rPr>
+            <w:t>K</w:t>
+          </w:r>
+          <w:proofErr w:type="gramEnd"/>
+          <w:r>
+            <w:rPr>
+              <w:sz w:val="32"/>
+              <w:szCs w:val="32"/>
+            </w:rPr>
+            <w:t xml:space="preserve"> O T A</w:t>
+          </w:r>
+          <w:r>
+            <w:rPr>
+              <w:sz w:val="32"/>
+              <w:szCs w:val="32"/>
+            </w:rPr>
+            <w:t xml:space="preserve"> </w:t>
+          </w:r>
+          <w:r>
+            <w:rPr>
+              <w:sz w:val="32"/>
+              <w:szCs w:val="32"/>
+            </w:rPr>
+            <w:t xml:space="preserve"> S A B ANG</w:t>
+          </w:r>
+        </w:p>
+        <w:p>
+          <w:pPr>
+            <w:jc w:val="center"/>
+            <w:rPr>
+              <w:b/>
+              <w:bCs/>
+              <w:sz w:val="32"/>
+              <w:szCs w:val="32"/>
+            </w:rPr>
+          </w:pPr>
+          <w:r>
+            <w:rPr>
+              <w:b/>
+              <w:bCs/>
+              <w:sz w:val="32"/>
+              <w:szCs w:val="32"/>
+            </w:rPr>
+            <w:t>SEKRETARIAT DAERAH</w:t>
+          </w:r>
+        </w:p>
+        <w:p>
+          <w:pPr>
+            <w:jc w:val="center"/>
+            <w:rPr>
+              <w:b/>
+              <w:bCs/>
+            </w:rPr>
+          </w:pPr>
+          <w:r>
+            <w:rPr>
+              <w:b/>
+              <w:bCs/>
+            </w:rPr>
+            <w:t xml:space="preserve">Jalan </w:t>
+          </w:r>
+          <w:proofErr w:type="spellStart"/>
+          <w:r>
+            <w:rPr>
+              <w:b/>
+              <w:bCs/>
+            </w:rPr>
+            <w:t>diponegoro</w:t>
+          </w:r>
+          <w:proofErr w:type="spellEnd"/>
+          <w:r>
+            <w:rPr>
+              <w:b/>
+              <w:bCs/>
+            </w:rPr>
+            <w:t xml:space="preserve"> </w:t>
+          </w:r>
+          <w:proofErr w:type="spellStart"/>
+          <w:proofErr w:type="gramStart"/>
+          <w:r>
+            <w:rPr>
+              <w:b/>
+              <w:bCs/>
+            </w:rPr>
+            <w:t>nomor</w:t>
+          </w:r>
+          <w:proofErr w:type="spellEnd"/>
+          <w:r>
+            <w:rPr>
+              <w:b/>
+              <w:bCs/>
+            </w:rPr>
+            <w:t xml:space="preserve"> </w:t>
+          </w:r>
+          <w:r>
+            <w:rPr>
+              <w:b/>
+              <w:bCs/>
+            </w:rPr>
+            <w:t>,</w:t>
+          </w:r>
+          <w:proofErr w:type="gramEnd"/>
+          <w:r>
+            <w:rPr>
+              <w:b/>
+              <w:bCs/>
+            </w:rPr>
+            <w:t xml:space="preserve"> </w:t>
+          </w:r>
+          <w:r>
+            <w:rPr>
+              <w:b/>
+              <w:bCs/>
+            </w:rPr>
+            <w:t xml:space="preserve">20 </w:t>
+          </w:r>
+          <w:proofErr w:type="spellStart"/>
+          <w:r>
+            <w:rPr>
+              <w:b/>
+              <w:bCs/>
+            </w:rPr>
+            <w:t>sabang</w:t>
+          </w:r>
+          <w:proofErr w:type="spellEnd"/>
+        </w:p>
+        <w:p>
+          <w:pPr>
+            <w:jc w:val="center"/>
+          </w:pPr>
+          <w:proofErr w:type="spellStart"/>
+          <w:r>
+            <w:t>Telepon</w:t>
+          </w:r>
+          <w:proofErr w:type="spellEnd"/>
+          <w:r>
+            <w:t xml:space="preserve"> (0852) 21040 fax (0657) 22202</w:t>
+          </w:r>
+        </w:p>
+        <w:p>
+          <w:pPr>
+            <w:jc w:val="center"/>
+          </w:pPr>
+          <w:proofErr w:type="gramStart"/>
+          <w:r>
+            <w:t>Email :</w:t>
+          </w:r>
+          <w:proofErr w:type="gramEnd"/>
+          <w:r>
+            <w:t xml:space="preserve"> kotasabang@kotasabang.go.id</w:t>
+          </w:r>
+        </w:p>
+      </w:tc>
+    </w:tr>
+  </w:tbl>
+  <w:p/>
   <w:tbl>
     <w:tblPr>
       <w:tblW w:w="11872" w:type="dxa"/>
@@ -2662,13 +3539,16 @@
       </w:tc>
     </w:tr>
   </w:tbl>
+  <w:p/>
+</w:hdr>
+</file>
+
+<file path=word/header3.xml><?xml version="1.0" encoding="utf-8"?>
+<w:hdr xmlns:wpc="http://schemas.microsoft.com/office/word/2010/wordprocessingCanvas" xmlns:cx="http://schemas.microsoft.com/office/drawing/2014/chartex" xmlns:cx1="http://schemas.microsoft.com/office/drawing/2015/9/8/chartex" xmlns:cx2="http://schemas.microsoft.com/office/drawing/2015/10/21/chartex" xmlns:cx3="http://schemas.microsoft.com/office/drawing/2016/5/9/chartex" xmlns:cx4="http://schemas.microsoft.com/office/drawing/2016/5/10/chartex" xmlns:cx5="http://schemas.microsoft.com/office/drawing/2016/5/11/chartex" xmlns:cx6="http://schemas.microsoft.com/office/drawing/2016/5/12/chartex" xmlns:cx7="http://schemas.microsoft.com/office/drawing/2016/5/13/chartex" xmlns:cx8="http://schemas.microsoft.com/office/drawing/2016/5/14/chartex" xmlns:mc="http://schemas.openxmlformats.org/markup-compatibility/2006" xmlns:aink="http://schemas.microsoft.com/office/drawing/2016/ink" xmlns:am3d="http://schemas.microsoft.com/office/drawing/2017/model3d" xmlns:o="urn:schemas-microsoft-com:office:office" xmlns:r="http://schemas.openxmlformats.org/officeDocument/2006/relationships" xmlns:m="http://schemas.openxmlformats.org/officeDocument/2006/math" xmlns:v="urn:schemas-microsoft-com:vml" xmlns:wp14="http://schemas.microsoft.com/office/word/2010/wordprocessingDrawing" xmlns:wp="http://schemas.openxmlformats.org/drawingml/2006/wordprocessingDrawing" xmlns:w10="urn:schemas-microsoft-com:office:word" xmlns:w="http://schemas.openxmlformats.org/wordprocessingml/2006/main" xmlns:w14="http://schemas.microsoft.com/office/word/2010/wordml" xmlns:w15="http://schemas.microsoft.com/office/word/2012/wordml" xmlns:w16cex="http://schemas.microsoft.com/office/word/2018/wordml/cex" xmlns:w16cid="http://schemas.microsoft.com/office/word/2016/wordml/cid" xmlns:w16="http://schemas.microsoft.com/office/word/2018/wordml" xmlns:w16sdtdh="http://schemas.microsoft.com/office/word/2020/wordml/sdtdatahash" xmlns:w16se="http://schemas.microsoft.com/office/word/2015/wordml/symex" xmlns:wpg="http://schemas.microsoft.com/office/word/2010/wordprocessingGroup" xmlns:wpi="http://schemas.microsoft.com/office/word/2010/wordprocessingInk" xmlns:wne="http://schemas.microsoft.com/office/word/2006/wordml" xmlns:wps="http://schemas.microsoft.com/office/word/2010/wordprocessingShape" mc:Ignorable="w14 w15 w16se w16cid w16 w16cex w16sdtdh wp14">
   <w:p>
     <w:pPr>
-      <w:jc w:val="center"/>
+      <w:pStyle w:val="Header"/>
     </w:pPr>
-    <w:r>
-      <w:t xml:space="preserve"> </w:t>
-    </w:r>
   </w:p>
 </w:hdr>
 </file>

--- a/assets/template/doc/sspd.docx
+++ b/assets/template/doc/sspd.docx
@@ -42,9 +42,8 @@
           <w:sz w:val="24"/>
           <w:szCs w:val="24"/>
         </w:rPr>
-        <w:t xml:space="preserve">     </w:t>
-      </w:r>
-      <w:proofErr w:type="gramStart"/>
+        <w:t xml:space="preserve">      </w:t>
+      </w:r>
       <w:r>
         <w:rPr>
           <w:b/>
@@ -63,6 +62,71 @@
           <w:sz w:val="24"/>
           <w:szCs w:val="24"/>
         </w:rPr>
+        <w:t>: ${</w:t>
+      </w:r>
+      <w:proofErr w:type="spellStart"/>
+      <w:r>
+        <w:rPr>
+          <w:b/>
+          <w:bCs/>
+          <w:color w:val="000000" w:themeColor="text1"/>
+          <w:sz w:val="24"/>
+          <w:szCs w:val="24"/>
+        </w:rPr>
+        <w:t>nomor_surat</w:t>
+      </w:r>
+      <w:proofErr w:type="spellEnd"/>
+      <w:r>
+        <w:rPr>
+          <w:b/>
+          <w:bCs/>
+          <w:color w:val="000000" w:themeColor="text1"/>
+          <w:sz w:val="24"/>
+          <w:szCs w:val="24"/>
+        </w:rPr>
+        <w:t>}</w:t>
+      </w:r>
+    </w:p>
+    <w:p>
+      <w:pPr>
+        <w:rPr>
+          <w:b/>
+          <w:bCs/>
+          <w:color w:val="000000" w:themeColor="text1"/>
+          <w:sz w:val="24"/>
+          <w:szCs w:val="24"/>
+        </w:rPr>
+      </w:pPr>
+      <w:r>
+        <w:rPr>
+          <w:b/>
+          <w:bCs/>
+          <w:color w:val="000000" w:themeColor="text1"/>
+          <w:sz w:val="24"/>
+          <w:szCs w:val="24"/>
+        </w:rPr>
+        <w:t xml:space="preserve">Lembar </w:t>
+      </w:r>
+      <w:proofErr w:type="spellStart"/>
+      <w:r>
+        <w:rPr>
+          <w:b/>
+          <w:bCs/>
+          <w:color w:val="000000" w:themeColor="text1"/>
+          <w:sz w:val="24"/>
+          <w:szCs w:val="24"/>
+        </w:rPr>
+        <w:t>ke</w:t>
+      </w:r>
+      <w:proofErr w:type="spellEnd"/>
+      <w:r>
+        <w:rPr>
+          <w:b/>
+          <w:bCs/>
+          <w:color w:val="000000" w:themeColor="text1"/>
+          <w:sz w:val="24"/>
+          <w:szCs w:val="24"/>
+        </w:rPr>
         <w:t xml:space="preserve"> </w:t>
       </w:r>
       <w:r>
@@ -73,83 +137,6 @@
           <w:sz w:val="24"/>
           <w:szCs w:val="24"/>
         </w:rPr>
-        <w:t>:</w:t>
-      </w:r>
-      <w:proofErr w:type="gramEnd"/>
-      <w:r>
-        <w:rPr>
-          <w:b/>
-          <w:bCs/>
-          <w:color w:val="000000" w:themeColor="text1"/>
-          <w:sz w:val="24"/>
-          <w:szCs w:val="24"/>
-        </w:rPr>
-        <w:t xml:space="preserve"> ${</w:t>
-      </w:r>
-      <w:proofErr w:type="spellStart"/>
-      <w:r>
-        <w:rPr>
-          <w:b/>
-          <w:bCs/>
-          <w:color w:val="000000" w:themeColor="text1"/>
-          <w:sz w:val="24"/>
-          <w:szCs w:val="24"/>
-        </w:rPr>
-        <w:t>nomor_surat</w:t>
-      </w:r>
-      <w:proofErr w:type="spellEnd"/>
-      <w:r>
-        <w:rPr>
-          <w:b/>
-          <w:bCs/>
-          <w:color w:val="000000" w:themeColor="text1"/>
-          <w:sz w:val="24"/>
-          <w:szCs w:val="24"/>
-        </w:rPr>
-        <w:t>}</w:t>
-      </w:r>
-    </w:p>
-    <w:p>
-      <w:pPr>
-        <w:rPr>
-          <w:b/>
-          <w:bCs/>
-          <w:color w:val="000000" w:themeColor="text1"/>
-          <w:sz w:val="24"/>
-          <w:szCs w:val="24"/>
-        </w:rPr>
-      </w:pPr>
-      <w:r>
-        <w:rPr>
-          <w:b/>
-          <w:bCs/>
-          <w:color w:val="000000" w:themeColor="text1"/>
-          <w:sz w:val="24"/>
-          <w:szCs w:val="24"/>
-        </w:rPr>
-        <w:t xml:space="preserve">Lembar </w:t>
-      </w:r>
-      <w:proofErr w:type="spellStart"/>
-      <w:proofErr w:type="gramStart"/>
-      <w:r>
-        <w:rPr>
-          <w:b/>
-          <w:bCs/>
-          <w:color w:val="000000" w:themeColor="text1"/>
-          <w:sz w:val="24"/>
-          <w:szCs w:val="24"/>
-        </w:rPr>
-        <w:t>ke</w:t>
-      </w:r>
-      <w:proofErr w:type="spellEnd"/>
-      <w:r>
-        <w:rPr>
-          <w:b/>
-          <w:bCs/>
-          <w:color w:val="000000" w:themeColor="text1"/>
-          <w:sz w:val="24"/>
-          <w:szCs w:val="24"/>
-        </w:rPr>
         <w:t xml:space="preserve"> </w:t>
       </w:r>
       <w:r>
@@ -160,28 +147,7 @@
           <w:sz w:val="24"/>
           <w:szCs w:val="24"/>
         </w:rPr>
-        <w:t xml:space="preserve"> </w:t>
-      </w:r>
-      <w:r>
-        <w:rPr>
-          <w:b/>
-          <w:bCs/>
-          <w:color w:val="000000" w:themeColor="text1"/>
-          <w:sz w:val="24"/>
-          <w:szCs w:val="24"/>
-        </w:rPr>
-        <w:t>:</w:t>
-      </w:r>
-      <w:proofErr w:type="gramEnd"/>
-      <w:r>
-        <w:rPr>
-          <w:b/>
-          <w:bCs/>
-          <w:color w:val="000000" w:themeColor="text1"/>
-          <w:sz w:val="24"/>
-          <w:szCs w:val="24"/>
-        </w:rPr>
-        <w:t xml:space="preserve"> 1</w:t>
+        <w:t>: 1</w:t>
       </w:r>
       <w:r>
         <w:rPr>
@@ -1512,7 +1478,6 @@
         <w:t xml:space="preserve">, pada </w:t>
       </w:r>
       <w:proofErr w:type="spellStart"/>
-      <w:proofErr w:type="gramStart"/>
       <w:r>
         <w:rPr>
           <w:b/>
@@ -1535,7 +1500,6 @@
         </w:rPr>
         <w:t xml:space="preserve"> :</w:t>
       </w:r>
-      <w:proofErr w:type="gramEnd"/>
     </w:p>
     <w:p>
       <w:pPr>
@@ -1609,17 +1573,8 @@
           <w:b/>
           <w:bCs/>
         </w:rPr>
-        <w:t>FIRDAUS, S.</w:t>
-      </w:r>
-      <w:proofErr w:type="gramStart"/>
-      <w:r>
-        <w:rPr>
-          <w:b/>
-          <w:bCs/>
-        </w:rPr>
-        <w:t>PD.I</w:t>
-      </w:r>
-      <w:proofErr w:type="gramEnd"/>
+        <w:t>FIRDAUS, S.PD.I</w:t>
+      </w:r>
     </w:p>
     <w:p>
       <w:pPr>
@@ -1668,7 +1623,6 @@
         </w:rPr>
       </w:pPr>
       <w:proofErr w:type="spellStart"/>
-      <w:proofErr w:type="gramStart"/>
       <w:r>
         <w:rPr>
           <w:b/>
@@ -1688,381 +1642,358 @@
           <w:sz w:val="24"/>
           <w:szCs w:val="24"/>
         </w:rPr>
+        <w:t xml:space="preserve"> : ${</w:t>
+      </w:r>
+      <w:proofErr w:type="spellStart"/>
+      <w:r>
+        <w:rPr>
+          <w:b/>
+          <w:bCs/>
+          <w:color w:val="000000" w:themeColor="text1"/>
+          <w:sz w:val="24"/>
+          <w:szCs w:val="24"/>
+        </w:rPr>
+        <w:t>n</w:t>
+      </w:r>
+      <w:r>
+        <w:rPr>
+          <w:b/>
+          <w:bCs/>
+          <w:color w:val="000000" w:themeColor="text1"/>
+          <w:sz w:val="24"/>
+          <w:szCs w:val="24"/>
+        </w:rPr>
+        <w:t>omor_</w:t>
+      </w:r>
+      <w:r>
+        <w:rPr>
+          <w:b/>
+          <w:bCs/>
+          <w:color w:val="000000" w:themeColor="text1"/>
+          <w:sz w:val="24"/>
+          <w:szCs w:val="24"/>
+        </w:rPr>
+        <w:t>s</w:t>
+      </w:r>
+      <w:r>
+        <w:rPr>
+          <w:b/>
+          <w:bCs/>
+          <w:color w:val="000000" w:themeColor="text1"/>
+          <w:sz w:val="24"/>
+          <w:szCs w:val="24"/>
+        </w:rPr>
+        <w:t>urat</w:t>
+      </w:r>
+      <w:proofErr w:type="spellEnd"/>
+      <w:r>
+        <w:rPr>
+          <w:b/>
+          <w:bCs/>
+          <w:color w:val="000000" w:themeColor="text1"/>
+          <w:sz w:val="24"/>
+          <w:szCs w:val="24"/>
+        </w:rPr>
+        <w:t>}</w:t>
+      </w:r>
+    </w:p>
+    <w:p>
+      <w:pPr>
+        <w:rPr>
+          <w:color w:val="000000" w:themeColor="text1"/>
+          <w:sz w:val="24"/>
+          <w:szCs w:val="24"/>
+        </w:rPr>
+      </w:pPr>
+      <w:r>
+        <w:rPr>
+          <w:b/>
+          <w:bCs/>
+          <w:color w:val="000000" w:themeColor="text1"/>
+          <w:sz w:val="24"/>
+          <w:szCs w:val="24"/>
+        </w:rPr>
+        <w:t>Dasar</w:t>
+      </w:r>
+      <w:r>
+        <w:rPr>
+          <w:color w:val="000000" w:themeColor="text1"/>
+          <w:sz w:val="24"/>
+          <w:szCs w:val="24"/>
+        </w:rPr>
+        <w:t xml:space="preserve"> : </w:t>
+      </w:r>
+      <w:proofErr w:type="spellStart"/>
+      <w:r>
+        <w:rPr>
+          <w:color w:val="000000" w:themeColor="text1"/>
+          <w:sz w:val="24"/>
+          <w:szCs w:val="24"/>
+        </w:rPr>
+        <w:t>Telaah</w:t>
+      </w:r>
+      <w:proofErr w:type="spellEnd"/>
+      <w:r>
+        <w:rPr>
+          <w:color w:val="000000" w:themeColor="text1"/>
+          <w:sz w:val="24"/>
+          <w:szCs w:val="24"/>
+        </w:rPr>
+        <w:t xml:space="preserve"> </w:t>
+      </w:r>
+      <w:proofErr w:type="spellStart"/>
+      <w:r>
+        <w:rPr>
+          <w:color w:val="000000" w:themeColor="text1"/>
+          <w:sz w:val="24"/>
+          <w:szCs w:val="24"/>
+        </w:rPr>
+        <w:t>Staf</w:t>
+      </w:r>
+      <w:proofErr w:type="spellEnd"/>
+      <w:r>
+        <w:rPr>
+          <w:color w:val="000000" w:themeColor="text1"/>
+          <w:sz w:val="24"/>
+          <w:szCs w:val="24"/>
+        </w:rPr>
+        <w:t xml:space="preserve"> </w:t>
+      </w:r>
+      <w:proofErr w:type="spellStart"/>
+      <w:r>
+        <w:rPr>
+          <w:color w:val="000000" w:themeColor="text1"/>
+          <w:sz w:val="24"/>
+          <w:szCs w:val="24"/>
+        </w:rPr>
+        <w:t>Kepala</w:t>
+      </w:r>
+      <w:proofErr w:type="spellEnd"/>
+      <w:r>
+        <w:rPr>
+          <w:color w:val="000000" w:themeColor="text1"/>
+          <w:sz w:val="24"/>
+          <w:szCs w:val="24"/>
+        </w:rPr>
+        <w:t xml:space="preserve"> Bagian </w:t>
+      </w:r>
+      <w:proofErr w:type="spellStart"/>
+      <w:r>
+        <w:rPr>
+          <w:color w:val="000000" w:themeColor="text1"/>
+          <w:sz w:val="24"/>
+          <w:szCs w:val="24"/>
+        </w:rPr>
+        <w:t>Organisasi</w:t>
+      </w:r>
+      <w:proofErr w:type="spellEnd"/>
+      <w:r>
+        <w:rPr>
+          <w:color w:val="000000" w:themeColor="text1"/>
+          <w:sz w:val="24"/>
+          <w:szCs w:val="24"/>
+        </w:rPr>
+        <w:t xml:space="preserve"> </w:t>
+      </w:r>
+      <w:proofErr w:type="spellStart"/>
+      <w:r>
+        <w:rPr>
+          <w:color w:val="000000" w:themeColor="text1"/>
+          <w:sz w:val="24"/>
+          <w:szCs w:val="24"/>
+        </w:rPr>
+        <w:t>Sekretariat</w:t>
+      </w:r>
+      <w:proofErr w:type="spellEnd"/>
+      <w:r>
+        <w:rPr>
+          <w:color w:val="000000" w:themeColor="text1"/>
+          <w:sz w:val="24"/>
+          <w:szCs w:val="24"/>
+        </w:rPr>
+        <w:t xml:space="preserve"> Daerah Kota </w:t>
+      </w:r>
+      <w:proofErr w:type="spellStart"/>
+      <w:r>
+        <w:rPr>
+          <w:color w:val="000000" w:themeColor="text1"/>
+          <w:sz w:val="24"/>
+          <w:szCs w:val="24"/>
+        </w:rPr>
+        <w:t>Sabang</w:t>
+      </w:r>
+      <w:proofErr w:type="spellEnd"/>
+      <w:r>
+        <w:rPr>
+          <w:color w:val="000000" w:themeColor="text1"/>
+          <w:sz w:val="24"/>
+          <w:szCs w:val="24"/>
+        </w:rPr>
+        <w:tab/>
+      </w:r>
+      <w:r>
+        <w:rPr>
+          <w:color w:val="000000" w:themeColor="text1"/>
+          <w:sz w:val="24"/>
+          <w:szCs w:val="24"/>
+        </w:rPr>
+        <w:t xml:space="preserve"> </w:t>
+      </w:r>
+    </w:p>
+    <w:p>
+      <w:pPr>
+        <w:ind w:firstLine="708"/>
+        <w:rPr>
+          <w:color w:val="000000" w:themeColor="text1"/>
+          <w:sz w:val="24"/>
+          <w:szCs w:val="24"/>
+        </w:rPr>
+      </w:pPr>
+      <w:r>
+        <w:rPr>
+          <w:color w:val="000000" w:themeColor="text1"/>
+          <w:sz w:val="24"/>
+          <w:szCs w:val="24"/>
+        </w:rPr>
+        <w:t xml:space="preserve">   </w:t>
+      </w:r>
+      <w:proofErr w:type="spellStart"/>
+      <w:r>
+        <w:rPr>
+          <w:color w:val="000000" w:themeColor="text1"/>
+          <w:sz w:val="24"/>
+          <w:szCs w:val="24"/>
+        </w:rPr>
+        <w:t>Nomor</w:t>
+      </w:r>
+      <w:proofErr w:type="spellEnd"/>
+      <w:r>
+        <w:rPr>
+          <w:color w:val="000000" w:themeColor="text1"/>
+          <w:sz w:val="24"/>
+          <w:szCs w:val="24"/>
+        </w:rPr>
+        <w:t xml:space="preserve"> ${</w:t>
+      </w:r>
+      <w:proofErr w:type="spellStart"/>
+      <w:r>
+        <w:rPr>
+          <w:color w:val="000000" w:themeColor="text1"/>
+          <w:sz w:val="24"/>
+          <w:szCs w:val="24"/>
+        </w:rPr>
+        <w:t>nomor_surat</w:t>
+      </w:r>
+      <w:proofErr w:type="spellEnd"/>
+      <w:r>
+        <w:rPr>
+          <w:color w:val="000000" w:themeColor="text1"/>
+          <w:sz w:val="24"/>
+          <w:szCs w:val="24"/>
+        </w:rPr>
+        <w:t xml:space="preserve">} </w:t>
+      </w:r>
+      <w:proofErr w:type="spellStart"/>
+      <w:r>
+        <w:rPr>
+          <w:color w:val="000000" w:themeColor="text1"/>
+          <w:sz w:val="24"/>
+          <w:szCs w:val="24"/>
+        </w:rPr>
+        <w:t>tanggal</w:t>
+      </w:r>
+      <w:proofErr w:type="spellEnd"/>
+      <w:r>
+        <w:rPr>
+          <w:color w:val="000000" w:themeColor="text1"/>
+          <w:sz w:val="24"/>
+          <w:szCs w:val="24"/>
+        </w:rPr>
+        <w:t xml:space="preserve"> ${</w:t>
+      </w:r>
+      <w:proofErr w:type="spellStart"/>
+      <w:r>
+        <w:rPr>
+          <w:color w:val="000000" w:themeColor="text1"/>
+          <w:sz w:val="24"/>
+          <w:szCs w:val="24"/>
+        </w:rPr>
+        <w:t>tanggal</w:t>
+      </w:r>
+      <w:proofErr w:type="spellEnd"/>
+      <w:r>
+        <w:rPr>
+          <w:color w:val="000000" w:themeColor="text1"/>
+          <w:sz w:val="24"/>
+          <w:szCs w:val="24"/>
+        </w:rPr>
+        <w:t>}</w:t>
+      </w:r>
+    </w:p>
+    <w:p>
+      <w:pPr>
+        <w:ind w:firstLine="708"/>
+        <w:rPr>
+          <w:color w:val="000000" w:themeColor="text1"/>
+          <w:sz w:val="24"/>
+          <w:szCs w:val="24"/>
+        </w:rPr>
+      </w:pPr>
+    </w:p>
+    <w:p>
+      <w:pPr>
+        <w:jc w:val="center"/>
+        <w:rPr>
+          <w:b/>
+          <w:bCs/>
+          <w:color w:val="000000" w:themeColor="text1"/>
+          <w:sz w:val="24"/>
+          <w:szCs w:val="24"/>
+        </w:rPr>
+      </w:pPr>
+      <w:r>
+        <w:rPr>
+          <w:b/>
+          <w:bCs/>
+          <w:color w:val="000000" w:themeColor="text1"/>
+          <w:sz w:val="24"/>
+          <w:szCs w:val="24"/>
+        </w:rPr>
+        <w:t>MENUGASKAN</w:t>
+      </w:r>
+    </w:p>
+    <w:p>
+      <w:pPr>
+        <w:rPr>
+          <w:b/>
+          <w:bCs/>
+          <w:color w:val="000000" w:themeColor="text1"/>
+          <w:sz w:val="24"/>
+          <w:szCs w:val="24"/>
+        </w:rPr>
+      </w:pPr>
+      <w:proofErr w:type="spellStart"/>
+      <w:r>
+        <w:rPr>
+          <w:b/>
+          <w:bCs/>
+          <w:color w:val="000000" w:themeColor="text1"/>
+          <w:sz w:val="24"/>
+          <w:szCs w:val="24"/>
+        </w:rPr>
+        <w:t>Kepada</w:t>
+      </w:r>
+      <w:proofErr w:type="spellEnd"/>
+      <w:r>
+        <w:rPr>
+          <w:b/>
+          <w:bCs/>
+          <w:color w:val="000000" w:themeColor="text1"/>
+          <w:sz w:val="24"/>
+          <w:szCs w:val="24"/>
+        </w:rPr>
         <w:t xml:space="preserve"> :</w:t>
       </w:r>
-      <w:proofErr w:type="gramEnd"/>
-      <w:r>
-        <w:rPr>
-          <w:b/>
-          <w:bCs/>
-          <w:color w:val="000000" w:themeColor="text1"/>
-          <w:sz w:val="24"/>
-          <w:szCs w:val="24"/>
-        </w:rPr>
-        <w:t xml:space="preserve"> ${</w:t>
-      </w:r>
-      <w:proofErr w:type="spellStart"/>
-      <w:r>
-        <w:rPr>
-          <w:b/>
-          <w:bCs/>
-          <w:color w:val="000000" w:themeColor="text1"/>
-          <w:sz w:val="24"/>
-          <w:szCs w:val="24"/>
-        </w:rPr>
-        <w:t>n</w:t>
-      </w:r>
-      <w:r>
-        <w:rPr>
-          <w:b/>
-          <w:bCs/>
-          <w:color w:val="000000" w:themeColor="text1"/>
-          <w:sz w:val="24"/>
-          <w:szCs w:val="24"/>
-        </w:rPr>
-        <w:t>omor_</w:t>
-      </w:r>
-      <w:r>
-        <w:rPr>
-          <w:b/>
-          <w:bCs/>
-          <w:color w:val="000000" w:themeColor="text1"/>
-          <w:sz w:val="24"/>
-          <w:szCs w:val="24"/>
-        </w:rPr>
-        <w:t>s</w:t>
-      </w:r>
-      <w:r>
-        <w:rPr>
-          <w:b/>
-          <w:bCs/>
-          <w:color w:val="000000" w:themeColor="text1"/>
-          <w:sz w:val="24"/>
-          <w:szCs w:val="24"/>
-        </w:rPr>
-        <w:t>urat</w:t>
-      </w:r>
-      <w:proofErr w:type="spellEnd"/>
-      <w:r>
-        <w:rPr>
-          <w:b/>
-          <w:bCs/>
-          <w:color w:val="000000" w:themeColor="text1"/>
-          <w:sz w:val="24"/>
-          <w:szCs w:val="24"/>
-        </w:rPr>
-        <w:t>}</w:t>
-      </w:r>
-    </w:p>
-    <w:p>
-      <w:pPr>
-        <w:rPr>
-          <w:color w:val="000000" w:themeColor="text1"/>
-          <w:sz w:val="24"/>
-          <w:szCs w:val="24"/>
-        </w:rPr>
-      </w:pPr>
-      <w:proofErr w:type="gramStart"/>
-      <w:r>
-        <w:rPr>
-          <w:b/>
-          <w:bCs/>
-          <w:color w:val="000000" w:themeColor="text1"/>
-          <w:sz w:val="24"/>
-          <w:szCs w:val="24"/>
-        </w:rPr>
-        <w:t>Dasar</w:t>
-      </w:r>
-      <w:r>
-        <w:rPr>
-          <w:color w:val="000000" w:themeColor="text1"/>
-          <w:sz w:val="24"/>
-          <w:szCs w:val="24"/>
-        </w:rPr>
-        <w:t xml:space="preserve"> :</w:t>
-      </w:r>
-      <w:proofErr w:type="gramEnd"/>
-      <w:r>
-        <w:rPr>
-          <w:color w:val="000000" w:themeColor="text1"/>
-          <w:sz w:val="24"/>
-          <w:szCs w:val="24"/>
-        </w:rPr>
-        <w:t xml:space="preserve"> </w:t>
-      </w:r>
-      <w:proofErr w:type="spellStart"/>
-      <w:r>
-        <w:rPr>
-          <w:color w:val="000000" w:themeColor="text1"/>
-          <w:sz w:val="24"/>
-          <w:szCs w:val="24"/>
-        </w:rPr>
-        <w:t>Telaah</w:t>
-      </w:r>
-      <w:proofErr w:type="spellEnd"/>
-      <w:r>
-        <w:rPr>
-          <w:color w:val="000000" w:themeColor="text1"/>
-          <w:sz w:val="24"/>
-          <w:szCs w:val="24"/>
-        </w:rPr>
-        <w:t xml:space="preserve"> </w:t>
-      </w:r>
-      <w:proofErr w:type="spellStart"/>
-      <w:r>
-        <w:rPr>
-          <w:color w:val="000000" w:themeColor="text1"/>
-          <w:sz w:val="24"/>
-          <w:szCs w:val="24"/>
-        </w:rPr>
-        <w:t>Staf</w:t>
-      </w:r>
-      <w:proofErr w:type="spellEnd"/>
-      <w:r>
-        <w:rPr>
-          <w:color w:val="000000" w:themeColor="text1"/>
-          <w:sz w:val="24"/>
-          <w:szCs w:val="24"/>
-        </w:rPr>
-        <w:t xml:space="preserve"> </w:t>
-      </w:r>
-      <w:proofErr w:type="spellStart"/>
-      <w:r>
-        <w:rPr>
-          <w:color w:val="000000" w:themeColor="text1"/>
-          <w:sz w:val="24"/>
-          <w:szCs w:val="24"/>
-        </w:rPr>
-        <w:t>Kepala</w:t>
-      </w:r>
-      <w:proofErr w:type="spellEnd"/>
-      <w:r>
-        <w:rPr>
-          <w:color w:val="000000" w:themeColor="text1"/>
-          <w:sz w:val="24"/>
-          <w:szCs w:val="24"/>
-        </w:rPr>
-        <w:t xml:space="preserve"> Bagian </w:t>
-      </w:r>
-      <w:proofErr w:type="spellStart"/>
-      <w:r>
-        <w:rPr>
-          <w:color w:val="000000" w:themeColor="text1"/>
-          <w:sz w:val="24"/>
-          <w:szCs w:val="24"/>
-        </w:rPr>
-        <w:t>Organisasi</w:t>
-      </w:r>
-      <w:proofErr w:type="spellEnd"/>
-      <w:r>
-        <w:rPr>
-          <w:color w:val="000000" w:themeColor="text1"/>
-          <w:sz w:val="24"/>
-          <w:szCs w:val="24"/>
-        </w:rPr>
-        <w:t xml:space="preserve"> </w:t>
-      </w:r>
-      <w:proofErr w:type="spellStart"/>
-      <w:r>
-        <w:rPr>
-          <w:color w:val="000000" w:themeColor="text1"/>
-          <w:sz w:val="24"/>
-          <w:szCs w:val="24"/>
-        </w:rPr>
-        <w:t>Sekretariat</w:t>
-      </w:r>
-      <w:proofErr w:type="spellEnd"/>
-      <w:r>
-        <w:rPr>
-          <w:color w:val="000000" w:themeColor="text1"/>
-          <w:sz w:val="24"/>
-          <w:szCs w:val="24"/>
-        </w:rPr>
-        <w:t xml:space="preserve"> Daerah Kota </w:t>
-      </w:r>
-      <w:proofErr w:type="spellStart"/>
-      <w:r>
-        <w:rPr>
-          <w:color w:val="000000" w:themeColor="text1"/>
-          <w:sz w:val="24"/>
-          <w:szCs w:val="24"/>
-        </w:rPr>
-        <w:t>Sabang</w:t>
-      </w:r>
-      <w:proofErr w:type="spellEnd"/>
-      <w:r>
-        <w:rPr>
-          <w:color w:val="000000" w:themeColor="text1"/>
-          <w:sz w:val="24"/>
-          <w:szCs w:val="24"/>
-        </w:rPr>
-        <w:tab/>
-      </w:r>
-      <w:r>
-        <w:rPr>
-          <w:color w:val="000000" w:themeColor="text1"/>
-          <w:sz w:val="24"/>
-          <w:szCs w:val="24"/>
-        </w:rPr>
-        <w:t xml:space="preserve"> </w:t>
-      </w:r>
-    </w:p>
-    <w:p>
-      <w:pPr>
-        <w:ind w:firstLine="708"/>
-        <w:rPr>
-          <w:color w:val="000000" w:themeColor="text1"/>
-          <w:sz w:val="24"/>
-          <w:szCs w:val="24"/>
-        </w:rPr>
-      </w:pPr>
-      <w:r>
-        <w:rPr>
-          <w:color w:val="000000" w:themeColor="text1"/>
-          <w:sz w:val="24"/>
-          <w:szCs w:val="24"/>
-        </w:rPr>
-        <w:t xml:space="preserve">   </w:t>
-      </w:r>
-      <w:proofErr w:type="spellStart"/>
-      <w:r>
-        <w:rPr>
-          <w:color w:val="000000" w:themeColor="text1"/>
-          <w:sz w:val="24"/>
-          <w:szCs w:val="24"/>
-        </w:rPr>
-        <w:t>Nomor</w:t>
-      </w:r>
-      <w:proofErr w:type="spellEnd"/>
-      <w:r>
-        <w:rPr>
-          <w:color w:val="000000" w:themeColor="text1"/>
-          <w:sz w:val="24"/>
-          <w:szCs w:val="24"/>
-        </w:rPr>
-        <w:t xml:space="preserve"> ${</w:t>
-      </w:r>
-      <w:proofErr w:type="spellStart"/>
-      <w:r>
-        <w:rPr>
-          <w:color w:val="000000" w:themeColor="text1"/>
-          <w:sz w:val="24"/>
-          <w:szCs w:val="24"/>
-        </w:rPr>
-        <w:t>nomor_surat</w:t>
-      </w:r>
-      <w:proofErr w:type="spellEnd"/>
-      <w:r>
-        <w:rPr>
-          <w:color w:val="000000" w:themeColor="text1"/>
-          <w:sz w:val="24"/>
-          <w:szCs w:val="24"/>
-        </w:rPr>
-        <w:t xml:space="preserve">} </w:t>
-      </w:r>
-      <w:proofErr w:type="spellStart"/>
-      <w:r>
-        <w:rPr>
-          <w:color w:val="000000" w:themeColor="text1"/>
-          <w:sz w:val="24"/>
-          <w:szCs w:val="24"/>
-        </w:rPr>
-        <w:t>tanggal</w:t>
-      </w:r>
-      <w:proofErr w:type="spellEnd"/>
-      <w:r>
-        <w:rPr>
-          <w:color w:val="000000" w:themeColor="text1"/>
-          <w:sz w:val="24"/>
-          <w:szCs w:val="24"/>
-        </w:rPr>
-        <w:t xml:space="preserve"> ${</w:t>
-      </w:r>
-      <w:proofErr w:type="spellStart"/>
-      <w:r>
-        <w:rPr>
-          <w:color w:val="000000" w:themeColor="text1"/>
-          <w:sz w:val="24"/>
-          <w:szCs w:val="24"/>
-        </w:rPr>
-        <w:t>tanggal</w:t>
-      </w:r>
-      <w:proofErr w:type="spellEnd"/>
-      <w:r>
-        <w:rPr>
-          <w:color w:val="000000" w:themeColor="text1"/>
-          <w:sz w:val="24"/>
-          <w:szCs w:val="24"/>
-        </w:rPr>
-        <w:t>}</w:t>
-      </w:r>
-    </w:p>
-    <w:p>
-      <w:pPr>
-        <w:ind w:firstLine="708"/>
-        <w:rPr>
-          <w:color w:val="000000" w:themeColor="text1"/>
-          <w:sz w:val="24"/>
-          <w:szCs w:val="24"/>
-        </w:rPr>
-      </w:pPr>
-    </w:p>
-    <w:p>
-      <w:pPr>
-        <w:jc w:val="center"/>
-        <w:rPr>
-          <w:b/>
-          <w:bCs/>
-          <w:color w:val="000000" w:themeColor="text1"/>
-          <w:sz w:val="24"/>
-          <w:szCs w:val="24"/>
-        </w:rPr>
-      </w:pPr>
-      <w:r>
-        <w:rPr>
-          <w:b/>
-          <w:bCs/>
-          <w:color w:val="000000" w:themeColor="text1"/>
-          <w:sz w:val="24"/>
-          <w:szCs w:val="24"/>
-        </w:rPr>
-        <w:t>MENUGASKAN</w:t>
-      </w:r>
-    </w:p>
-    <w:p>
-      <w:pPr>
-        <w:rPr>
-          <w:b/>
-          <w:bCs/>
-          <w:color w:val="000000" w:themeColor="text1"/>
-          <w:sz w:val="24"/>
-          <w:szCs w:val="24"/>
-        </w:rPr>
-      </w:pPr>
-      <w:proofErr w:type="spellStart"/>
-      <w:proofErr w:type="gramStart"/>
-      <w:r>
-        <w:rPr>
-          <w:b/>
-          <w:bCs/>
-          <w:color w:val="000000" w:themeColor="text1"/>
-          <w:sz w:val="24"/>
-          <w:szCs w:val="24"/>
-        </w:rPr>
-        <w:t>Kepada</w:t>
-      </w:r>
-      <w:proofErr w:type="spellEnd"/>
-      <w:r>
-        <w:rPr>
-          <w:b/>
-          <w:bCs/>
-          <w:color w:val="000000" w:themeColor="text1"/>
-          <w:sz w:val="24"/>
-          <w:szCs w:val="24"/>
-        </w:rPr>
-        <w:t xml:space="preserve"> :</w:t>
-      </w:r>
-      <w:proofErr w:type="gramEnd"/>
     </w:p>
     <w:p>
       <w:pPr>
@@ -2166,7 +2097,7 @@
           <w:sz w:val="24"/>
           <w:szCs w:val="24"/>
         </w:rPr>
-        <w:t xml:space="preserve">.     </w:t>
+        <w:t xml:space="preserve">.  </w:t>
       </w:r>
       <w:r>
         <w:rPr>
@@ -2198,18 +2129,6 @@
           <w:szCs w:val="24"/>
         </w:rPr>
         <w:tab/>
-        <w:t xml:space="preserve"> </w:t>
-      </w:r>
-      <w:r>
-        <w:rPr>
-          <w:rFonts w:eastAsia="Times New Roman"/>
-          <w:b/>
-          <w:bCs/>
-          <w:color w:val="000000" w:themeColor="text1"/>
-          <w:sz w:val="24"/>
-          <w:szCs w:val="24"/>
-        </w:rPr>
-        <w:tab/>
       </w:r>
       <w:r>
         <w:rPr>
@@ -2239,15 +2158,6 @@
           <w:szCs w:val="24"/>
         </w:rPr>
         <w:t>}</w:t>
-      </w:r>
-      <w:r>
-        <w:rPr>
-          <w:rFonts w:eastAsia="Times New Roman"/>
-          <w:color w:val="000000" w:themeColor="text1"/>
-          <w:sz w:val="24"/>
-          <w:szCs w:val="24"/>
-        </w:rPr>
-        <w:t xml:space="preserve"> </w:t>
       </w:r>
     </w:p>
     <w:p>
@@ -2285,25 +2195,6 @@
           <w:sz w:val="24"/>
           <w:szCs w:val="24"/>
         </w:rPr>
-        <w:t xml:space="preserve">         </w:t>
-      </w:r>
-      <w:r>
-        <w:rPr>
-          <w:rFonts w:eastAsia="Times New Roman"/>
-          <w:color w:val="000000" w:themeColor="text1"/>
-          <w:sz w:val="24"/>
-          <w:szCs w:val="24"/>
-        </w:rPr>
-        <w:tab/>
-        <w:t xml:space="preserve"> </w:t>
-      </w:r>
-      <w:r>
-        <w:rPr>
-          <w:rFonts w:eastAsia="Times New Roman"/>
-          <w:color w:val="000000" w:themeColor="text1"/>
-          <w:sz w:val="24"/>
-          <w:szCs w:val="24"/>
-        </w:rPr>
         <w:t>NIP</w:t>
       </w:r>
       <w:r>
@@ -2416,14 +2307,34 @@
           <w:szCs w:val="24"/>
         </w:rPr>
       </w:pPr>
-      <w:r>
-        <w:rPr>
-          <w:rFonts w:eastAsia="Times New Roman"/>
-          <w:color w:val="000000" w:themeColor="text1"/>
-          <w:sz w:val="24"/>
-          <w:szCs w:val="24"/>
-        </w:rPr>
-        <w:t xml:space="preserve">        </w:t>
+      <w:proofErr w:type="spellStart"/>
+      <w:r>
+        <w:rPr>
+          <w:rFonts w:eastAsia="Times New Roman"/>
+          <w:color w:val="000000" w:themeColor="text1"/>
+          <w:sz w:val="24"/>
+          <w:szCs w:val="24"/>
+        </w:rPr>
+        <w:t>Pangkat</w:t>
+      </w:r>
+      <w:proofErr w:type="spellEnd"/>
+      <w:r>
+        <w:rPr>
+          <w:rFonts w:eastAsia="Times New Roman"/>
+          <w:color w:val="000000" w:themeColor="text1"/>
+          <w:sz w:val="24"/>
+          <w:szCs w:val="24"/>
+        </w:rPr>
+        <w:t xml:space="preserve">/Gol. </w:t>
+      </w:r>
+      <w:r>
+        <w:rPr>
+          <w:rFonts w:eastAsia="Times New Roman"/>
+          <w:color w:val="000000" w:themeColor="text1"/>
+          <w:sz w:val="24"/>
+          <w:szCs w:val="24"/>
+        </w:rPr>
+        <w:t xml:space="preserve"> </w:t>
       </w:r>
       <w:r>
         <w:rPr>
@@ -2434,64 +2345,6 @@
         </w:rPr>
         <w:tab/>
       </w:r>
-      <w:r>
-        <w:rPr>
-          <w:rFonts w:eastAsia="Times New Roman"/>
-          <w:color w:val="000000" w:themeColor="text1"/>
-          <w:sz w:val="24"/>
-          <w:szCs w:val="24"/>
-        </w:rPr>
-        <w:t xml:space="preserve"> </w:t>
-      </w:r>
-      <w:proofErr w:type="spellStart"/>
-      <w:r>
-        <w:rPr>
-          <w:rFonts w:eastAsia="Times New Roman"/>
-          <w:color w:val="000000" w:themeColor="text1"/>
-          <w:sz w:val="24"/>
-          <w:szCs w:val="24"/>
-        </w:rPr>
-        <w:t>Pangkat</w:t>
-      </w:r>
-      <w:proofErr w:type="spellEnd"/>
-      <w:r>
-        <w:rPr>
-          <w:rFonts w:eastAsia="Times New Roman"/>
-          <w:color w:val="000000" w:themeColor="text1"/>
-          <w:sz w:val="24"/>
-          <w:szCs w:val="24"/>
-        </w:rPr>
-        <w:t>/</w:t>
-      </w:r>
-      <w:proofErr w:type="gramStart"/>
-      <w:r>
-        <w:rPr>
-          <w:rFonts w:eastAsia="Times New Roman"/>
-          <w:color w:val="000000" w:themeColor="text1"/>
-          <w:sz w:val="24"/>
-          <w:szCs w:val="24"/>
-        </w:rPr>
-        <w:t xml:space="preserve">Gol. </w:t>
-      </w:r>
-      <w:r>
-        <w:rPr>
-          <w:rFonts w:eastAsia="Times New Roman"/>
-          <w:color w:val="000000" w:themeColor="text1"/>
-          <w:sz w:val="24"/>
-          <w:szCs w:val="24"/>
-        </w:rPr>
-        <w:t xml:space="preserve"> </w:t>
-      </w:r>
-      <w:r>
-        <w:rPr>
-          <w:rFonts w:eastAsia="Times New Roman"/>
-          <w:color w:val="000000" w:themeColor="text1"/>
-          <w:sz w:val="24"/>
-          <w:szCs w:val="24"/>
-        </w:rPr>
-        <w:tab/>
-      </w:r>
-      <w:proofErr w:type="gramEnd"/>
       <w:r>
         <w:rPr>
           <w:rFonts w:eastAsia="Times New Roman"/>
@@ -2644,24 +2497,6 @@
           <w:szCs w:val="24"/>
         </w:rPr>
       </w:pPr>
-      <w:r>
-        <w:rPr>
-          <w:rFonts w:eastAsia="Times New Roman"/>
-          <w:color w:val="000000" w:themeColor="text1"/>
-          <w:sz w:val="24"/>
-          <w:szCs w:val="24"/>
-        </w:rPr>
-        <w:t xml:space="preserve">         </w:t>
-      </w:r>
-      <w:r>
-        <w:rPr>
-          <w:rFonts w:eastAsia="Times New Roman"/>
-          <w:color w:val="000000" w:themeColor="text1"/>
-          <w:sz w:val="24"/>
-          <w:szCs w:val="24"/>
-        </w:rPr>
-        <w:t xml:space="preserve">     </w:t>
-      </w:r>
       <w:proofErr w:type="spellStart"/>
       <w:r>
         <w:rPr>
@@ -2914,7 +2749,6 @@
         </w:rPr>
       </w:pPr>
       <w:proofErr w:type="spellStart"/>
-      <w:proofErr w:type="gramStart"/>
       <w:r>
         <w:rPr>
           <w:rFonts w:eastAsia="Times New Roman"/>
@@ -2934,17 +2768,7 @@
           <w:sz w:val="24"/>
           <w:szCs w:val="24"/>
         </w:rPr>
-        <w:t xml:space="preserve"> :</w:t>
-      </w:r>
-      <w:proofErr w:type="gramEnd"/>
-      <w:r>
-        <w:rPr>
-          <w:rFonts w:eastAsia="Times New Roman"/>
-          <w:color w:val="000000" w:themeColor="text1"/>
-          <w:sz w:val="24"/>
-          <w:szCs w:val="24"/>
-        </w:rPr>
-        <w:t xml:space="preserve"> </w:t>
+        <w:t xml:space="preserve"> : </w:t>
       </w:r>
       <w:r>
         <w:rPr>
@@ -3020,21 +2844,16 @@
         <w:t>}</w:t>
       </w:r>
       <w:r>
+        <w:t xml:space="preserve"> Pada </w:t>
+      </w:r>
+      <w:r>
         <w:t xml:space="preserve"> </w:t>
       </w:r>
-      <w:proofErr w:type="gramStart"/>
-      <w:r>
-        <w:t xml:space="preserve">Pada </w:t>
-      </w:r>
-      <w:r>
-        <w:t xml:space="preserve"> </w:t>
-      </w:r>
       <w:proofErr w:type="spellStart"/>
       <w:r>
         <w:t>Tanggal</w:t>
       </w:r>
       <w:proofErr w:type="spellEnd"/>
-      <w:proofErr w:type="gramEnd"/>
       <w:r>
         <w:t xml:space="preserve"> : ${</w:t>
       </w:r>
@@ -3101,17 +2920,8 @@
           <w:b/>
           <w:bCs/>
         </w:rPr>
-        <w:t>FIRDAUS, S.</w:t>
-      </w:r>
-      <w:proofErr w:type="gramStart"/>
-      <w:r>
-        <w:rPr>
-          <w:b/>
-          <w:bCs/>
-        </w:rPr>
-        <w:t>PD.I</w:t>
-      </w:r>
-      <w:proofErr w:type="gramEnd"/>
+        <w:t>FIRDAUS, S.PD.I</w:t>
+      </w:r>
     </w:p>
     <w:p>
       <w:pPr>
@@ -3125,12 +2935,7 @@
       </w:pPr>
     </w:p>
     <w:sectPr>
-      <w:headerReference w:type="even" r:id="rId6"/>
-      <w:headerReference w:type="default" r:id="rId7"/>
-      <w:footerReference w:type="even" r:id="rId8"/>
-      <w:footerReference w:type="default" r:id="rId9"/>
-      <w:headerReference w:type="first" r:id="rId10"/>
-      <w:footerReference w:type="first" r:id="rId11"/>
+      <w:headerReference w:type="default" r:id="rId6"/>
       <w:pgSz w:w="11905" w:h="16837"/>
       <w:pgMar w:top="1440" w:right="1440" w:bottom="1440" w:left="1440" w:header="720" w:footer="720" w:gutter="0"/>
       <w:cols w:space="720"/>
@@ -3164,36 +2969,6 @@
 </w:endnotes>
 </file>
 
-<file path=word/footer1.xml><?xml version="1.0" encoding="utf-8"?>
-<w:ftr xmlns:wpc="http://schemas.microsoft.com/office/word/2010/wordprocessingCanvas" xmlns:cx="http://schemas.microsoft.com/office/drawing/2014/chartex" xmlns:cx1="http://schemas.microsoft.com/office/drawing/2015/9/8/chartex" xmlns:cx2="http://schemas.microsoft.com/office/drawing/2015/10/21/chartex" xmlns:cx3="http://schemas.microsoft.com/office/drawing/2016/5/9/chartex" xmlns:cx4="http://schemas.microsoft.com/office/drawing/2016/5/10/chartex" xmlns:cx5="http://schemas.microsoft.com/office/drawing/2016/5/11/chartex" xmlns:cx6="http://schemas.microsoft.com/office/drawing/2016/5/12/chartex" xmlns:cx7="http://schemas.microsoft.com/office/drawing/2016/5/13/chartex" xmlns:cx8="http://schemas.microsoft.com/office/drawing/2016/5/14/chartex" xmlns:mc="http://schemas.openxmlformats.org/markup-compatibility/2006" xmlns:aink="http://schemas.microsoft.com/office/drawing/2016/ink" xmlns:am3d="http://schemas.microsoft.com/office/drawing/2017/model3d" xmlns:o="urn:schemas-microsoft-com:office:office" xmlns:r="http://schemas.openxmlformats.org/officeDocument/2006/relationships" xmlns:m="http://schemas.openxmlformats.org/officeDocument/2006/math" xmlns:v="urn:schemas-microsoft-com:vml" xmlns:wp14="http://schemas.microsoft.com/office/word/2010/wordprocessingDrawing" xmlns:wp="http://schemas.openxmlformats.org/drawingml/2006/wordprocessingDrawing" xmlns:w10="urn:schemas-microsoft-com:office:word" xmlns:w="http://schemas.openxmlformats.org/wordprocessingml/2006/main" xmlns:w14="http://schemas.microsoft.com/office/word/2010/wordml" xmlns:w15="http://schemas.microsoft.com/office/word/2012/wordml" xmlns:w16cex="http://schemas.microsoft.com/office/word/2018/wordml/cex" xmlns:w16cid="http://schemas.microsoft.com/office/word/2016/wordml/cid" xmlns:w16="http://schemas.microsoft.com/office/word/2018/wordml" xmlns:w16sdtdh="http://schemas.microsoft.com/office/word/2020/wordml/sdtdatahash" xmlns:w16se="http://schemas.microsoft.com/office/word/2015/wordml/symex" xmlns:wpg="http://schemas.microsoft.com/office/word/2010/wordprocessingGroup" xmlns:wpi="http://schemas.microsoft.com/office/word/2010/wordprocessingInk" xmlns:wne="http://schemas.microsoft.com/office/word/2006/wordml" xmlns:wps="http://schemas.microsoft.com/office/word/2010/wordprocessingShape" mc:Ignorable="w14 w15 w16se w16cid w16 w16cex w16sdtdh wp14">
-  <w:p>
-    <w:pPr>
-      <w:pStyle w:val="Footer"/>
-    </w:pPr>
-  </w:p>
-</w:ftr>
-</file>
-
-<file path=word/footer2.xml><?xml version="1.0" encoding="utf-8"?>
-<w:ftr xmlns:wpc="http://schemas.microsoft.com/office/word/2010/wordprocessingCanvas" xmlns:cx="http://schemas.microsoft.com/office/drawing/2014/chartex" xmlns:cx1="http://schemas.microsoft.com/office/drawing/2015/9/8/chartex" xmlns:cx2="http://schemas.microsoft.com/office/drawing/2015/10/21/chartex" xmlns:cx3="http://schemas.microsoft.com/office/drawing/2016/5/9/chartex" xmlns:cx4="http://schemas.microsoft.com/office/drawing/2016/5/10/chartex" xmlns:cx5="http://schemas.microsoft.com/office/drawing/2016/5/11/chartex" xmlns:cx6="http://schemas.microsoft.com/office/drawing/2016/5/12/chartex" xmlns:cx7="http://schemas.microsoft.com/office/drawing/2016/5/13/chartex" xmlns:cx8="http://schemas.microsoft.com/office/drawing/2016/5/14/chartex" xmlns:mc="http://schemas.openxmlformats.org/markup-compatibility/2006" xmlns:aink="http://schemas.microsoft.com/office/drawing/2016/ink" xmlns:am3d="http://schemas.microsoft.com/office/drawing/2017/model3d" xmlns:o="urn:schemas-microsoft-com:office:office" xmlns:r="http://schemas.openxmlformats.org/officeDocument/2006/relationships" xmlns:m="http://schemas.openxmlformats.org/officeDocument/2006/math" xmlns:v="urn:schemas-microsoft-com:vml" xmlns:wp14="http://schemas.microsoft.com/office/word/2010/wordprocessingDrawing" xmlns:wp="http://schemas.openxmlformats.org/drawingml/2006/wordprocessingDrawing" xmlns:w10="urn:schemas-microsoft-com:office:word" xmlns:w="http://schemas.openxmlformats.org/wordprocessingml/2006/main" xmlns:w14="http://schemas.microsoft.com/office/word/2010/wordml" xmlns:w15="http://schemas.microsoft.com/office/word/2012/wordml" xmlns:w16cex="http://schemas.microsoft.com/office/word/2018/wordml/cex" xmlns:w16cid="http://schemas.microsoft.com/office/word/2016/wordml/cid" xmlns:w16="http://schemas.microsoft.com/office/word/2018/wordml" xmlns:w16sdtdh="http://schemas.microsoft.com/office/word/2020/wordml/sdtdatahash" xmlns:w16se="http://schemas.microsoft.com/office/word/2015/wordml/symex" xmlns:wpg="http://schemas.microsoft.com/office/word/2010/wordprocessingGroup" xmlns:wpi="http://schemas.microsoft.com/office/word/2010/wordprocessingInk" xmlns:wne="http://schemas.microsoft.com/office/word/2006/wordml" xmlns:wps="http://schemas.microsoft.com/office/word/2010/wordprocessingShape" mc:Ignorable="w14 w15 w16se w16cid w16 w16cex w16sdtdh wp14">
-  <w:p>
-    <w:pPr>
-      <w:pStyle w:val="Footer"/>
-    </w:pPr>
-  </w:p>
-</w:ftr>
-</file>
-
-<file path=word/footer3.xml><?xml version="1.0" encoding="utf-8"?>
-<w:ftr xmlns:wpc="http://schemas.microsoft.com/office/word/2010/wordprocessingCanvas" xmlns:cx="http://schemas.microsoft.com/office/drawing/2014/chartex" xmlns:cx1="http://schemas.microsoft.com/office/drawing/2015/9/8/chartex" xmlns:cx2="http://schemas.microsoft.com/office/drawing/2015/10/21/chartex" xmlns:cx3="http://schemas.microsoft.com/office/drawing/2016/5/9/chartex" xmlns:cx4="http://schemas.microsoft.com/office/drawing/2016/5/10/chartex" xmlns:cx5="http://schemas.microsoft.com/office/drawing/2016/5/11/chartex" xmlns:cx6="http://schemas.microsoft.com/office/drawing/2016/5/12/chartex" xmlns:cx7="http://schemas.microsoft.com/office/drawing/2016/5/13/chartex" xmlns:cx8="http://schemas.microsoft.com/office/drawing/2016/5/14/chartex" xmlns:mc="http://schemas.openxmlformats.org/markup-compatibility/2006" xmlns:aink="http://schemas.microsoft.com/office/drawing/2016/ink" xmlns:am3d="http://schemas.microsoft.com/office/drawing/2017/model3d" xmlns:o="urn:schemas-microsoft-com:office:office" xmlns:r="http://schemas.openxmlformats.org/officeDocument/2006/relationships" xmlns:m="http://schemas.openxmlformats.org/officeDocument/2006/math" xmlns:v="urn:schemas-microsoft-com:vml" xmlns:wp14="http://schemas.microsoft.com/office/word/2010/wordprocessingDrawing" xmlns:wp="http://schemas.openxmlformats.org/drawingml/2006/wordprocessingDrawing" xmlns:w10="urn:schemas-microsoft-com:office:word" xmlns:w="http://schemas.openxmlformats.org/wordprocessingml/2006/main" xmlns:w14="http://schemas.microsoft.com/office/word/2010/wordml" xmlns:w15="http://schemas.microsoft.com/office/word/2012/wordml" xmlns:w16cex="http://schemas.microsoft.com/office/word/2018/wordml/cex" xmlns:w16cid="http://schemas.microsoft.com/office/word/2016/wordml/cid" xmlns:w16="http://schemas.microsoft.com/office/word/2018/wordml" xmlns:w16sdtdh="http://schemas.microsoft.com/office/word/2020/wordml/sdtdatahash" xmlns:w16se="http://schemas.microsoft.com/office/word/2015/wordml/symex" xmlns:wpg="http://schemas.microsoft.com/office/word/2010/wordprocessingGroup" xmlns:wpi="http://schemas.microsoft.com/office/word/2010/wordprocessingInk" xmlns:wne="http://schemas.microsoft.com/office/word/2006/wordml" xmlns:wps="http://schemas.microsoft.com/office/word/2010/wordprocessingShape" mc:Ignorable="w14 w15 w16se w16cid w16 w16cex w16sdtdh wp14">
-  <w:p>
-    <w:pPr>
-      <w:pStyle w:val="Footer"/>
-    </w:pPr>
-  </w:p>
-</w:ftr>
-</file>
-
 <file path=word/footnotes.xml><?xml version="1.0" encoding="utf-8"?>
 <w:footnotes xmlns:wpc="http://schemas.microsoft.com/office/word/2010/wordprocessingCanvas" xmlns:cx="http://schemas.microsoft.com/office/drawing/2014/chartex" xmlns:cx1="http://schemas.microsoft.com/office/drawing/2015/9/8/chartex" xmlns:cx2="http://schemas.microsoft.com/office/drawing/2015/10/21/chartex" xmlns:cx3="http://schemas.microsoft.com/office/drawing/2016/5/9/chartex" xmlns:cx4="http://schemas.microsoft.com/office/drawing/2016/5/10/chartex" xmlns:cx5="http://schemas.microsoft.com/office/drawing/2016/5/11/chartex" xmlns:cx6="http://schemas.microsoft.com/office/drawing/2016/5/12/chartex" xmlns:cx7="http://schemas.microsoft.com/office/drawing/2016/5/13/chartex" xmlns:cx8="http://schemas.microsoft.com/office/drawing/2016/5/14/chartex" xmlns:mc="http://schemas.openxmlformats.org/markup-compatibility/2006" xmlns:aink="http://schemas.microsoft.com/office/drawing/2016/ink" xmlns:am3d="http://schemas.microsoft.com/office/drawing/2017/model3d" xmlns:o="urn:schemas-microsoft-com:office:office" xmlns:r="http://schemas.openxmlformats.org/officeDocument/2006/relationships" xmlns:m="http://schemas.openxmlformats.org/officeDocument/2006/math" xmlns:v="urn:schemas-microsoft-com:vml" xmlns:wp14="http://schemas.microsoft.com/office/word/2010/wordprocessingDrawing" xmlns:wp="http://schemas.openxmlformats.org/drawingml/2006/wordprocessingDrawing" xmlns:w10="urn:schemas-microsoft-com:office:word" xmlns:w="http://schemas.openxmlformats.org/wordprocessingml/2006/main" xmlns:w14="http://schemas.microsoft.com/office/word/2010/wordml" xmlns:w15="http://schemas.microsoft.com/office/word/2012/wordml" xmlns:w16cex="http://schemas.microsoft.com/office/word/2018/wordml/cex" xmlns:w16cid="http://schemas.microsoft.com/office/word/2016/wordml/cid" xmlns:w16="http://schemas.microsoft.com/office/word/2018/wordml" xmlns:w16sdtdh="http://schemas.microsoft.com/office/word/2020/wordml/sdtdatahash" xmlns:w16se="http://schemas.microsoft.com/office/word/2015/wordml/symex" xmlns:wpg="http://schemas.microsoft.com/office/word/2010/wordprocessingGroup" xmlns:wpi="http://schemas.microsoft.com/office/word/2010/wordprocessingInk" xmlns:wne="http://schemas.microsoft.com/office/word/2006/wordml" xmlns:wps="http://schemas.microsoft.com/office/word/2010/wordprocessingShape" mc:Ignorable="w14 w15 w16se w16cid w16 w16cex w16sdtdh wp14">
   <w:footnote w:type="separator" w:id="-1">
@@ -3220,16 +2995,6 @@
 </file>
 
 <file path=word/header1.xml><?xml version="1.0" encoding="utf-8"?>
-<w:hdr xmlns:wpc="http://schemas.microsoft.com/office/word/2010/wordprocessingCanvas" xmlns:cx="http://schemas.microsoft.com/office/drawing/2014/chartex" xmlns:cx1="http://schemas.microsoft.com/office/drawing/2015/9/8/chartex" xmlns:cx2="http://schemas.microsoft.com/office/drawing/2015/10/21/chartex" xmlns:cx3="http://schemas.microsoft.com/office/drawing/2016/5/9/chartex" xmlns:cx4="http://schemas.microsoft.com/office/drawing/2016/5/10/chartex" xmlns:cx5="http://schemas.microsoft.com/office/drawing/2016/5/11/chartex" xmlns:cx6="http://schemas.microsoft.com/office/drawing/2016/5/12/chartex" xmlns:cx7="http://schemas.microsoft.com/office/drawing/2016/5/13/chartex" xmlns:cx8="http://schemas.microsoft.com/office/drawing/2016/5/14/chartex" xmlns:mc="http://schemas.openxmlformats.org/markup-compatibility/2006" xmlns:aink="http://schemas.microsoft.com/office/drawing/2016/ink" xmlns:am3d="http://schemas.microsoft.com/office/drawing/2017/model3d" xmlns:o="urn:schemas-microsoft-com:office:office" xmlns:r="http://schemas.openxmlformats.org/officeDocument/2006/relationships" xmlns:m="http://schemas.openxmlformats.org/officeDocument/2006/math" xmlns:v="urn:schemas-microsoft-com:vml" xmlns:wp14="http://schemas.microsoft.com/office/word/2010/wordprocessingDrawing" xmlns:wp="http://schemas.openxmlformats.org/drawingml/2006/wordprocessingDrawing" xmlns:w10="urn:schemas-microsoft-com:office:word" xmlns:w="http://schemas.openxmlformats.org/wordprocessingml/2006/main" xmlns:w14="http://schemas.microsoft.com/office/word/2010/wordml" xmlns:w15="http://schemas.microsoft.com/office/word/2012/wordml" xmlns:w16cex="http://schemas.microsoft.com/office/word/2018/wordml/cex" xmlns:w16cid="http://schemas.microsoft.com/office/word/2016/wordml/cid" xmlns:w16="http://schemas.microsoft.com/office/word/2018/wordml" xmlns:w16sdtdh="http://schemas.microsoft.com/office/word/2020/wordml/sdtdatahash" xmlns:w16se="http://schemas.microsoft.com/office/word/2015/wordml/symex" xmlns:wpg="http://schemas.microsoft.com/office/word/2010/wordprocessingGroup" xmlns:wpi="http://schemas.microsoft.com/office/word/2010/wordprocessingInk" xmlns:wne="http://schemas.microsoft.com/office/word/2006/wordml" xmlns:wps="http://schemas.microsoft.com/office/word/2010/wordprocessingShape" mc:Ignorable="w14 w15 w16se w16cid w16 w16cex w16sdtdh wp14">
-  <w:p>
-    <w:pPr>
-      <w:pStyle w:val="Header"/>
-    </w:pPr>
-  </w:p>
-</w:hdr>
-</file>
-
-<file path=word/header2.xml><?xml version="1.0" encoding="utf-8"?>
 <w:hdr xmlns:wpc="http://schemas.microsoft.com/office/word/2010/wordprocessingCanvas" xmlns:cx="http://schemas.microsoft.com/office/drawing/2014/chartex" xmlns:cx1="http://schemas.microsoft.com/office/drawing/2015/9/8/chartex" xmlns:cx2="http://schemas.microsoft.com/office/drawing/2015/10/21/chartex" xmlns:cx3="http://schemas.microsoft.com/office/drawing/2016/5/9/chartex" xmlns:cx4="http://schemas.microsoft.com/office/drawing/2016/5/10/chartex" xmlns:cx5="http://schemas.microsoft.com/office/drawing/2016/5/11/chartex" xmlns:cx6="http://schemas.microsoft.com/office/drawing/2016/5/12/chartex" xmlns:cx7="http://schemas.microsoft.com/office/drawing/2016/5/13/chartex" xmlns:cx8="http://schemas.microsoft.com/office/drawing/2016/5/14/chartex" xmlns:mc="http://schemas.openxmlformats.org/markup-compatibility/2006" xmlns:aink="http://schemas.microsoft.com/office/drawing/2016/ink" xmlns:am3d="http://schemas.microsoft.com/office/drawing/2017/model3d" xmlns:o="urn:schemas-microsoft-com:office:office" xmlns:r="http://schemas.openxmlformats.org/officeDocument/2006/relationships" xmlns:m="http://schemas.openxmlformats.org/officeDocument/2006/math" xmlns:v="urn:schemas-microsoft-com:vml" xmlns:wp14="http://schemas.microsoft.com/office/word/2010/wordprocessingDrawing" xmlns:wp="http://schemas.openxmlformats.org/drawingml/2006/wordprocessingDrawing" xmlns:w10="urn:schemas-microsoft-com:office:word" xmlns:w="http://schemas.openxmlformats.org/wordprocessingml/2006/main" xmlns:w14="http://schemas.microsoft.com/office/word/2010/wordml" xmlns:w15="http://schemas.microsoft.com/office/word/2012/wordml" xmlns:w16cex="http://schemas.microsoft.com/office/word/2018/wordml/cex" xmlns:w16cid="http://schemas.microsoft.com/office/word/2016/wordml/cid" xmlns:w16="http://schemas.microsoft.com/office/word/2018/wordml" xmlns:w16sdtdh="http://schemas.microsoft.com/office/word/2020/wordml/sdtdatahash" xmlns:w16se="http://schemas.microsoft.com/office/word/2015/wordml/symex" xmlns:wpg="http://schemas.microsoft.com/office/word/2010/wordprocessingGroup" xmlns:wpi="http://schemas.microsoft.com/office/word/2010/wordprocessingInk" xmlns:wne="http://schemas.microsoft.com/office/word/2006/wordml" xmlns:wps="http://schemas.microsoft.com/office/word/2010/wordprocessingShape" mc:Ignorable="w14 w15 w16se w16cid w16 w16cex w16sdtdh wp14">
   <w:p>
     <w:pPr>
@@ -3334,15 +3099,7 @@
               <w:sz w:val="32"/>
               <w:szCs w:val="32"/>
             </w:rPr>
-            <w:t xml:space="preserve">P E M E R I N T A </w:t>
-          </w:r>
-          <w:proofErr w:type="gramStart"/>
-          <w:r>
-            <w:rPr>
-              <w:sz w:val="32"/>
-              <w:szCs w:val="32"/>
-            </w:rPr>
-            <w:t xml:space="preserve">H </w:t>
+            <w:t xml:space="preserve">P E M E R I N T A H </w:t>
           </w:r>
           <w:r>
             <w:rPr>
@@ -3356,15 +3113,7 @@
               <w:sz w:val="32"/>
               <w:szCs w:val="32"/>
             </w:rPr>
-            <w:t>K</w:t>
-          </w:r>
-          <w:proofErr w:type="gramEnd"/>
-          <w:r>
-            <w:rPr>
-              <w:sz w:val="32"/>
-              <w:szCs w:val="32"/>
-            </w:rPr>
-            <w:t xml:space="preserve"> O T A</w:t>
+            <w:t>K O T A</w:t>
           </w:r>
           <w:r>
             <w:rPr>
@@ -3433,7 +3182,6 @@
             <w:t xml:space="preserve"> </w:t>
           </w:r>
           <w:proofErr w:type="spellStart"/>
-          <w:proofErr w:type="gramStart"/>
           <w:r>
             <w:rPr>
               <w:b/>
@@ -3454,15 +3202,7 @@
               <w:b/>
               <w:bCs/>
             </w:rPr>
-            <w:t>,</w:t>
-          </w:r>
-          <w:proofErr w:type="gramEnd"/>
-          <w:r>
-            <w:rPr>
-              <w:b/>
-              <w:bCs/>
-            </w:rPr>
-            <w:t xml:space="preserve"> </w:t>
+            <w:t xml:space="preserve">, </w:t>
           </w:r>
           <w:r>
             <w:rPr>
@@ -3498,13 +3238,8 @@
           <w:pPr>
             <w:jc w:val="center"/>
           </w:pPr>
-          <w:proofErr w:type="gramStart"/>
           <w:r>
-            <w:t>Email :</w:t>
-          </w:r>
-          <w:proofErr w:type="gramEnd"/>
-          <w:r>
-            <w:t xml:space="preserve"> kotasabang@kotasabang.go.id</w:t>
+            <w:t>Email : kotasabang@kotasabang.go.id</w:t>
           </w:r>
         </w:p>
       </w:tc>
@@ -3540,16 +3275,6 @@
     </w:tr>
   </w:tbl>
   <w:p/>
-</w:hdr>
-</file>
-
-<file path=word/header3.xml><?xml version="1.0" encoding="utf-8"?>
-<w:hdr xmlns:wpc="http://schemas.microsoft.com/office/word/2010/wordprocessingCanvas" xmlns:cx="http://schemas.microsoft.com/office/drawing/2014/chartex" xmlns:cx1="http://schemas.microsoft.com/office/drawing/2015/9/8/chartex" xmlns:cx2="http://schemas.microsoft.com/office/drawing/2015/10/21/chartex" xmlns:cx3="http://schemas.microsoft.com/office/drawing/2016/5/9/chartex" xmlns:cx4="http://schemas.microsoft.com/office/drawing/2016/5/10/chartex" xmlns:cx5="http://schemas.microsoft.com/office/drawing/2016/5/11/chartex" xmlns:cx6="http://schemas.microsoft.com/office/drawing/2016/5/12/chartex" xmlns:cx7="http://schemas.microsoft.com/office/drawing/2016/5/13/chartex" xmlns:cx8="http://schemas.microsoft.com/office/drawing/2016/5/14/chartex" xmlns:mc="http://schemas.openxmlformats.org/markup-compatibility/2006" xmlns:aink="http://schemas.microsoft.com/office/drawing/2016/ink" xmlns:am3d="http://schemas.microsoft.com/office/drawing/2017/model3d" xmlns:o="urn:schemas-microsoft-com:office:office" xmlns:r="http://schemas.openxmlformats.org/officeDocument/2006/relationships" xmlns:m="http://schemas.openxmlformats.org/officeDocument/2006/math" xmlns:v="urn:schemas-microsoft-com:vml" xmlns:wp14="http://schemas.microsoft.com/office/word/2010/wordprocessingDrawing" xmlns:wp="http://schemas.openxmlformats.org/drawingml/2006/wordprocessingDrawing" xmlns:w10="urn:schemas-microsoft-com:office:word" xmlns:w="http://schemas.openxmlformats.org/wordprocessingml/2006/main" xmlns:w14="http://schemas.microsoft.com/office/word/2010/wordml" xmlns:w15="http://schemas.microsoft.com/office/word/2012/wordml" xmlns:w16cex="http://schemas.microsoft.com/office/word/2018/wordml/cex" xmlns:w16cid="http://schemas.microsoft.com/office/word/2016/wordml/cid" xmlns:w16="http://schemas.microsoft.com/office/word/2018/wordml" xmlns:w16sdtdh="http://schemas.microsoft.com/office/word/2020/wordml/sdtdatahash" xmlns:w16se="http://schemas.microsoft.com/office/word/2015/wordml/symex" xmlns:wpg="http://schemas.microsoft.com/office/word/2010/wordprocessingGroup" xmlns:wpi="http://schemas.microsoft.com/office/word/2010/wordprocessingInk" xmlns:wne="http://schemas.microsoft.com/office/word/2006/wordml" xmlns:wps="http://schemas.microsoft.com/office/word/2010/wordprocessingShape" mc:Ignorable="w14 w15 w16se w16cid w16 w16cex w16sdtdh wp14">
-  <w:p>
-    <w:pPr>
-      <w:pStyle w:val="Header"/>
-    </w:pPr>
-  </w:p>
 </w:hdr>
 </file>
 
